--- a/paper/working-praxis-20261024/Identifying_Autonomous_AI_APT_Working_Praxis.docx
+++ b/paper/working-praxis-20261024/Identifying_Autonomous_AI_APT_Working_Praxis.docx
@@ -102,6 +102,11 @@
           <w:color w:val="C00000"/>
         </w:rPr>
         <w:br/>
+      </w:r>
+      <w:r>
+        <w:rPr>
+          <w:color w:val="C00000"/>
+        </w:rPr>
         <w:t>Formal collection is incomplete. Red text identifies proposed details, unresolved inputs and illustrative outcomes. No illustrative value is an experimental finding.</w:t>
       </w:r>
     </w:p>
@@ -114,9 +119,8 @@
       <w:pPr>
         <w:pStyle w:val="Heading1"/>
       </w:pPr>
-      <w:bookmarkStart w:id="0" w:name="_Toc243737754"/>
-      <w:r>
-        <w:lastRenderedPageBreak/>
+      <w:bookmarkStart w:id="0" w:name="_Toc243744353"/>
+      <w:r>
         <w:t>Certification Pending</w:t>
       </w:r>
       <w:bookmarkEnd w:id="0"/>
@@ -153,7 +157,6 @@
         <w:jc w:val="center"/>
       </w:pPr>
       <w:r>
-        <w:lastRenderedPageBreak/>
         <w:t>Copyright 2026 by Gary Pagan</w:t>
       </w:r>
     </w:p>
@@ -170,7 +173,7 @@
       <w:pPr>
         <w:pStyle w:val="Heading2"/>
       </w:pPr>
-      <w:bookmarkStart w:id="1" w:name="_Toc243737755"/>
+      <w:bookmarkStart w:id="1" w:name="_Toc243744354"/>
       <w:r>
         <w:t>Draft Use and Evidence Convention</w:t>
       </w:r>
@@ -195,9 +198,8 @@
       <w:pPr>
         <w:pStyle w:val="Heading1"/>
       </w:pPr>
-      <w:bookmarkStart w:id="2" w:name="_Toc243737756"/>
-      <w:r>
-        <w:lastRenderedPageBreak/>
+      <w:bookmarkStart w:id="2" w:name="_Toc243744355"/>
+      <w:r>
         <w:t>Abstract of Praxis</w:t>
       </w:r>
       <w:bookmarkEnd w:id="2"/>
@@ -213,7 +215,13 @@
     </w:p>
     <w:p>
       <w:r>
-        <w:t>Autonomous artificial intelligence agents can perform cybersecurity actions, but distinguishing their behavior from human-operated activity remains sensitive to environment and collection method. This Praxis proposes a matched laboratory study of defender-visible host and network features during APT-like activity. Human red-team participants and autonomous agents will pursue equivalent objectives over five collection days using a published AWS range design. The intended external AI controller is an NVIDIA DGX Spark running locally supplied Gemma and Qwen variants. Command diversity and command-sequence transition entropy are the principal hypothesized features. Logistic regression will test transfer to unseen groups; support vector machines, trees, random forests, XGBoost and a tabular transformer will be compared under common grouped evaluation. EDA will assess completeness, dependence, feature stability and collection shortcuts. Trial-level macro-F1 is primary; false AI labels on humans, class recall, balanced accuracy, calibration and cost provide supporting evidence.</w:t>
+        <w:t>Autonomous artificial intelligence agents can perform cybersecurity actions, but distinguishing their behavior from human-operated activity remains sensitive to environment and collection method. This Praxis proposes a matched laboratory study of defender-visible host and network features during APT-like activity. Human red-team participants and autonomous agents will pursue equivalent objectives over five collection days using a published AWS range design. The intended external AI controller is an NVIDIA D</w:t>
+      </w:r>
+      <w:r>
+        <w:t>GX Spark running locally supplied Gemma and Qwen variants. Command diversity and command-sequence transition entropy are the principal hypothesized features. Logistic regression will test transfer to unseen groups; support vector machines, trees, random forests, XGBoost and a tabular transformer will be compared under common grouped evaluation. EDA will assess completeness, dependence, feature stability and collection shortcuts. Trial-level macro-F1 is primary; false AI labels on humans, class recall, balan</w:t>
+      </w:r>
+      <w:r>
+        <w:t>ced accuracy, calibration and cost provide supporting evidence.</w:t>
       </w:r>
     </w:p>
     <w:p>
@@ -238,9 +246,8 @@
       <w:pPr>
         <w:pStyle w:val="Heading1"/>
       </w:pPr>
-      <w:bookmarkStart w:id="3" w:name="_Toc243737757"/>
-      <w:r>
-        <w:lastRenderedPageBreak/>
+      <w:bookmarkStart w:id="3" w:name="_Toc243744356"/>
+      <w:r>
         <w:t>Table of Contents</w:t>
       </w:r>
       <w:bookmarkEnd w:id="3"/>
@@ -266,7 +273,7 @@
       <w:r>
         <w:fldChar w:fldCharType="separate"/>
       </w:r>
-      <w:hyperlink w:anchor="_Toc243737754" w:history="1">
+      <w:hyperlink w:anchor="_Toc243744353" w:history="1">
         <w:r>
           <w:rPr>
             <w:rStyle w:val="Hyperlink"/>
@@ -289,7 +296,7 @@
           <w:rPr>
             <w:webHidden/>
           </w:rPr>
-          <w:instrText xml:space="preserve"> PAGEREF _Toc243737754 \h </w:instrText>
+          <w:instrText xml:space="preserve"> PAGEREF _Toc243744353 \h </w:instrText>
         </w:r>
         <w:r>
           <w:rPr>
@@ -329,7 +336,7 @@
           <w14:ligatures w14:val="standardContextual"/>
         </w:rPr>
       </w:pPr>
-      <w:hyperlink w:anchor="_Toc243737755" w:history="1">
+      <w:hyperlink w:anchor="_Toc243744354" w:history="1">
         <w:r>
           <w:rPr>
             <w:rStyle w:val="Hyperlink"/>
@@ -356,7 +363,7 @@
             <w:noProof/>
             <w:webHidden/>
           </w:rPr>
-          <w:instrText xml:space="preserve"> PAGEREF _Toc243737755 \h </w:instrText>
+          <w:instrText xml:space="preserve"> PAGEREF _Toc243744354 \h </w:instrText>
         </w:r>
         <w:r>
           <w:rPr>
@@ -399,7 +406,7 @@
           <w14:ligatures w14:val="standardContextual"/>
         </w:rPr>
       </w:pPr>
-      <w:hyperlink w:anchor="_Toc243737756" w:history="1">
+      <w:hyperlink w:anchor="_Toc243744355" w:history="1">
         <w:r>
           <w:rPr>
             <w:rStyle w:val="Hyperlink"/>
@@ -422,7 +429,7 @@
           <w:rPr>
             <w:webHidden/>
           </w:rPr>
-          <w:instrText xml:space="preserve"> PAGEREF _Toc243737756 \h </w:instrText>
+          <w:instrText xml:space="preserve"> PAGEREF _Toc243744355 \h </w:instrText>
         </w:r>
         <w:r>
           <w:rPr>
@@ -461,7 +468,7 @@
           <w14:ligatures w14:val="standardContextual"/>
         </w:rPr>
       </w:pPr>
-      <w:hyperlink w:anchor="_Toc243737757" w:history="1">
+      <w:hyperlink w:anchor="_Toc243744356" w:history="1">
         <w:r>
           <w:rPr>
             <w:rStyle w:val="Hyperlink"/>
@@ -484,7 +491,7 @@
           <w:rPr>
             <w:webHidden/>
           </w:rPr>
-          <w:instrText xml:space="preserve"> PAGEREF _Toc243737757 \h </w:instrText>
+          <w:instrText xml:space="preserve"> PAGEREF _Toc243744356 \h </w:instrText>
         </w:r>
         <w:r>
           <w:rPr>
@@ -523,7 +530,7 @@
           <w14:ligatures w14:val="standardContextual"/>
         </w:rPr>
       </w:pPr>
-      <w:hyperlink w:anchor="_Toc243737758" w:history="1">
+      <w:hyperlink w:anchor="_Toc243744357" w:history="1">
         <w:r>
           <w:rPr>
             <w:rStyle w:val="Hyperlink"/>
@@ -546,7 +553,7 @@
           <w:rPr>
             <w:webHidden/>
           </w:rPr>
-          <w:instrText xml:space="preserve"> PAGEREF _Toc243737758 \h </w:instrText>
+          <w:instrText xml:space="preserve"> PAGEREF _Toc243744357 \h </w:instrText>
         </w:r>
         <w:r>
           <w:rPr>
@@ -585,7 +592,7 @@
           <w14:ligatures w14:val="standardContextual"/>
         </w:rPr>
       </w:pPr>
-      <w:hyperlink w:anchor="_Toc243737759" w:history="1">
+      <w:hyperlink w:anchor="_Toc243744358" w:history="1">
         <w:r>
           <w:rPr>
             <w:rStyle w:val="Hyperlink"/>
@@ -608,7 +615,7 @@
           <w:rPr>
             <w:webHidden/>
           </w:rPr>
-          <w:instrText xml:space="preserve"> PAGEREF _Toc243737759 \h </w:instrText>
+          <w:instrText xml:space="preserve"> PAGEREF _Toc243744358 \h </w:instrText>
         </w:r>
         <w:r>
           <w:rPr>
@@ -647,7 +654,7 @@
           <w14:ligatures w14:val="standardContextual"/>
         </w:rPr>
       </w:pPr>
-      <w:hyperlink w:anchor="_Toc243737760" w:history="1">
+      <w:hyperlink w:anchor="_Toc243744359" w:history="1">
         <w:r>
           <w:rPr>
             <w:rStyle w:val="Hyperlink"/>
@@ -670,7 +677,7 @@
           <w:rPr>
             <w:webHidden/>
           </w:rPr>
-          <w:instrText xml:space="preserve"> PAGEREF _Toc243737760 \h </w:instrText>
+          <w:instrText xml:space="preserve"> PAGEREF _Toc243744359 \h </w:instrText>
         </w:r>
         <w:r>
           <w:rPr>
@@ -709,7 +716,7 @@
           <w14:ligatures w14:val="standardContextual"/>
         </w:rPr>
       </w:pPr>
-      <w:hyperlink w:anchor="_Toc243737761" w:history="1">
+      <w:hyperlink w:anchor="_Toc243744360" w:history="1">
         <w:r>
           <w:rPr>
             <w:rStyle w:val="Hyperlink"/>
@@ -732,7 +739,7 @@
           <w:rPr>
             <w:webHidden/>
           </w:rPr>
-          <w:instrText xml:space="preserve"> PAGEREF _Toc243737761 \h </w:instrText>
+          <w:instrText xml:space="preserve"> PAGEREF _Toc243744360 \h </w:instrText>
         </w:r>
         <w:r>
           <w:rPr>
@@ -772,7 +779,7 @@
           <w14:ligatures w14:val="standardContextual"/>
         </w:rPr>
       </w:pPr>
-      <w:hyperlink w:anchor="_Toc243737762" w:history="1">
+      <w:hyperlink w:anchor="_Toc243744361" w:history="1">
         <w:r>
           <w:rPr>
             <w:rStyle w:val="Hyperlink"/>
@@ -799,7 +806,7 @@
             <w:noProof/>
             <w:webHidden/>
           </w:rPr>
-          <w:instrText xml:space="preserve"> PAGEREF _Toc243737762 \h </w:instrText>
+          <w:instrText xml:space="preserve"> PAGEREF _Toc243744361 \h </w:instrText>
         </w:r>
         <w:r>
           <w:rPr>
@@ -843,7 +850,7 @@
           <w14:ligatures w14:val="standardContextual"/>
         </w:rPr>
       </w:pPr>
-      <w:hyperlink w:anchor="_Toc243737763" w:history="1">
+      <w:hyperlink w:anchor="_Toc243744362" w:history="1">
         <w:r>
           <w:rPr>
             <w:rStyle w:val="Hyperlink"/>
@@ -870,7 +877,7 @@
             <w:noProof/>
             <w:webHidden/>
           </w:rPr>
-          <w:instrText xml:space="preserve"> PAGEREF _Toc243737763 \h </w:instrText>
+          <w:instrText xml:space="preserve"> PAGEREF _Toc243744362 \h </w:instrText>
         </w:r>
         <w:r>
           <w:rPr>
@@ -914,7 +921,7 @@
           <w14:ligatures w14:val="standardContextual"/>
         </w:rPr>
       </w:pPr>
-      <w:hyperlink w:anchor="_Toc243737764" w:history="1">
+      <w:hyperlink w:anchor="_Toc243744363" w:history="1">
         <w:r>
           <w:rPr>
             <w:rStyle w:val="Hyperlink"/>
@@ -941,7 +948,7 @@
             <w:noProof/>
             <w:webHidden/>
           </w:rPr>
-          <w:instrText xml:space="preserve"> PAGEREF _Toc243737764 \h </w:instrText>
+          <w:instrText xml:space="preserve"> PAGEREF _Toc243744363 \h </w:instrText>
         </w:r>
         <w:r>
           <w:rPr>
@@ -985,7 +992,7 @@
           <w14:ligatures w14:val="standardContextual"/>
         </w:rPr>
       </w:pPr>
-      <w:hyperlink w:anchor="_Toc243737765" w:history="1">
+      <w:hyperlink w:anchor="_Toc243744364" w:history="1">
         <w:r>
           <w:rPr>
             <w:rStyle w:val="Hyperlink"/>
@@ -1012,7 +1019,7 @@
             <w:noProof/>
             <w:webHidden/>
           </w:rPr>
-          <w:instrText xml:space="preserve"> PAGEREF _Toc243737765 \h </w:instrText>
+          <w:instrText xml:space="preserve"> PAGEREF _Toc243744364 \h </w:instrText>
         </w:r>
         <w:r>
           <w:rPr>
@@ -1056,7 +1063,7 @@
           <w14:ligatures w14:val="standardContextual"/>
         </w:rPr>
       </w:pPr>
-      <w:hyperlink w:anchor="_Toc243737766" w:history="1">
+      <w:hyperlink w:anchor="_Toc243744365" w:history="1">
         <w:r>
           <w:rPr>
             <w:rStyle w:val="Hyperlink"/>
@@ -1083,7 +1090,7 @@
             <w:noProof/>
             <w:webHidden/>
           </w:rPr>
-          <w:instrText xml:space="preserve"> PAGEREF _Toc243737766 \h </w:instrText>
+          <w:instrText xml:space="preserve"> PAGEREF _Toc243744365 \h </w:instrText>
         </w:r>
         <w:r>
           <w:rPr>
@@ -1127,7 +1134,7 @@
           <w14:ligatures w14:val="standardContextual"/>
         </w:rPr>
       </w:pPr>
-      <w:hyperlink w:anchor="_Toc243737767" w:history="1">
+      <w:hyperlink w:anchor="_Toc243744366" w:history="1">
         <w:r>
           <w:rPr>
             <w:rStyle w:val="Hyperlink"/>
@@ -1154,7 +1161,7 @@
             <w:noProof/>
             <w:webHidden/>
           </w:rPr>
-          <w:instrText xml:space="preserve"> PAGEREF _Toc243737767 \h </w:instrText>
+          <w:instrText xml:space="preserve"> PAGEREF _Toc243744366 \h </w:instrText>
         </w:r>
         <w:r>
           <w:rPr>
@@ -1198,7 +1205,7 @@
           <w14:ligatures w14:val="standardContextual"/>
         </w:rPr>
       </w:pPr>
-      <w:hyperlink w:anchor="_Toc243737768" w:history="1">
+      <w:hyperlink w:anchor="_Toc243744367" w:history="1">
         <w:r>
           <w:rPr>
             <w:rStyle w:val="Hyperlink"/>
@@ -1225,7 +1232,7 @@
             <w:noProof/>
             <w:webHidden/>
           </w:rPr>
-          <w:instrText xml:space="preserve"> PAGEREF _Toc243737768 \h </w:instrText>
+          <w:instrText xml:space="preserve"> PAGEREF _Toc243744367 \h </w:instrText>
         </w:r>
         <w:r>
           <w:rPr>
@@ -1269,7 +1276,7 @@
           <w14:ligatures w14:val="standardContextual"/>
         </w:rPr>
       </w:pPr>
-      <w:hyperlink w:anchor="_Toc243737769" w:history="1">
+      <w:hyperlink w:anchor="_Toc243744368" w:history="1">
         <w:r>
           <w:rPr>
             <w:rStyle w:val="Hyperlink"/>
@@ -1296,7 +1303,7 @@
             <w:noProof/>
             <w:webHidden/>
           </w:rPr>
-          <w:instrText xml:space="preserve"> PAGEREF _Toc243737769 \h </w:instrText>
+          <w:instrText xml:space="preserve"> PAGEREF _Toc243744368 \h </w:instrText>
         </w:r>
         <w:r>
           <w:rPr>
@@ -1340,7 +1347,7 @@
           <w14:ligatures w14:val="standardContextual"/>
         </w:rPr>
       </w:pPr>
-      <w:hyperlink w:anchor="_Toc243737770" w:history="1">
+      <w:hyperlink w:anchor="_Toc243744369" w:history="1">
         <w:r>
           <w:rPr>
             <w:rStyle w:val="Hyperlink"/>
@@ -1367,7 +1374,7 @@
             <w:noProof/>
             <w:webHidden/>
           </w:rPr>
-          <w:instrText xml:space="preserve"> PAGEREF _Toc243737770 \h </w:instrText>
+          <w:instrText xml:space="preserve"> PAGEREF _Toc243744369 \h </w:instrText>
         </w:r>
         <w:r>
           <w:rPr>
@@ -1410,7 +1417,7 @@
           <w14:ligatures w14:val="standardContextual"/>
         </w:rPr>
       </w:pPr>
-      <w:hyperlink w:anchor="_Toc243737771" w:history="1">
+      <w:hyperlink w:anchor="_Toc243744370" w:history="1">
         <w:r>
           <w:rPr>
             <w:rStyle w:val="Hyperlink"/>
@@ -1433,7 +1440,7 @@
           <w:rPr>
             <w:webHidden/>
           </w:rPr>
-          <w:instrText xml:space="preserve"> PAGEREF _Toc243737771 \h </w:instrText>
+          <w:instrText xml:space="preserve"> PAGEREF _Toc243744370 \h </w:instrText>
         </w:r>
         <w:r>
           <w:rPr>
@@ -1473,7 +1480,7 @@
           <w14:ligatures w14:val="standardContextual"/>
         </w:rPr>
       </w:pPr>
-      <w:hyperlink w:anchor="_Toc243737772" w:history="1">
+      <w:hyperlink w:anchor="_Toc243744371" w:history="1">
         <w:r>
           <w:rPr>
             <w:rStyle w:val="Hyperlink"/>
@@ -1500,7 +1507,7 @@
             <w:noProof/>
             <w:webHidden/>
           </w:rPr>
-          <w:instrText xml:space="preserve"> PAGEREF _Toc243737772 \h </w:instrText>
+          <w:instrText xml:space="preserve"> PAGEREF _Toc243744371 \h </w:instrText>
         </w:r>
         <w:r>
           <w:rPr>
@@ -1544,7 +1551,7 @@
           <w14:ligatures w14:val="standardContextual"/>
         </w:rPr>
       </w:pPr>
-      <w:hyperlink w:anchor="_Toc243737773" w:history="1">
+      <w:hyperlink w:anchor="_Toc243744372" w:history="1">
         <w:r>
           <w:rPr>
             <w:rStyle w:val="Hyperlink"/>
@@ -1571,7 +1578,7 @@
             <w:noProof/>
             <w:webHidden/>
           </w:rPr>
-          <w:instrText xml:space="preserve"> PAGEREF _Toc243737773 \h </w:instrText>
+          <w:instrText xml:space="preserve"> PAGEREF _Toc243744372 \h </w:instrText>
         </w:r>
         <w:r>
           <w:rPr>
@@ -1615,7 +1622,7 @@
           <w14:ligatures w14:val="standardContextual"/>
         </w:rPr>
       </w:pPr>
-      <w:hyperlink w:anchor="_Toc243737774" w:history="1">
+      <w:hyperlink w:anchor="_Toc243744373" w:history="1">
         <w:r>
           <w:rPr>
             <w:rStyle w:val="Hyperlink"/>
@@ -1642,7 +1649,7 @@
             <w:noProof/>
             <w:webHidden/>
           </w:rPr>
-          <w:instrText xml:space="preserve"> PAGEREF _Toc243737774 \h </w:instrText>
+          <w:instrText xml:space="preserve"> PAGEREF _Toc243744373 \h </w:instrText>
         </w:r>
         <w:r>
           <w:rPr>
@@ -1686,7 +1693,7 @@
           <w14:ligatures w14:val="standardContextual"/>
         </w:rPr>
       </w:pPr>
-      <w:hyperlink w:anchor="_Toc243737775" w:history="1">
+      <w:hyperlink w:anchor="_Toc243744374" w:history="1">
         <w:r>
           <w:rPr>
             <w:rStyle w:val="Hyperlink"/>
@@ -1713,7 +1720,7 @@
             <w:noProof/>
             <w:webHidden/>
           </w:rPr>
-          <w:instrText xml:space="preserve"> PAGEREF _Toc243737775 \h </w:instrText>
+          <w:instrText xml:space="preserve"> PAGEREF _Toc243744374 \h </w:instrText>
         </w:r>
         <w:r>
           <w:rPr>
@@ -1757,7 +1764,7 @@
           <w14:ligatures w14:val="standardContextual"/>
         </w:rPr>
       </w:pPr>
-      <w:hyperlink w:anchor="_Toc243737776" w:history="1">
+      <w:hyperlink w:anchor="_Toc243744375" w:history="1">
         <w:r>
           <w:rPr>
             <w:rStyle w:val="Hyperlink"/>
@@ -1784,7 +1791,7 @@
             <w:noProof/>
             <w:webHidden/>
           </w:rPr>
-          <w:instrText xml:space="preserve"> PAGEREF _Toc243737776 \h </w:instrText>
+          <w:instrText xml:space="preserve"> PAGEREF _Toc243744375 \h </w:instrText>
         </w:r>
         <w:r>
           <w:rPr>
@@ -1828,7 +1835,7 @@
           <w14:ligatures w14:val="standardContextual"/>
         </w:rPr>
       </w:pPr>
-      <w:hyperlink w:anchor="_Toc243737777" w:history="1">
+      <w:hyperlink w:anchor="_Toc243744376" w:history="1">
         <w:r>
           <w:rPr>
             <w:rStyle w:val="Hyperlink"/>
@@ -1855,7 +1862,7 @@
             <w:noProof/>
             <w:webHidden/>
           </w:rPr>
-          <w:instrText xml:space="preserve"> PAGEREF _Toc243737777 \h </w:instrText>
+          <w:instrText xml:space="preserve"> PAGEREF _Toc243744376 \h </w:instrText>
         </w:r>
         <w:r>
           <w:rPr>
@@ -1898,7 +1905,7 @@
           <w14:ligatures w14:val="standardContextual"/>
         </w:rPr>
       </w:pPr>
-      <w:hyperlink w:anchor="_Toc243737778" w:history="1">
+      <w:hyperlink w:anchor="_Toc243744377" w:history="1">
         <w:r>
           <w:rPr>
             <w:rStyle w:val="Hyperlink"/>
@@ -1921,7 +1928,7 @@
           <w:rPr>
             <w:webHidden/>
           </w:rPr>
-          <w:instrText xml:space="preserve"> PAGEREF _Toc243737778 \h </w:instrText>
+          <w:instrText xml:space="preserve"> PAGEREF _Toc243744377 \h </w:instrText>
         </w:r>
         <w:r>
           <w:rPr>
@@ -1961,7 +1968,7 @@
           <w14:ligatures w14:val="standardContextual"/>
         </w:rPr>
       </w:pPr>
-      <w:hyperlink w:anchor="_Toc243737779" w:history="1">
+      <w:hyperlink w:anchor="_Toc243744378" w:history="1">
         <w:r>
           <w:rPr>
             <w:rStyle w:val="Hyperlink"/>
@@ -1988,7 +1995,7 @@
             <w:noProof/>
             <w:webHidden/>
           </w:rPr>
-          <w:instrText xml:space="preserve"> PAGEREF _Toc243737779 \h </w:instrText>
+          <w:instrText xml:space="preserve"> PAGEREF _Toc243744378 \h </w:instrText>
         </w:r>
         <w:r>
           <w:rPr>
@@ -2032,7 +2039,7 @@
           <w14:ligatures w14:val="standardContextual"/>
         </w:rPr>
       </w:pPr>
-      <w:hyperlink w:anchor="_Toc243737780" w:history="1">
+      <w:hyperlink w:anchor="_Toc243744379" w:history="1">
         <w:r>
           <w:rPr>
             <w:rStyle w:val="Hyperlink"/>
@@ -2059,7 +2066,7 @@
             <w:noProof/>
             <w:webHidden/>
           </w:rPr>
-          <w:instrText xml:space="preserve"> PAGEREF _Toc243737780 \h </w:instrText>
+          <w:instrText xml:space="preserve"> PAGEREF _Toc243744379 \h </w:instrText>
         </w:r>
         <w:r>
           <w:rPr>
@@ -2079,7 +2086,7 @@
             <w:noProof/>
             <w:webHidden/>
           </w:rPr>
-          <w:t>8</w:t>
+          <w:t>9</w:t>
         </w:r>
         <w:r>
           <w:rPr>
@@ -2103,13 +2110,13 @@
           <w14:ligatures w14:val="standardContextual"/>
         </w:rPr>
       </w:pPr>
-      <w:hyperlink w:anchor="_Toc243737781" w:history="1">
+      <w:hyperlink w:anchor="_Toc243744380" w:history="1">
         <w:r>
           <w:rPr>
             <w:rStyle w:val="Hyperlink"/>
             <w:noProof/>
           </w:rPr>
-          <w:t>3.3 Graphical Model Representation</w:t>
+          <w:t>3.2.1 Recorded Configuration and Calibration</w:t>
         </w:r>
         <w:r>
           <w:rPr>
@@ -2130,7 +2137,7 @@
             <w:noProof/>
             <w:webHidden/>
           </w:rPr>
-          <w:instrText xml:space="preserve"> PAGEREF _Toc243737781 \h </w:instrText>
+          <w:instrText xml:space="preserve"> PAGEREF _Toc243744380 \h </w:instrText>
         </w:r>
         <w:r>
           <w:rPr>
@@ -2150,7 +2157,7 @@
             <w:noProof/>
             <w:webHidden/>
           </w:rPr>
-          <w:t>11</w:t>
+          <w:t>10</w:t>
         </w:r>
         <w:r>
           <w:rPr>
@@ -2174,13 +2181,13 @@
           <w14:ligatures w14:val="standardContextual"/>
         </w:rPr>
       </w:pPr>
-      <w:hyperlink w:anchor="_Toc243737782" w:history="1">
+      <w:hyperlink w:anchor="_Toc243744381" w:history="1">
         <w:r>
           <w:rPr>
             <w:rStyle w:val="Hyperlink"/>
             <w:noProof/>
           </w:rPr>
-          <w:t>3.4 Five Day Collection Protocol</w:t>
+          <w:t>3.2.2 Development Scenarios and Acceptance Boundary</w:t>
         </w:r>
         <w:r>
           <w:rPr>
@@ -2201,7 +2208,7 @@
             <w:noProof/>
             <w:webHidden/>
           </w:rPr>
-          <w:instrText xml:space="preserve"> PAGEREF _Toc243737782 \h </w:instrText>
+          <w:instrText xml:space="preserve"> PAGEREF _Toc243744381 \h </w:instrText>
         </w:r>
         <w:r>
           <w:rPr>
@@ -2221,7 +2228,7 @@
             <w:noProof/>
             <w:webHidden/>
           </w:rPr>
-          <w:t>12</w:t>
+          <w:t>11</w:t>
         </w:r>
         <w:r>
           <w:rPr>
@@ -2245,13 +2252,13 @@
           <w14:ligatures w14:val="standardContextual"/>
         </w:rPr>
       </w:pPr>
-      <w:hyperlink w:anchor="_Toc243737783" w:history="1">
+      <w:hyperlink w:anchor="_Toc243744382" w:history="1">
         <w:r>
           <w:rPr>
             <w:rStyle w:val="Hyperlink"/>
             <w:noProof/>
           </w:rPr>
-          <w:t>3.5 Ground Truth and Validation</w:t>
+          <w:t>3.3 Graphical Model Representation</w:t>
         </w:r>
         <w:r>
           <w:rPr>
@@ -2272,7 +2279,7 @@
             <w:noProof/>
             <w:webHidden/>
           </w:rPr>
-          <w:instrText xml:space="preserve"> PAGEREF _Toc243737783 \h </w:instrText>
+          <w:instrText xml:space="preserve"> PAGEREF _Toc243744382 \h </w:instrText>
         </w:r>
         <w:r>
           <w:rPr>
@@ -2292,7 +2299,7 @@
             <w:noProof/>
             <w:webHidden/>
           </w:rPr>
-          <w:t>13</w:t>
+          <w:t>12</w:t>
         </w:r>
         <w:r>
           <w:rPr>
@@ -2316,13 +2323,13 @@
           <w14:ligatures w14:val="standardContextual"/>
         </w:rPr>
       </w:pPr>
-      <w:hyperlink w:anchor="_Toc243737784" w:history="1">
+      <w:hyperlink w:anchor="_Toc243744383" w:history="1">
         <w:r>
           <w:rPr>
             <w:rStyle w:val="Hyperlink"/>
             <w:noProof/>
           </w:rPr>
-          <w:t>3.6 Exploratory Data Analysis</w:t>
+          <w:t>3.4 Five Day Collection Protocol</w:t>
         </w:r>
         <w:r>
           <w:rPr>
@@ -2343,7 +2350,7 @@
             <w:noProof/>
             <w:webHidden/>
           </w:rPr>
-          <w:instrText xml:space="preserve"> PAGEREF _Toc243737784 \h </w:instrText>
+          <w:instrText xml:space="preserve"> PAGEREF _Toc243744383 \h </w:instrText>
         </w:r>
         <w:r>
           <w:rPr>
@@ -2387,13 +2394,13 @@
           <w14:ligatures w14:val="standardContextual"/>
         </w:rPr>
       </w:pPr>
-      <w:hyperlink w:anchor="_Toc243737785" w:history="1">
+      <w:hyperlink w:anchor="_Toc243744384" w:history="1">
         <w:r>
           <w:rPr>
             <w:rStyle w:val="Hyperlink"/>
             <w:noProof/>
           </w:rPr>
-          <w:t>3.7 Feature Engineering</w:t>
+          <w:t>3.5 Ground Truth and Validation</w:t>
         </w:r>
         <w:r>
           <w:rPr>
@@ -2414,7 +2421,7 @@
             <w:noProof/>
             <w:webHidden/>
           </w:rPr>
-          <w:instrText xml:space="preserve"> PAGEREF _Toc243737785 \h </w:instrText>
+          <w:instrText xml:space="preserve"> PAGEREF _Toc243744384 \h </w:instrText>
         </w:r>
         <w:r>
           <w:rPr>
@@ -2458,13 +2465,13 @@
           <w14:ligatures w14:val="standardContextual"/>
         </w:rPr>
       </w:pPr>
-      <w:hyperlink w:anchor="_Toc243737786" w:history="1">
+      <w:hyperlink w:anchor="_Toc243744385" w:history="1">
         <w:r>
           <w:rPr>
             <w:rStyle w:val="Hyperlink"/>
             <w:noProof/>
           </w:rPr>
-          <w:t>3.8 Grouped Evaluation and Baselines</w:t>
+          <w:t>3.5.1 Evidence Layers and Annotation</w:t>
         </w:r>
         <w:r>
           <w:rPr>
@@ -2485,7 +2492,7 @@
             <w:noProof/>
             <w:webHidden/>
           </w:rPr>
-          <w:instrText xml:space="preserve"> PAGEREF _Toc243737786 \h </w:instrText>
+          <w:instrText xml:space="preserve"> PAGEREF _Toc243744385 \h </w:instrText>
         </w:r>
         <w:r>
           <w:rPr>
@@ -2505,7 +2512,7 @@
             <w:noProof/>
             <w:webHidden/>
           </w:rPr>
-          <w:t>15</w:t>
+          <w:t>14</w:t>
         </w:r>
         <w:r>
           <w:rPr>
@@ -2529,13 +2536,13 @@
           <w14:ligatures w14:val="standardContextual"/>
         </w:rPr>
       </w:pPr>
-      <w:hyperlink w:anchor="_Toc243737787" w:history="1">
+      <w:hyperlink w:anchor="_Toc243744386" w:history="1">
         <w:r>
           <w:rPr>
             <w:rStyle w:val="Hyperlink"/>
             <w:noProof/>
           </w:rPr>
-          <w:t>3.9 How the Classifiers Work</w:t>
+          <w:t>3.5.2 Isolation and Remaining Development Gates</w:t>
         </w:r>
         <w:r>
           <w:rPr>
@@ -2556,7 +2563,7 @@
             <w:noProof/>
             <w:webHidden/>
           </w:rPr>
-          <w:instrText xml:space="preserve"> PAGEREF _Toc243737787 \h </w:instrText>
+          <w:instrText xml:space="preserve"> PAGEREF _Toc243744386 \h </w:instrText>
         </w:r>
         <w:r>
           <w:rPr>
@@ -2576,7 +2583,7 @@
             <w:noProof/>
             <w:webHidden/>
           </w:rPr>
-          <w:t>16</w:t>
+          <w:t>15</w:t>
         </w:r>
         <w:r>
           <w:rPr>
@@ -2600,13 +2607,13 @@
           <w14:ligatures w14:val="standardContextual"/>
         </w:rPr>
       </w:pPr>
-      <w:hyperlink w:anchor="_Toc243737788" w:history="1">
+      <w:hyperlink w:anchor="_Toc243744387" w:history="1">
         <w:r>
           <w:rPr>
             <w:rStyle w:val="Hyperlink"/>
             <w:noProof/>
           </w:rPr>
-          <w:t>3.10 Equations and Metrics</w:t>
+          <w:t>3.6 Exploratory Data Analysis</w:t>
         </w:r>
         <w:r>
           <w:rPr>
@@ -2627,7 +2634,7 @@
             <w:noProof/>
             <w:webHidden/>
           </w:rPr>
-          <w:instrText xml:space="preserve"> PAGEREF _Toc243737788 \h </w:instrText>
+          <w:instrText xml:space="preserve"> PAGEREF _Toc243744387 \h </w:instrText>
         </w:r>
         <w:r>
           <w:rPr>
@@ -2647,7 +2654,7 @@
             <w:noProof/>
             <w:webHidden/>
           </w:rPr>
-          <w:t>17</w:t>
+          <w:t>15</w:t>
         </w:r>
         <w:r>
           <w:rPr>
@@ -2671,13 +2678,13 @@
           <w14:ligatures w14:val="standardContextual"/>
         </w:rPr>
       </w:pPr>
-      <w:hyperlink w:anchor="_Toc243737789" w:history="1">
+      <w:hyperlink w:anchor="_Toc243744388" w:history="1">
         <w:r>
           <w:rPr>
             <w:rStyle w:val="Hyperlink"/>
             <w:noProof/>
           </w:rPr>
-          <w:t>3.11 Hypothesis Decision Framework</w:t>
+          <w:t>3.7 Feature Engineering</w:t>
         </w:r>
         <w:r>
           <w:rPr>
@@ -2698,7 +2705,7 @@
             <w:noProof/>
             <w:webHidden/>
           </w:rPr>
-          <w:instrText xml:space="preserve"> PAGEREF _Toc243737789 \h </w:instrText>
+          <w:instrText xml:space="preserve"> PAGEREF _Toc243744388 \h </w:instrText>
         </w:r>
         <w:r>
           <w:rPr>
@@ -2718,7 +2725,7 @@
             <w:noProof/>
             <w:webHidden/>
           </w:rPr>
-          <w:t>19</w:t>
+          <w:t>16</w:t>
         </w:r>
         <w:r>
           <w:rPr>
@@ -2742,13 +2749,13 @@
           <w14:ligatures w14:val="standardContextual"/>
         </w:rPr>
       </w:pPr>
-      <w:hyperlink w:anchor="_Toc243737790" w:history="1">
+      <w:hyperlink w:anchor="_Toc243744389" w:history="1">
         <w:r>
           <w:rPr>
             <w:rStyle w:val="Hyperlink"/>
             <w:noProof/>
           </w:rPr>
-          <w:t>3.12 Robustness and Seeding</w:t>
+          <w:t>3.8 Grouped Evaluation and Baselines</w:t>
         </w:r>
         <w:r>
           <w:rPr>
@@ -2769,7 +2776,7 @@
             <w:noProof/>
             <w:webHidden/>
           </w:rPr>
-          <w:instrText xml:space="preserve"> PAGEREF _Toc243737790 \h </w:instrText>
+          <w:instrText xml:space="preserve"> PAGEREF _Toc243744389 \h </w:instrText>
         </w:r>
         <w:r>
           <w:rPr>
@@ -2789,7 +2796,7 @@
             <w:noProof/>
             <w:webHidden/>
           </w:rPr>
-          <w:t>20</w:t>
+          <w:t>17</w:t>
         </w:r>
         <w:r>
           <w:rPr>
@@ -2813,13 +2820,13 @@
           <w14:ligatures w14:val="standardContextual"/>
         </w:rPr>
       </w:pPr>
-      <w:hyperlink w:anchor="_Toc243737791" w:history="1">
+      <w:hyperlink w:anchor="_Toc243744390" w:history="1">
         <w:r>
           <w:rPr>
             <w:rStyle w:val="Hyperlink"/>
             <w:noProof/>
           </w:rPr>
-          <w:t>3.13 Governance and Execution Boundaries</w:t>
+          <w:t>3.9 How the Classifiers Work</w:t>
         </w:r>
         <w:r>
           <w:rPr>
@@ -2840,7 +2847,7 @@
             <w:noProof/>
             <w:webHidden/>
           </w:rPr>
-          <w:instrText xml:space="preserve"> PAGEREF _Toc243737791 \h </w:instrText>
+          <w:instrText xml:space="preserve"> PAGEREF _Toc243744390 \h </w:instrText>
         </w:r>
         <w:r>
           <w:rPr>
@@ -2860,73 +2867,11 @@
             <w:noProof/>
             <w:webHidden/>
           </w:rPr>
-          <w:t>21</w:t>
-        </w:r>
-        <w:r>
-          <w:rPr>
-            <w:noProof/>
-            <w:webHidden/>
-          </w:rPr>
-          <w:fldChar w:fldCharType="end"/>
-        </w:r>
-      </w:hyperlink>
-    </w:p>
-    <w:p>
-      <w:pPr>
-        <w:pStyle w:val="TOC1"/>
-        <w:rPr>
-          <w:rFonts w:asciiTheme="minorHAnsi" w:eastAsiaTheme="minorEastAsia" w:hAnsiTheme="minorHAnsi" w:cstheme="minorBidi"/>
-          <w:color w:val="auto"/>
-          <w:kern w:val="2"/>
-          <w:sz w:val="24"/>
-          <w:szCs w:val="24"/>
-          <w14:ligatures w14:val="standardContextual"/>
-        </w:rPr>
-      </w:pPr>
-      <w:hyperlink w:anchor="_Toc243737792" w:history="1">
-        <w:r>
-          <w:rPr>
-            <w:rStyle w:val="Hyperlink"/>
-          </w:rPr>
-          <w:t>Chapter 4 Results</w:t>
-        </w:r>
-        <w:r>
-          <w:rPr>
-            <w:webHidden/>
-          </w:rPr>
-          <w:tab/>
-        </w:r>
-        <w:r>
-          <w:rPr>
-            <w:webHidden/>
-          </w:rPr>
-          <w:fldChar w:fldCharType="begin"/>
-        </w:r>
-        <w:r>
-          <w:rPr>
-            <w:webHidden/>
-          </w:rPr>
-          <w:instrText xml:space="preserve"> PAGEREF _Toc243737792 \h </w:instrText>
-        </w:r>
-        <w:r>
-          <w:rPr>
-            <w:webHidden/>
-          </w:rPr>
-        </w:r>
-        <w:r>
-          <w:rPr>
-            <w:webHidden/>
-          </w:rPr>
-          <w:fldChar w:fldCharType="separate"/>
-        </w:r>
-        <w:r>
-          <w:rPr>
-            <w:webHidden/>
-          </w:rPr>
-          <w:t>22</w:t>
-        </w:r>
-        <w:r>
-          <w:rPr>
+          <w:t>18</w:t>
+        </w:r>
+        <w:r>
+          <w:rPr>
+            <w:noProof/>
             <w:webHidden/>
           </w:rPr>
           <w:fldChar w:fldCharType="end"/>
@@ -2946,13 +2891,13 @@
           <w14:ligatures w14:val="standardContextual"/>
         </w:rPr>
       </w:pPr>
-      <w:hyperlink w:anchor="_Toc243737793" w:history="1">
+      <w:hyperlink w:anchor="_Toc243744391" w:history="1">
         <w:r>
           <w:rPr>
             <w:rStyle w:val="Hyperlink"/>
             <w:noProof/>
           </w:rPr>
-          <w:t>4.1 Evidence Status</w:t>
+          <w:t>3.10 Equations and Metrics</w:t>
         </w:r>
         <w:r>
           <w:rPr>
@@ -2973,7 +2918,7 @@
             <w:noProof/>
             <w:webHidden/>
           </w:rPr>
-          <w:instrText xml:space="preserve"> PAGEREF _Toc243737793 \h </w:instrText>
+          <w:instrText xml:space="preserve"> PAGEREF _Toc243744391 \h </w:instrText>
         </w:r>
         <w:r>
           <w:rPr>
@@ -2993,7 +2938,7 @@
             <w:noProof/>
             <w:webHidden/>
           </w:rPr>
-          <w:t>22</w:t>
+          <w:t>19</w:t>
         </w:r>
         <w:r>
           <w:rPr>
@@ -3017,13 +2962,13 @@
           <w14:ligatures w14:val="standardContextual"/>
         </w:rPr>
       </w:pPr>
-      <w:hyperlink w:anchor="_Toc243737794" w:history="1">
+      <w:hyperlink w:anchor="_Toc243744392" w:history="1">
         <w:r>
           <w:rPr>
             <w:rStyle w:val="Hyperlink"/>
             <w:noProof/>
           </w:rPr>
-          <w:t>4.2 Recorded Exploratory Evidence</w:t>
+          <w:t>3.11 Hypothesis Decision Framework</w:t>
         </w:r>
         <w:r>
           <w:rPr>
@@ -3044,7 +2989,7 @@
             <w:noProof/>
             <w:webHidden/>
           </w:rPr>
-          <w:instrText xml:space="preserve"> PAGEREF _Toc243737794 \h </w:instrText>
+          <w:instrText xml:space="preserve"> PAGEREF _Toc243744392 \h </w:instrText>
         </w:r>
         <w:r>
           <w:rPr>
@@ -3064,7 +3009,7 @@
             <w:noProof/>
             <w:webHidden/>
           </w:rPr>
-          <w:t>22</w:t>
+          <w:t>21</w:t>
         </w:r>
         <w:r>
           <w:rPr>
@@ -3088,13 +3033,13 @@
           <w14:ligatures w14:val="standardContextual"/>
         </w:rPr>
       </w:pPr>
-      <w:hyperlink w:anchor="_Toc243737795" w:history="1">
+      <w:hyperlink w:anchor="_Toc243744393" w:history="1">
         <w:r>
           <w:rPr>
             <w:rStyle w:val="Hyperlink"/>
             <w:noProof/>
           </w:rPr>
-          <w:t>4.3 Formal Dataset and EDA</w:t>
+          <w:t>3.12 Robustness and Seeding</w:t>
         </w:r>
         <w:r>
           <w:rPr>
@@ -3115,7 +3060,7 @@
             <w:noProof/>
             <w:webHidden/>
           </w:rPr>
-          <w:instrText xml:space="preserve"> PAGEREF _Toc243737795 \h </w:instrText>
+          <w:instrText xml:space="preserve"> PAGEREF _Toc243744393 \h </w:instrText>
         </w:r>
         <w:r>
           <w:rPr>
@@ -3135,7 +3080,7 @@
             <w:noProof/>
             <w:webHidden/>
           </w:rPr>
-          <w:t>23</w:t>
+          <w:t>22</w:t>
         </w:r>
         <w:r>
           <w:rPr>
@@ -3159,13 +3104,13 @@
           <w14:ligatures w14:val="standardContextual"/>
         </w:rPr>
       </w:pPr>
-      <w:hyperlink w:anchor="_Toc243737796" w:history="1">
+      <w:hyperlink w:anchor="_Toc243744394" w:history="1">
         <w:r>
           <w:rPr>
             <w:rStyle w:val="Hyperlink"/>
             <w:noProof/>
           </w:rPr>
-          <w:t>4.4 Illustrative Model Comparison</w:t>
+          <w:t>3.13 Governance and Execution Boundaries</w:t>
         </w:r>
         <w:r>
           <w:rPr>
@@ -3186,7 +3131,7 @@
             <w:noProof/>
             <w:webHidden/>
           </w:rPr>
-          <w:instrText xml:space="preserve"> PAGEREF _Toc243737796 \h </w:instrText>
+          <w:instrText xml:space="preserve"> PAGEREF _Toc243744394 \h </w:instrText>
         </w:r>
         <w:r>
           <w:rPr>
@@ -3206,11 +3151,73 @@
             <w:noProof/>
             <w:webHidden/>
           </w:rPr>
+          <w:t>23</w:t>
+        </w:r>
+        <w:r>
+          <w:rPr>
+            <w:noProof/>
+            <w:webHidden/>
+          </w:rPr>
+          <w:fldChar w:fldCharType="end"/>
+        </w:r>
+      </w:hyperlink>
+    </w:p>
+    <w:p>
+      <w:pPr>
+        <w:pStyle w:val="TOC1"/>
+        <w:rPr>
+          <w:rFonts w:asciiTheme="minorHAnsi" w:eastAsiaTheme="minorEastAsia" w:hAnsiTheme="minorHAnsi" w:cstheme="minorBidi"/>
+          <w:color w:val="auto"/>
+          <w:kern w:val="2"/>
+          <w:sz w:val="24"/>
+          <w:szCs w:val="24"/>
+          <w14:ligatures w14:val="standardContextual"/>
+        </w:rPr>
+      </w:pPr>
+      <w:hyperlink w:anchor="_Toc243744395" w:history="1">
+        <w:r>
+          <w:rPr>
+            <w:rStyle w:val="Hyperlink"/>
+          </w:rPr>
+          <w:t>Chapter 4 Results</w:t>
+        </w:r>
+        <w:r>
+          <w:rPr>
+            <w:webHidden/>
+          </w:rPr>
+          <w:tab/>
+        </w:r>
+        <w:r>
+          <w:rPr>
+            <w:webHidden/>
+          </w:rPr>
+          <w:fldChar w:fldCharType="begin"/>
+        </w:r>
+        <w:r>
+          <w:rPr>
+            <w:webHidden/>
+          </w:rPr>
+          <w:instrText xml:space="preserve"> PAGEREF _Toc243744395 \h </w:instrText>
+        </w:r>
+        <w:r>
+          <w:rPr>
+            <w:webHidden/>
+          </w:rPr>
+        </w:r>
+        <w:r>
+          <w:rPr>
+            <w:webHidden/>
+          </w:rPr>
+          <w:fldChar w:fldCharType="separate"/>
+        </w:r>
+        <w:r>
+          <w:rPr>
+            <w:webHidden/>
+          </w:rPr>
           <w:t>24</w:t>
         </w:r>
         <w:r>
           <w:rPr>
-            <w:noProof/>
             <w:webHidden/>
           </w:rPr>
           <w:fldChar w:fldCharType="end"/>
@@ -3230,13 +3237,13 @@
           <w14:ligatures w14:val="standardContextual"/>
         </w:rPr>
       </w:pPr>
-      <w:hyperlink w:anchor="_Toc243737797" w:history="1">
+      <w:hyperlink w:anchor="_Toc243744396" w:history="1">
         <w:r>
           <w:rPr>
             <w:rStyle w:val="Hyperlink"/>
             <w:noProof/>
           </w:rPr>
-          <w:t>4.5 Robustness Calibration and Cost</w:t>
+          <w:t>4.1 Evidence Status</w:t>
         </w:r>
         <w:r>
           <w:rPr>
@@ -3257,7 +3264,7 @@
             <w:noProof/>
             <w:webHidden/>
           </w:rPr>
-          <w:instrText xml:space="preserve"> PAGEREF _Toc243737797 \h </w:instrText>
+          <w:instrText xml:space="preserve"> PAGEREF _Toc243744396 \h </w:instrText>
         </w:r>
         <w:r>
           <w:rPr>
@@ -3277,7 +3284,7 @@
             <w:noProof/>
             <w:webHidden/>
           </w:rPr>
-          <w:t>26</w:t>
+          <w:t>24</w:t>
         </w:r>
         <w:r>
           <w:rPr>
@@ -3301,13 +3308,13 @@
           <w14:ligatures w14:val="standardContextual"/>
         </w:rPr>
       </w:pPr>
-      <w:hyperlink w:anchor="_Toc243737798" w:history="1">
+      <w:hyperlink w:anchor="_Toc243744397" w:history="1">
         <w:r>
           <w:rPr>
             <w:rStyle w:val="Hyperlink"/>
             <w:noProof/>
           </w:rPr>
-          <w:t>4.6 Hypothesis Status</w:t>
+          <w:t>4.2 Recorded Exploratory Evidence</w:t>
         </w:r>
         <w:r>
           <w:rPr>
@@ -3328,7 +3335,7 @@
             <w:noProof/>
             <w:webHidden/>
           </w:rPr>
-          <w:instrText xml:space="preserve"> PAGEREF _Toc243737798 \h </w:instrText>
+          <w:instrText xml:space="preserve"> PAGEREF _Toc243744397 \h </w:instrText>
         </w:r>
         <w:r>
           <w:rPr>
@@ -3348,73 +3355,11 @@
             <w:noProof/>
             <w:webHidden/>
           </w:rPr>
-          <w:t>26</w:t>
-        </w:r>
-        <w:r>
-          <w:rPr>
-            <w:noProof/>
-            <w:webHidden/>
-          </w:rPr>
-          <w:fldChar w:fldCharType="end"/>
-        </w:r>
-      </w:hyperlink>
-    </w:p>
-    <w:p>
-      <w:pPr>
-        <w:pStyle w:val="TOC1"/>
-        <w:rPr>
-          <w:rFonts w:asciiTheme="minorHAnsi" w:eastAsiaTheme="minorEastAsia" w:hAnsiTheme="minorHAnsi" w:cstheme="minorBidi"/>
-          <w:color w:val="auto"/>
-          <w:kern w:val="2"/>
-          <w:sz w:val="24"/>
-          <w:szCs w:val="24"/>
-          <w14:ligatures w14:val="standardContextual"/>
-        </w:rPr>
-      </w:pPr>
-      <w:hyperlink w:anchor="_Toc243737799" w:history="1">
-        <w:r>
-          <w:rPr>
-            <w:rStyle w:val="Hyperlink"/>
-          </w:rPr>
-          <w:t>Chapter 5 Discussion and Conclusions</w:t>
-        </w:r>
-        <w:r>
-          <w:rPr>
-            <w:webHidden/>
-          </w:rPr>
-          <w:tab/>
-        </w:r>
-        <w:r>
-          <w:rPr>
-            <w:webHidden/>
-          </w:rPr>
-          <w:fldChar w:fldCharType="begin"/>
-        </w:r>
-        <w:r>
-          <w:rPr>
-            <w:webHidden/>
-          </w:rPr>
-          <w:instrText xml:space="preserve"> PAGEREF _Toc243737799 \h </w:instrText>
-        </w:r>
-        <w:r>
-          <w:rPr>
-            <w:webHidden/>
-          </w:rPr>
-        </w:r>
-        <w:r>
-          <w:rPr>
-            <w:webHidden/>
-          </w:rPr>
-          <w:fldChar w:fldCharType="separate"/>
-        </w:r>
-        <w:r>
-          <w:rPr>
-            <w:webHidden/>
-          </w:rPr>
-          <w:t>27</w:t>
-        </w:r>
-        <w:r>
-          <w:rPr>
+          <w:t>24</w:t>
+        </w:r>
+        <w:r>
+          <w:rPr>
+            <w:noProof/>
             <w:webHidden/>
           </w:rPr>
           <w:fldChar w:fldCharType="end"/>
@@ -3434,13 +3379,13 @@
           <w14:ligatures w14:val="standardContextual"/>
         </w:rPr>
       </w:pPr>
-      <w:hyperlink w:anchor="_Toc243737800" w:history="1">
+      <w:hyperlink w:anchor="_Toc243744398" w:history="1">
         <w:r>
           <w:rPr>
             <w:rStyle w:val="Hyperlink"/>
             <w:noProof/>
           </w:rPr>
-          <w:t>5.1 Interpretation Framework</w:t>
+          <w:t>4.3 Formal Dataset and EDA</w:t>
         </w:r>
         <w:r>
           <w:rPr>
@@ -3461,7 +3406,7 @@
             <w:noProof/>
             <w:webHidden/>
           </w:rPr>
-          <w:instrText xml:space="preserve"> PAGEREF _Toc243737800 \h </w:instrText>
+          <w:instrText xml:space="preserve"> PAGEREF _Toc243744398 \h </w:instrText>
         </w:r>
         <w:r>
           <w:rPr>
@@ -3481,7 +3426,7 @@
             <w:noProof/>
             <w:webHidden/>
           </w:rPr>
-          <w:t>27</w:t>
+          <w:t>25</w:t>
         </w:r>
         <w:r>
           <w:rPr>
@@ -3505,13 +3450,13 @@
           <w14:ligatures w14:val="standardContextual"/>
         </w:rPr>
       </w:pPr>
-      <w:hyperlink w:anchor="_Toc243737801" w:history="1">
+      <w:hyperlink w:anchor="_Toc243744399" w:history="1">
         <w:r>
           <w:rPr>
             <w:rStyle w:val="Hyperlink"/>
             <w:noProof/>
           </w:rPr>
-          <w:t>5.2 Conditional Discussion</w:t>
+          <w:t>4.4 Illustrative Model Comparison</w:t>
         </w:r>
         <w:r>
           <w:rPr>
@@ -3532,7 +3477,7 @@
             <w:noProof/>
             <w:webHidden/>
           </w:rPr>
-          <w:instrText xml:space="preserve"> PAGEREF _Toc243737801 \h </w:instrText>
+          <w:instrText xml:space="preserve"> PAGEREF _Toc243744399 \h </w:instrText>
         </w:r>
         <w:r>
           <w:rPr>
@@ -3552,7 +3497,7 @@
             <w:noProof/>
             <w:webHidden/>
           </w:rPr>
-          <w:t>27</w:t>
+          <w:t>26</w:t>
         </w:r>
         <w:r>
           <w:rPr>
@@ -3576,13 +3521,13 @@
           <w14:ligatures w14:val="standardContextual"/>
         </w:rPr>
       </w:pPr>
-      <w:hyperlink w:anchor="_Toc243737802" w:history="1">
+      <w:hyperlink w:anchor="_Toc243744400" w:history="1">
         <w:r>
           <w:rPr>
             <w:rStyle w:val="Hyperlink"/>
             <w:noProof/>
           </w:rPr>
-          <w:t>5.3 Conclusions</w:t>
+          <w:t>4.5 Robustness Calibration and Cost</w:t>
         </w:r>
         <w:r>
           <w:rPr>
@@ -3603,7 +3548,7 @@
             <w:noProof/>
             <w:webHidden/>
           </w:rPr>
-          <w:instrText xml:space="preserve"> PAGEREF _Toc243737802 \h </w:instrText>
+          <w:instrText xml:space="preserve"> PAGEREF _Toc243744400 \h </w:instrText>
         </w:r>
         <w:r>
           <w:rPr>
@@ -3647,13 +3592,13 @@
           <w14:ligatures w14:val="standardContextual"/>
         </w:rPr>
       </w:pPr>
-      <w:hyperlink w:anchor="_Toc243737803" w:history="1">
+      <w:hyperlink w:anchor="_Toc243744401" w:history="1">
         <w:r>
           <w:rPr>
             <w:rStyle w:val="Hyperlink"/>
             <w:noProof/>
           </w:rPr>
-          <w:t>5.4 Contributions to Knowledge</w:t>
+          <w:t>4.6 Hypothesis Status</w:t>
         </w:r>
         <w:r>
           <w:rPr>
@@ -3674,7 +3619,7 @@
             <w:noProof/>
             <w:webHidden/>
           </w:rPr>
-          <w:instrText xml:space="preserve"> PAGEREF _Toc243737803 \h </w:instrText>
+          <w:instrText xml:space="preserve"> PAGEREF _Toc243744401 \h </w:instrText>
         </w:r>
         <w:r>
           <w:rPr>
@@ -3694,11 +3639,73 @@
             <w:noProof/>
             <w:webHidden/>
           </w:rPr>
-          <w:t>28</w:t>
-        </w:r>
-        <w:r>
-          <w:rPr>
-            <w:noProof/>
+          <w:t>29</w:t>
+        </w:r>
+        <w:r>
+          <w:rPr>
+            <w:noProof/>
+            <w:webHidden/>
+          </w:rPr>
+          <w:fldChar w:fldCharType="end"/>
+        </w:r>
+      </w:hyperlink>
+    </w:p>
+    <w:p>
+      <w:pPr>
+        <w:pStyle w:val="TOC1"/>
+        <w:rPr>
+          <w:rFonts w:asciiTheme="minorHAnsi" w:eastAsiaTheme="minorEastAsia" w:hAnsiTheme="minorHAnsi" w:cstheme="minorBidi"/>
+          <w:color w:val="auto"/>
+          <w:kern w:val="2"/>
+          <w:sz w:val="24"/>
+          <w:szCs w:val="24"/>
+          <w14:ligatures w14:val="standardContextual"/>
+        </w:rPr>
+      </w:pPr>
+      <w:hyperlink w:anchor="_Toc243744402" w:history="1">
+        <w:r>
+          <w:rPr>
+            <w:rStyle w:val="Hyperlink"/>
+          </w:rPr>
+          <w:t>Chapter 5 Discussion and Conclusions</w:t>
+        </w:r>
+        <w:r>
+          <w:rPr>
+            <w:webHidden/>
+          </w:rPr>
+          <w:tab/>
+        </w:r>
+        <w:r>
+          <w:rPr>
+            <w:webHidden/>
+          </w:rPr>
+          <w:fldChar w:fldCharType="begin"/>
+        </w:r>
+        <w:r>
+          <w:rPr>
+            <w:webHidden/>
+          </w:rPr>
+          <w:instrText xml:space="preserve"> PAGEREF _Toc243744402 \h </w:instrText>
+        </w:r>
+        <w:r>
+          <w:rPr>
+            <w:webHidden/>
+          </w:rPr>
+        </w:r>
+        <w:r>
+          <w:rPr>
+            <w:webHidden/>
+          </w:rPr>
+          <w:fldChar w:fldCharType="separate"/>
+        </w:r>
+        <w:r>
+          <w:rPr>
+            <w:webHidden/>
+          </w:rPr>
+          <w:t>30</w:t>
+        </w:r>
+        <w:r>
+          <w:rPr>
             <w:webHidden/>
           </w:rPr>
           <w:fldChar w:fldCharType="end"/>
@@ -3718,13 +3725,13 @@
           <w14:ligatures w14:val="standardContextual"/>
         </w:rPr>
       </w:pPr>
-      <w:hyperlink w:anchor="_Toc243737804" w:history="1">
+      <w:hyperlink w:anchor="_Toc243744403" w:history="1">
         <w:r>
           <w:rPr>
             <w:rStyle w:val="Hyperlink"/>
             <w:noProof/>
           </w:rPr>
-          <w:t>5.5 Limitations and Future Work</w:t>
+          <w:t>5.1 Interpretation Framework</w:t>
         </w:r>
         <w:r>
           <w:rPr>
@@ -3745,7 +3752,7 @@
             <w:noProof/>
             <w:webHidden/>
           </w:rPr>
-          <w:instrText xml:space="preserve"> PAGEREF _Toc243737804 \h </w:instrText>
+          <w:instrText xml:space="preserve"> PAGEREF _Toc243744403 \h </w:instrText>
         </w:r>
         <w:r>
           <w:rPr>
@@ -3765,7 +3772,7 @@
             <w:noProof/>
             <w:webHidden/>
           </w:rPr>
-          <w:t>29</w:t>
+          <w:t>30</w:t>
         </w:r>
         <w:r>
           <w:rPr>
@@ -3789,12 +3796,296 @@
           <w14:ligatures w14:val="standardContextual"/>
         </w:rPr>
       </w:pPr>
-      <w:hyperlink w:anchor="_Toc243737805" w:history="1">
+      <w:hyperlink w:anchor="_Toc243744404" w:history="1">
         <w:r>
           <w:rPr>
             <w:rStyle w:val="Hyperlink"/>
             <w:noProof/>
           </w:rPr>
+          <w:t>5.2 Conditional Discussion</w:t>
+        </w:r>
+        <w:r>
+          <w:rPr>
+            <w:noProof/>
+            <w:webHidden/>
+          </w:rPr>
+          <w:tab/>
+        </w:r>
+        <w:r>
+          <w:rPr>
+            <w:noProof/>
+            <w:webHidden/>
+          </w:rPr>
+          <w:fldChar w:fldCharType="begin"/>
+        </w:r>
+        <w:r>
+          <w:rPr>
+            <w:noProof/>
+            <w:webHidden/>
+          </w:rPr>
+          <w:instrText xml:space="preserve"> PAGEREF _Toc243744404 \h </w:instrText>
+        </w:r>
+        <w:r>
+          <w:rPr>
+            <w:noProof/>
+            <w:webHidden/>
+          </w:rPr>
+        </w:r>
+        <w:r>
+          <w:rPr>
+            <w:noProof/>
+            <w:webHidden/>
+          </w:rPr>
+          <w:fldChar w:fldCharType="separate"/>
+        </w:r>
+        <w:r>
+          <w:rPr>
+            <w:noProof/>
+            <w:webHidden/>
+          </w:rPr>
+          <w:t>30</w:t>
+        </w:r>
+        <w:r>
+          <w:rPr>
+            <w:noProof/>
+            <w:webHidden/>
+          </w:rPr>
+          <w:fldChar w:fldCharType="end"/>
+        </w:r>
+      </w:hyperlink>
+    </w:p>
+    <w:p>
+      <w:pPr>
+        <w:pStyle w:val="TOC2"/>
+        <w:rPr>
+          <w:rFonts w:asciiTheme="minorHAnsi" w:eastAsiaTheme="minorEastAsia" w:hAnsiTheme="minorHAnsi" w:cstheme="minorBidi"/>
+          <w:noProof/>
+          <w:color w:val="auto"/>
+          <w:kern w:val="2"/>
+          <w:sz w:val="24"/>
+          <w:szCs w:val="24"/>
+          <w14:ligatures w14:val="standardContextual"/>
+        </w:rPr>
+      </w:pPr>
+      <w:hyperlink w:anchor="_Toc243744405" w:history="1">
+        <w:r>
+          <w:rPr>
+            <w:rStyle w:val="Hyperlink"/>
+            <w:noProof/>
+          </w:rPr>
+          <w:t>5.3 Conclusions</w:t>
+        </w:r>
+        <w:r>
+          <w:rPr>
+            <w:noProof/>
+            <w:webHidden/>
+          </w:rPr>
+          <w:tab/>
+        </w:r>
+        <w:r>
+          <w:rPr>
+            <w:noProof/>
+            <w:webHidden/>
+          </w:rPr>
+          <w:fldChar w:fldCharType="begin"/>
+        </w:r>
+        <w:r>
+          <w:rPr>
+            <w:noProof/>
+            <w:webHidden/>
+          </w:rPr>
+          <w:instrText xml:space="preserve"> PAGEREF _Toc243744405 \h </w:instrText>
+        </w:r>
+        <w:r>
+          <w:rPr>
+            <w:noProof/>
+            <w:webHidden/>
+          </w:rPr>
+        </w:r>
+        <w:r>
+          <w:rPr>
+            <w:noProof/>
+            <w:webHidden/>
+          </w:rPr>
+          <w:fldChar w:fldCharType="separate"/>
+        </w:r>
+        <w:r>
+          <w:rPr>
+            <w:noProof/>
+            <w:webHidden/>
+          </w:rPr>
+          <w:t>31</w:t>
+        </w:r>
+        <w:r>
+          <w:rPr>
+            <w:noProof/>
+            <w:webHidden/>
+          </w:rPr>
+          <w:fldChar w:fldCharType="end"/>
+        </w:r>
+      </w:hyperlink>
+    </w:p>
+    <w:p>
+      <w:pPr>
+        <w:pStyle w:val="TOC2"/>
+        <w:rPr>
+          <w:rFonts w:asciiTheme="minorHAnsi" w:eastAsiaTheme="minorEastAsia" w:hAnsiTheme="minorHAnsi" w:cstheme="minorBidi"/>
+          <w:noProof/>
+          <w:color w:val="auto"/>
+          <w:kern w:val="2"/>
+          <w:sz w:val="24"/>
+          <w:szCs w:val="24"/>
+          <w14:ligatures w14:val="standardContextual"/>
+        </w:rPr>
+      </w:pPr>
+      <w:hyperlink w:anchor="_Toc243744406" w:history="1">
+        <w:r>
+          <w:rPr>
+            <w:rStyle w:val="Hyperlink"/>
+            <w:noProof/>
+          </w:rPr>
+          <w:t>5.4 Contributions to Knowledge</w:t>
+        </w:r>
+        <w:r>
+          <w:rPr>
+            <w:noProof/>
+            <w:webHidden/>
+          </w:rPr>
+          <w:tab/>
+        </w:r>
+        <w:r>
+          <w:rPr>
+            <w:noProof/>
+            <w:webHidden/>
+          </w:rPr>
+          <w:fldChar w:fldCharType="begin"/>
+        </w:r>
+        <w:r>
+          <w:rPr>
+            <w:noProof/>
+            <w:webHidden/>
+          </w:rPr>
+          <w:instrText xml:space="preserve"> PAGEREF _Toc243744406 \h </w:instrText>
+        </w:r>
+        <w:r>
+          <w:rPr>
+            <w:noProof/>
+            <w:webHidden/>
+          </w:rPr>
+        </w:r>
+        <w:r>
+          <w:rPr>
+            <w:noProof/>
+            <w:webHidden/>
+          </w:rPr>
+          <w:fldChar w:fldCharType="separate"/>
+        </w:r>
+        <w:r>
+          <w:rPr>
+            <w:noProof/>
+            <w:webHidden/>
+          </w:rPr>
+          <w:t>31</w:t>
+        </w:r>
+        <w:r>
+          <w:rPr>
+            <w:noProof/>
+            <w:webHidden/>
+          </w:rPr>
+          <w:fldChar w:fldCharType="end"/>
+        </w:r>
+      </w:hyperlink>
+    </w:p>
+    <w:p>
+      <w:pPr>
+        <w:pStyle w:val="TOC2"/>
+        <w:rPr>
+          <w:rFonts w:asciiTheme="minorHAnsi" w:eastAsiaTheme="minorEastAsia" w:hAnsiTheme="minorHAnsi" w:cstheme="minorBidi"/>
+          <w:noProof/>
+          <w:color w:val="auto"/>
+          <w:kern w:val="2"/>
+          <w:sz w:val="24"/>
+          <w:szCs w:val="24"/>
+          <w14:ligatures w14:val="standardContextual"/>
+        </w:rPr>
+      </w:pPr>
+      <w:hyperlink w:anchor="_Toc243744407" w:history="1">
+        <w:r>
+          <w:rPr>
+            <w:rStyle w:val="Hyperlink"/>
+            <w:noProof/>
+          </w:rPr>
+          <w:t>5.5 Limitations and Future Work</w:t>
+        </w:r>
+        <w:r>
+          <w:rPr>
+            <w:noProof/>
+            <w:webHidden/>
+          </w:rPr>
+          <w:tab/>
+        </w:r>
+        <w:r>
+          <w:rPr>
+            <w:noProof/>
+            <w:webHidden/>
+          </w:rPr>
+          <w:fldChar w:fldCharType="begin"/>
+        </w:r>
+        <w:r>
+          <w:rPr>
+            <w:noProof/>
+            <w:webHidden/>
+          </w:rPr>
+          <w:instrText xml:space="preserve"> PAGEREF _Toc243744407 \h </w:instrText>
+        </w:r>
+        <w:r>
+          <w:rPr>
+            <w:noProof/>
+            <w:webHidden/>
+          </w:rPr>
+        </w:r>
+        <w:r>
+          <w:rPr>
+            <w:noProof/>
+            <w:webHidden/>
+          </w:rPr>
+          <w:fldChar w:fldCharType="separate"/>
+        </w:r>
+        <w:r>
+          <w:rPr>
+            <w:noProof/>
+            <w:webHidden/>
+          </w:rPr>
+          <w:t>32</w:t>
+        </w:r>
+        <w:r>
+          <w:rPr>
+            <w:noProof/>
+            <w:webHidden/>
+          </w:rPr>
+          <w:fldChar w:fldCharType="end"/>
+        </w:r>
+      </w:hyperlink>
+    </w:p>
+    <w:p>
+      <w:pPr>
+        <w:pStyle w:val="TOC2"/>
+        <w:rPr>
+          <w:rFonts w:asciiTheme="minorHAnsi" w:eastAsiaTheme="minorEastAsia" w:hAnsiTheme="minorHAnsi" w:cstheme="minorBidi"/>
+          <w:noProof/>
+          <w:color w:val="auto"/>
+          <w:kern w:val="2"/>
+          <w:sz w:val="24"/>
+          <w:szCs w:val="24"/>
+          <w14:ligatures w14:val="standardContextual"/>
+        </w:rPr>
+      </w:pPr>
+      <w:hyperlink w:anchor="_Toc243744408" w:history="1">
+        <w:r>
+          <w:rPr>
+            <w:rStyle w:val="Hyperlink"/>
+            <w:noProof/>
+          </w:rPr>
           <w:t>5.6 Completion and Publication</w:t>
         </w:r>
         <w:r>
@@ -3816,7 +4107,7 @@
             <w:noProof/>
             <w:webHidden/>
           </w:rPr>
-          <w:instrText xml:space="preserve"> PAGEREF _Toc243737805 \h </w:instrText>
+          <w:instrText xml:space="preserve"> PAGEREF _Toc243744408 \h </w:instrText>
         </w:r>
         <w:r>
           <w:rPr>
@@ -3836,7 +4127,7 @@
             <w:noProof/>
             <w:webHidden/>
           </w:rPr>
-          <w:t>29</w:t>
+          <w:t>32</w:t>
         </w:r>
         <w:r>
           <w:rPr>
@@ -3859,7 +4150,7 @@
           <w14:ligatures w14:val="standardContextual"/>
         </w:rPr>
       </w:pPr>
-      <w:hyperlink w:anchor="_Toc243737806" w:history="1">
+      <w:hyperlink w:anchor="_Toc243744409" w:history="1">
         <w:r>
           <w:rPr>
             <w:rStyle w:val="Hyperlink"/>
@@ -3882,7 +4173,7 @@
           <w:rPr>
             <w:webHidden/>
           </w:rPr>
-          <w:instrText xml:space="preserve"> PAGEREF _Toc243737806 \h </w:instrText>
+          <w:instrText xml:space="preserve"> PAGEREF _Toc243744409 \h </w:instrText>
         </w:r>
         <w:r>
           <w:rPr>
@@ -3899,7 +4190,7 @@
           <w:rPr>
             <w:webHidden/>
           </w:rPr>
-          <w:t>30</w:t>
+          <w:t>33</w:t>
         </w:r>
         <w:r>
           <w:rPr>
@@ -3921,7 +4212,7 @@
           <w14:ligatures w14:val="standardContextual"/>
         </w:rPr>
       </w:pPr>
-      <w:hyperlink w:anchor="_Toc243737807" w:history="1">
+      <w:hyperlink w:anchor="_Toc243744410" w:history="1">
         <w:r>
           <w:rPr>
             <w:rStyle w:val="Hyperlink"/>
@@ -3944,7 +4235,7 @@
           <w:rPr>
             <w:webHidden/>
           </w:rPr>
-          <w:instrText xml:space="preserve"> PAGEREF _Toc243737807 \h </w:instrText>
+          <w:instrText xml:space="preserve"> PAGEREF _Toc243744410 \h </w:instrText>
         </w:r>
         <w:r>
           <w:rPr>
@@ -3961,7 +4252,7 @@
           <w:rPr>
             <w:webHidden/>
           </w:rPr>
-          <w:t>32</w:t>
+          <w:t>35</w:t>
         </w:r>
         <w:r>
           <w:rPr>
@@ -3983,7 +4274,7 @@
           <w14:ligatures w14:val="standardContextual"/>
         </w:rPr>
       </w:pPr>
-      <w:hyperlink w:anchor="_Toc243737808" w:history="1">
+      <w:hyperlink w:anchor="_Toc243744411" w:history="1">
         <w:r>
           <w:rPr>
             <w:rStyle w:val="Hyperlink"/>
@@ -4006,7 +4297,7 @@
           <w:rPr>
             <w:webHidden/>
           </w:rPr>
-          <w:instrText xml:space="preserve"> PAGEREF _Toc243737808 \h </w:instrText>
+          <w:instrText xml:space="preserve"> PAGEREF _Toc243744411 \h </w:instrText>
         </w:r>
         <w:r>
           <w:rPr>
@@ -4023,7 +4314,7 @@
           <w:rPr>
             <w:webHidden/>
           </w:rPr>
-          <w:t>33</w:t>
+          <w:t>36</w:t>
         </w:r>
         <w:r>
           <w:rPr>
@@ -4045,7 +4336,7 @@
           <w14:ligatures w14:val="standardContextual"/>
         </w:rPr>
       </w:pPr>
-      <w:hyperlink w:anchor="_Toc243737809" w:history="1">
+      <w:hyperlink w:anchor="_Toc243744412" w:history="1">
         <w:r>
           <w:rPr>
             <w:rStyle w:val="Hyperlink"/>
@@ -4068,7 +4359,7 @@
           <w:rPr>
             <w:webHidden/>
           </w:rPr>
-          <w:instrText xml:space="preserve"> PAGEREF _Toc243737809 \h </w:instrText>
+          <w:instrText xml:space="preserve"> PAGEREF _Toc243744412 \h </w:instrText>
         </w:r>
         <w:r>
           <w:rPr>
@@ -4085,7 +4376,7 @@
           <w:rPr>
             <w:webHidden/>
           </w:rPr>
-          <w:t>34</w:t>
+          <w:t>37</w:t>
         </w:r>
         <w:r>
           <w:rPr>
@@ -4094,27 +4385,6 @@
           <w:fldChar w:fldCharType="end"/>
         </w:r>
       </w:hyperlink>
-    </w:p>
-    <w:p>
-      <w:r>
-        <w:fldChar w:fldCharType="end"/>
-      </w:r>
-    </w:p>
-    <w:p>
-      <w:r>
-        <w:br w:type="page"/>
-      </w:r>
-    </w:p>
-    <w:p>
-      <w:pPr>
-        <w:pStyle w:val="Heading1"/>
-      </w:pPr>
-      <w:bookmarkStart w:id="4" w:name="_Toc243737758"/>
-      <w:r>
-        <w:lastRenderedPageBreak/>
-        <w:t>List of Figures</w:t>
-      </w:r>
-      <w:bookmarkEnd w:id="4"/>
     </w:p>
     <w:p>
       <w:pPr>
@@ -4128,21 +4398,12 @@
           <w14:ligatures w14:val="standardContextual"/>
         </w:rPr>
       </w:pPr>
-      <w:r>
-        <w:fldChar w:fldCharType="begin"/>
-      </w:r>
-      <w:r>
-        <w:instrText xml:space="preserve"> TOC \t "Figure Caption,1" \h \z </w:instrText>
-      </w:r>
-      <w:r>
-        <w:fldChar w:fldCharType="separate"/>
-      </w:r>
-      <w:hyperlink w:anchor="_Toc243737810" w:history="1">
+      <w:hyperlink w:anchor="_Toc243744413" w:history="1">
         <w:r>
           <w:rPr>
             <w:rStyle w:val="Hyperlink"/>
           </w:rPr>
-          <w:t>Figure 3.1 Proposed collection architecture</w:t>
+          <w:t>Appendix D October 24 Implementation Record</w:t>
         </w:r>
         <w:r>
           <w:rPr>
@@ -4160,7 +4421,7 @@
           <w:rPr>
             <w:webHidden/>
           </w:rPr>
-          <w:instrText xml:space="preserve"> PAGEREF _Toc243737810 \h </w:instrText>
+          <w:instrText xml:space="preserve"> PAGEREF _Toc243744413 \h </w:instrText>
         </w:r>
         <w:r>
           <w:rPr>
@@ -4177,7 +4438,7 @@
           <w:rPr>
             <w:webHidden/>
           </w:rPr>
-          <w:t>10</w:t>
+          <w:t>38</w:t>
         </w:r>
         <w:r>
           <w:rPr>
@@ -4186,6 +4447,26 @@
           <w:fldChar w:fldCharType="end"/>
         </w:r>
       </w:hyperlink>
+    </w:p>
+    <w:p>
+      <w:r>
+        <w:fldChar w:fldCharType="end"/>
+      </w:r>
+    </w:p>
+    <w:p>
+      <w:r>
+        <w:br w:type="page"/>
+      </w:r>
+    </w:p>
+    <w:p>
+      <w:pPr>
+        <w:pStyle w:val="Heading1"/>
+      </w:pPr>
+      <w:bookmarkStart w:id="4" w:name="_Toc243744357"/>
+      <w:r>
+        <w:t>List of Figures</w:t>
+      </w:r>
+      <w:bookmarkEnd w:id="4"/>
     </w:p>
     <w:p>
       <w:pPr>
@@ -4199,12 +4480,21 @@
           <w14:ligatures w14:val="standardContextual"/>
         </w:rPr>
       </w:pPr>
-      <w:hyperlink w:anchor="_Toc243737811" w:history="1">
+      <w:r>
+        <w:fldChar w:fldCharType="begin"/>
+      </w:r>
+      <w:r>
+        <w:instrText xml:space="preserve"> TOC \t "Figure Caption,1" \h \z </w:instrText>
+      </w:r>
+      <w:r>
+        <w:fldChar w:fldCharType="separate"/>
+      </w:r>
+      <w:hyperlink w:anchor="_Toc243744414" w:history="1">
         <w:r>
           <w:rPr>
             <w:rStyle w:val="Hyperlink"/>
           </w:rPr>
-          <w:t>Figure 3.2 Graphical model representation of attribution</w:t>
+          <w:t>Figure 3.1 Proposed collection architecture</w:t>
         </w:r>
         <w:r>
           <w:rPr>
@@ -4222,7 +4512,7 @@
           <w:rPr>
             <w:webHidden/>
           </w:rPr>
-          <w:instrText xml:space="preserve"> PAGEREF _Toc243737811 \h </w:instrText>
+          <w:instrText xml:space="preserve"> PAGEREF _Toc243744414 \h </w:instrText>
         </w:r>
         <w:r>
           <w:rPr>
@@ -4239,7 +4529,7 @@
           <w:rPr>
             <w:webHidden/>
           </w:rPr>
-          <w:t>11</w:t>
+          <w:t>10</w:t>
         </w:r>
         <w:r>
           <w:rPr>
@@ -4248,21 +4538,6 @@
           <w:fldChar w:fldCharType="end"/>
         </w:r>
       </w:hyperlink>
-    </w:p>
-    <w:p>
-      <w:r>
-        <w:fldChar w:fldCharType="end"/>
-      </w:r>
-    </w:p>
-    <w:p>
-      <w:pPr>
-        <w:pStyle w:val="Heading1"/>
-      </w:pPr>
-      <w:bookmarkStart w:id="5" w:name="_Toc243737759"/>
-      <w:r>
-        <w:t>List of Tables</w:t>
-      </w:r>
-      <w:bookmarkEnd w:id="5"/>
     </w:p>
     <w:p>
       <w:pPr>
@@ -4276,21 +4551,12 @@
           <w14:ligatures w14:val="standardContextual"/>
         </w:rPr>
       </w:pPr>
-      <w:r>
-        <w:fldChar w:fldCharType="begin"/>
-      </w:r>
-      <w:r>
-        <w:instrText xml:space="preserve"> TOC \t "Table Caption,1" \h \z </w:instrText>
-      </w:r>
-      <w:r>
-        <w:fldChar w:fldCharType="separate"/>
-      </w:r>
-      <w:hyperlink w:anchor="_Toc243737812" w:history="1">
+      <w:hyperlink w:anchor="_Toc243744415" w:history="1">
         <w:r>
           <w:rPr>
             <w:rStyle w:val="Hyperlink"/>
           </w:rPr>
-          <w:t>Symbols and acronyms</w:t>
+          <w:t>Figure 3.2 Graphical model of research in six stages</w:t>
         </w:r>
         <w:r>
           <w:rPr>
@@ -4308,7 +4574,7 @@
           <w:rPr>
             <w:webHidden/>
           </w:rPr>
-          <w:instrText xml:space="preserve"> PAGEREF _Toc243737812 \h </w:instrText>
+          <w:instrText xml:space="preserve"> PAGEREF _Toc243744415 \h </w:instrText>
         </w:r>
         <w:r>
           <w:rPr>
@@ -4325,7 +4591,7 @@
           <w:rPr>
             <w:webHidden/>
           </w:rPr>
-          <w:t>viii</w:t>
+          <w:t>12</w:t>
         </w:r>
         <w:r>
           <w:rPr>
@@ -4334,6 +4600,21 @@
           <w:fldChar w:fldCharType="end"/>
         </w:r>
       </w:hyperlink>
+    </w:p>
+    <w:p>
+      <w:r>
+        <w:fldChar w:fldCharType="end"/>
+      </w:r>
+    </w:p>
+    <w:p>
+      <w:pPr>
+        <w:pStyle w:val="Heading1"/>
+      </w:pPr>
+      <w:bookmarkStart w:id="5" w:name="_Toc243744358"/>
+      <w:r>
+        <w:t>List of Tables</w:t>
+      </w:r>
+      <w:bookmarkEnd w:id="5"/>
     </w:p>
     <w:p>
       <w:pPr>
@@ -4347,12 +4628,21 @@
           <w14:ligatures w14:val="standardContextual"/>
         </w:rPr>
       </w:pPr>
-      <w:hyperlink w:anchor="_Toc243737813" w:history="1">
+      <w:r>
+        <w:fldChar w:fldCharType="begin"/>
+      </w:r>
+      <w:r>
+        <w:instrText xml:space="preserve"> TOC \t "Table Caption,1" \h \z </w:instrText>
+      </w:r>
+      <w:r>
+        <w:fldChar w:fldCharType="separate"/>
+      </w:r>
+      <w:hyperlink w:anchor="_Toc243744416" w:history="1">
         <w:r>
           <w:rPr>
             <w:rStyle w:val="Hyperlink"/>
           </w:rPr>
-          <w:t>Table 2.1 Closest literature and proposed extension</w:t>
+          <w:t>Symbols and acronyms</w:t>
         </w:r>
         <w:r>
           <w:rPr>
@@ -4370,7 +4660,7 @@
           <w:rPr>
             <w:webHidden/>
           </w:rPr>
-          <w:instrText xml:space="preserve"> PAGEREF _Toc243737813 \h </w:instrText>
+          <w:instrText xml:space="preserve"> PAGEREF _Toc243744416 \h </w:instrText>
         </w:r>
         <w:r>
           <w:rPr>
@@ -4387,7 +4677,7 @@
           <w:rPr>
             <w:webHidden/>
           </w:rPr>
-          <w:t>6</w:t>
+          <w:t>viii</w:t>
         </w:r>
         <w:r>
           <w:rPr>
@@ -4409,12 +4699,12 @@
           <w14:ligatures w14:val="standardContextual"/>
         </w:rPr>
       </w:pPr>
-      <w:hyperlink w:anchor="_Toc243737814" w:history="1">
+      <w:hyperlink w:anchor="_Toc243744417" w:history="1">
         <w:r>
           <w:rPr>
             <w:rStyle w:val="Hyperlink"/>
           </w:rPr>
-          <w:t>Table 3.1 Configuration and evidence requirements</w:t>
+          <w:t>Table 2.1 Closest literature and proposed extension</w:t>
         </w:r>
         <w:r>
           <w:rPr>
@@ -4432,7 +4722,7 @@
           <w:rPr>
             <w:webHidden/>
           </w:rPr>
-          <w:instrText xml:space="preserve"> PAGEREF _Toc243737814 \h </w:instrText>
+          <w:instrText xml:space="preserve"> PAGEREF _Toc243744417 \h </w:instrText>
         </w:r>
         <w:r>
           <w:rPr>
@@ -4449,7 +4739,7 @@
           <w:rPr>
             <w:webHidden/>
           </w:rPr>
-          <w:t>10</w:t>
+          <w:t>6</w:t>
         </w:r>
         <w:r>
           <w:rPr>
@@ -4471,12 +4761,12 @@
           <w14:ligatures w14:val="standardContextual"/>
         </w:rPr>
       </w:pPr>
-      <w:hyperlink w:anchor="_Toc243737815" w:history="1">
+      <w:hyperlink w:anchor="_Toc243744418" w:history="1">
         <w:r>
           <w:rPr>
             <w:rStyle w:val="Hyperlink"/>
           </w:rPr>
-          <w:t>Table 3.2 GMR alignment with objectives</w:t>
+          <w:t>Table 3.1 Configuration and evidence requirements</w:t>
         </w:r>
         <w:r>
           <w:rPr>
@@ -4494,7 +4784,7 @@
           <w:rPr>
             <w:webHidden/>
           </w:rPr>
-          <w:instrText xml:space="preserve"> PAGEREF _Toc243737815 \h </w:instrText>
+          <w:instrText xml:space="preserve"> PAGEREF _Toc243744418 \h </w:instrText>
         </w:r>
         <w:r>
           <w:rPr>
@@ -4511,7 +4801,7 @@
           <w:rPr>
             <w:webHidden/>
           </w:rPr>
-          <w:t>11</w:t>
+          <w:t>10</w:t>
         </w:r>
         <w:r>
           <w:rPr>
@@ -4533,12 +4823,12 @@
           <w14:ligatures w14:val="standardContextual"/>
         </w:rPr>
       </w:pPr>
-      <w:hyperlink w:anchor="_Toc243737816" w:history="1">
+      <w:hyperlink w:anchor="_Toc243744419" w:history="1">
         <w:r>
           <w:rPr>
             <w:rStyle w:val="Hyperlink"/>
           </w:rPr>
-          <w:t>Table 3.3 Five day collection schedule</w:t>
+          <w:t>Table 3.2 GMR alignment with objectives</w:t>
         </w:r>
         <w:r>
           <w:rPr>
@@ -4556,7 +4846,7 @@
           <w:rPr>
             <w:webHidden/>
           </w:rPr>
-          <w:instrText xml:space="preserve"> PAGEREF _Toc243737816 \h </w:instrText>
+          <w:instrText xml:space="preserve"> PAGEREF _Toc243744419 \h </w:instrText>
         </w:r>
         <w:r>
           <w:rPr>
@@ -4595,12 +4885,12 @@
           <w14:ligatures w14:val="standardContextual"/>
         </w:rPr>
       </w:pPr>
-      <w:hyperlink w:anchor="_Toc243737817" w:history="1">
+      <w:hyperlink w:anchor="_Toc243744420" w:history="1">
         <w:r>
           <w:rPr>
             <w:rStyle w:val="Hyperlink"/>
           </w:rPr>
-          <w:t>Table 3.4 EDA outputs</w:t>
+          <w:t>Table 3.3 Five day collection schedule</w:t>
         </w:r>
         <w:r>
           <w:rPr>
@@ -4618,7 +4908,7 @@
           <w:rPr>
             <w:webHidden/>
           </w:rPr>
-          <w:instrText xml:space="preserve"> PAGEREF _Toc243737817 \h </w:instrText>
+          <w:instrText xml:space="preserve"> PAGEREF _Toc243744420 \h </w:instrText>
         </w:r>
         <w:r>
           <w:rPr>
@@ -4635,7 +4925,7 @@
           <w:rPr>
             <w:webHidden/>
           </w:rPr>
-          <w:t>14</w:t>
+          <w:t>13</w:t>
         </w:r>
         <w:r>
           <w:rPr>
@@ -4657,12 +4947,12 @@
           <w14:ligatures w14:val="standardContextual"/>
         </w:rPr>
       </w:pPr>
-      <w:hyperlink w:anchor="_Toc243737818" w:history="1">
+      <w:hyperlink w:anchor="_Toc243744421" w:history="1">
         <w:r>
           <w:rPr>
             <w:rStyle w:val="Hyperlink"/>
           </w:rPr>
-          <w:t>Table 3.5 Feature dictionary draft</w:t>
+          <w:t>Table 3.4 EDA outputs</w:t>
         </w:r>
         <w:r>
           <w:rPr>
@@ -4680,7 +4970,7 @@
           <w:rPr>
             <w:webHidden/>
           </w:rPr>
-          <w:instrText xml:space="preserve"> PAGEREF _Toc243737818 \h </w:instrText>
+          <w:instrText xml:space="preserve"> PAGEREF _Toc243744421 \h </w:instrText>
         </w:r>
         <w:r>
           <w:rPr>
@@ -4697,7 +4987,7 @@
           <w:rPr>
             <w:webHidden/>
           </w:rPr>
-          <w:t>14</w:t>
+          <w:t>16</w:t>
         </w:r>
         <w:r>
           <w:rPr>
@@ -4719,12 +5009,12 @@
           <w14:ligatures w14:val="standardContextual"/>
         </w:rPr>
       </w:pPr>
-      <w:hyperlink w:anchor="_Toc243737819" w:history="1">
+      <w:hyperlink w:anchor="_Toc243744422" w:history="1">
         <w:r>
           <w:rPr>
             <w:rStyle w:val="Hyperlink"/>
           </w:rPr>
-          <w:t>Table 3.6 Tuning specification</w:t>
+          <w:t>Table 3.5 Feature dictionary draft</w:t>
         </w:r>
         <w:r>
           <w:rPr>
@@ -4742,7 +5032,7 @@
           <w:rPr>
             <w:webHidden/>
           </w:rPr>
-          <w:instrText xml:space="preserve"> PAGEREF _Toc243737819 \h </w:instrText>
+          <w:instrText xml:space="preserve"> PAGEREF _Toc243744422 \h </w:instrText>
         </w:r>
         <w:r>
           <w:rPr>
@@ -4759,7 +5049,7 @@
           <w:rPr>
             <w:webHidden/>
           </w:rPr>
-          <w:t>16</w:t>
+          <w:t>17</w:t>
         </w:r>
         <w:r>
           <w:rPr>
@@ -4781,12 +5071,12 @@
           <w14:ligatures w14:val="standardContextual"/>
         </w:rPr>
       </w:pPr>
-      <w:hyperlink w:anchor="_Toc243737820" w:history="1">
+      <w:hyperlink w:anchor="_Toc243744423" w:history="1">
         <w:r>
           <w:rPr>
             <w:rStyle w:val="Hyperlink"/>
           </w:rPr>
-          <w:t>Table 3.7 Equation register</w:t>
+          <w:t>Table 3.6 Tuning specification</w:t>
         </w:r>
         <w:r>
           <w:rPr>
@@ -4804,7 +5094,7 @@
           <w:rPr>
             <w:webHidden/>
           </w:rPr>
-          <w:instrText xml:space="preserve"> PAGEREF _Toc243737820 \h </w:instrText>
+          <w:instrText xml:space="preserve"> PAGEREF _Toc243744423 \h </w:instrText>
         </w:r>
         <w:r>
           <w:rPr>
@@ -4821,7 +5111,7 @@
           <w:rPr>
             <w:webHidden/>
           </w:rPr>
-          <w:t>17</w:t>
+          <w:t>19</w:t>
         </w:r>
         <w:r>
           <w:rPr>
@@ -4843,12 +5133,12 @@
           <w14:ligatures w14:val="standardContextual"/>
         </w:rPr>
       </w:pPr>
-      <w:hyperlink w:anchor="_Toc243737821" w:history="1">
+      <w:hyperlink w:anchor="_Toc243744424" w:history="1">
         <w:r>
           <w:rPr>
             <w:rStyle w:val="Hyperlink"/>
           </w:rPr>
-          <w:t>Table 3.8 Required evidence for success</w:t>
+          <w:t>Table 3.7 Equation register</w:t>
         </w:r>
         <w:r>
           <w:rPr>
@@ -4866,7 +5156,7 @@
           <w:rPr>
             <w:webHidden/>
           </w:rPr>
-          <w:instrText xml:space="preserve"> PAGEREF _Toc243737821 \h </w:instrText>
+          <w:instrText xml:space="preserve"> PAGEREF _Toc243744424 \h </w:instrText>
         </w:r>
         <w:r>
           <w:rPr>
@@ -4905,12 +5195,12 @@
           <w14:ligatures w14:val="standardContextual"/>
         </w:rPr>
       </w:pPr>
-      <w:hyperlink w:anchor="_Toc243737822" w:history="1">
+      <w:hyperlink w:anchor="_Toc243744425" w:history="1">
         <w:r>
           <w:rPr>
             <w:rStyle w:val="Hyperlink"/>
           </w:rPr>
-          <w:t>Table 4.1 Recorded logistic exploratory results</w:t>
+          <w:t>Table 3.8 Required evidence for success</w:t>
         </w:r>
         <w:r>
           <w:rPr>
@@ -4928,7 +5218,7 @@
           <w:rPr>
             <w:webHidden/>
           </w:rPr>
-          <w:instrText xml:space="preserve"> PAGEREF _Toc243737822 \h </w:instrText>
+          <w:instrText xml:space="preserve"> PAGEREF _Toc243744425 \h </w:instrText>
         </w:r>
         <w:r>
           <w:rPr>
@@ -4967,12 +5257,12 @@
           <w14:ligatures w14:val="standardContextual"/>
         </w:rPr>
       </w:pPr>
-      <w:hyperlink w:anchor="_Toc243737823" w:history="1">
+      <w:hyperlink w:anchor="_Toc243744426" w:history="1">
         <w:r>
           <w:rPr>
             <w:rStyle w:val="Hyperlink"/>
           </w:rPr>
-          <w:t>Table 4.2 Illustrative sample accounting</w:t>
+          <w:t>Table 4.1 Recorded logistic exploratory results</w:t>
         </w:r>
         <w:r>
           <w:rPr>
@@ -4990,7 +5280,7 @@
           <w:rPr>
             <w:webHidden/>
           </w:rPr>
-          <w:instrText xml:space="preserve"> PAGEREF _Toc243737823 \h </w:instrText>
+          <w:instrText xml:space="preserve"> PAGEREF _Toc243744426 \h </w:instrText>
         </w:r>
         <w:r>
           <w:rPr>
@@ -5007,7 +5297,7 @@
           <w:rPr>
             <w:webHidden/>
           </w:rPr>
-          <w:t>23</w:t>
+          <w:t>24</w:t>
         </w:r>
         <w:r>
           <w:rPr>
@@ -5029,12 +5319,12 @@
           <w14:ligatures w14:val="standardContextual"/>
         </w:rPr>
       </w:pPr>
-      <w:hyperlink w:anchor="_Toc243737824" w:history="1">
+      <w:hyperlink w:anchor="_Toc243744427" w:history="1">
         <w:r>
           <w:rPr>
             <w:rStyle w:val="Hyperlink"/>
           </w:rPr>
-          <w:t>Table 4.3 EDA results awaiting collection</w:t>
+          <w:t>Table 4.2 Illustrative sample accounting</w:t>
         </w:r>
         <w:r>
           <w:rPr>
@@ -5052,7 +5342,7 @@
           <w:rPr>
             <w:webHidden/>
           </w:rPr>
-          <w:instrText xml:space="preserve"> PAGEREF _Toc243737824 \h </w:instrText>
+          <w:instrText xml:space="preserve"> PAGEREF _Toc243744427 \h </w:instrText>
         </w:r>
         <w:r>
           <w:rPr>
@@ -5069,7 +5359,7 @@
           <w:rPr>
             <w:webHidden/>
           </w:rPr>
-          <w:t>23</w:t>
+          <w:t>25</w:t>
         </w:r>
         <w:r>
           <w:rPr>
@@ -5091,12 +5381,12 @@
           <w14:ligatures w14:val="standardContextual"/>
         </w:rPr>
       </w:pPr>
-      <w:hyperlink w:anchor="_Toc243737825" w:history="1">
+      <w:hyperlink w:anchor="_Toc243744428" w:history="1">
         <w:r>
           <w:rPr>
             <w:rStyle w:val="Hyperlink"/>
           </w:rPr>
-          <w:t>Table 4.4 Illustrative locked model scores</w:t>
+          <w:t>Table 4.3 EDA results awaiting collection</w:t>
         </w:r>
         <w:r>
           <w:rPr>
@@ -5114,7 +5404,7 @@
           <w:rPr>
             <w:webHidden/>
           </w:rPr>
-          <w:instrText xml:space="preserve"> PAGEREF _Toc243737825 \h </w:instrText>
+          <w:instrText xml:space="preserve"> PAGEREF _Toc243744428 \h </w:instrText>
         </w:r>
         <w:r>
           <w:rPr>
@@ -5131,7 +5421,7 @@
           <w:rPr>
             <w:webHidden/>
           </w:rPr>
-          <w:t>24</w:t>
+          <w:t>25</w:t>
         </w:r>
         <w:r>
           <w:rPr>
@@ -5153,12 +5443,12 @@
           <w14:ligatures w14:val="standardContextual"/>
         </w:rPr>
       </w:pPr>
-      <w:hyperlink w:anchor="_Toc243737826" w:history="1">
+      <w:hyperlink w:anchor="_Toc243744429" w:history="1">
         <w:r>
           <w:rPr>
             <w:rStyle w:val="Hyperlink"/>
           </w:rPr>
-          <w:t>Table 4.5 Illustrative SVM confusion matrix</w:t>
+          <w:t>Table 4.4 Illustrative locked model scores</w:t>
         </w:r>
         <w:r>
           <w:rPr>
@@ -5176,7 +5466,7 @@
           <w:rPr>
             <w:webHidden/>
           </w:rPr>
-          <w:instrText xml:space="preserve"> PAGEREF _Toc243737826 \h </w:instrText>
+          <w:instrText xml:space="preserve"> PAGEREF _Toc243744429 \h </w:instrText>
         </w:r>
         <w:r>
           <w:rPr>
@@ -5193,7 +5483,7 @@
           <w:rPr>
             <w:webHidden/>
           </w:rPr>
-          <w:t>24</w:t>
+          <w:t>26</w:t>
         </w:r>
         <w:r>
           <w:rPr>
@@ -5215,12 +5505,12 @@
           <w14:ligatures w14:val="standardContextual"/>
         </w:rPr>
       </w:pPr>
-      <w:hyperlink w:anchor="_Toc243737827" w:history="1">
+      <w:hyperlink w:anchor="_Toc243744430" w:history="1">
         <w:r>
           <w:rPr>
             <w:rStyle w:val="Hyperlink"/>
           </w:rPr>
-          <w:t>Table 4.6 RQ1 feature ablation results</w:t>
+          <w:t>Table 4.5 Illustrative SVM confusion matrix</w:t>
         </w:r>
         <w:r>
           <w:rPr>
@@ -5238,7 +5528,7 @@
           <w:rPr>
             <w:webHidden/>
           </w:rPr>
-          <w:instrText xml:space="preserve"> PAGEREF _Toc243737827 \h </w:instrText>
+          <w:instrText xml:space="preserve"> PAGEREF _Toc243744430 \h </w:instrText>
         </w:r>
         <w:r>
           <w:rPr>
@@ -5255,7 +5545,7 @@
           <w:rPr>
             <w:webHidden/>
           </w:rPr>
-          <w:t>24</w:t>
+          <w:t>26</w:t>
         </w:r>
         <w:r>
           <w:rPr>
@@ -5277,12 +5567,12 @@
           <w14:ligatures w14:val="standardContextual"/>
         </w:rPr>
       </w:pPr>
-      <w:hyperlink w:anchor="_Toc243737828" w:history="1">
+      <w:hyperlink w:anchor="_Toc243744431" w:history="1">
         <w:r>
           <w:rPr>
             <w:rStyle w:val="Hyperlink"/>
           </w:rPr>
-          <w:t>Table 4.7 RQ2 transfer and stability</w:t>
+          <w:t>Table 4.6 RQ1 feature ablation results</w:t>
         </w:r>
         <w:r>
           <w:rPr>
@@ -5300,7 +5590,7 @@
           <w:rPr>
             <w:webHidden/>
           </w:rPr>
-          <w:instrText xml:space="preserve"> PAGEREF _Toc243737828 \h </w:instrText>
+          <w:instrText xml:space="preserve"> PAGEREF _Toc243744431 \h </w:instrText>
         </w:r>
         <w:r>
           <w:rPr>
@@ -5317,7 +5607,7 @@
           <w:rPr>
             <w:webHidden/>
           </w:rPr>
-          <w:t>25</w:t>
+          <w:t>27</w:t>
         </w:r>
         <w:r>
           <w:rPr>
@@ -5339,12 +5629,12 @@
           <w14:ligatures w14:val="standardContextual"/>
         </w:rPr>
       </w:pPr>
-      <w:hyperlink w:anchor="_Toc243737829" w:history="1">
+      <w:hyperlink w:anchor="_Toc243744432" w:history="1">
         <w:r>
           <w:rPr>
             <w:rStyle w:val="Hyperlink"/>
           </w:rPr>
-          <w:t>Table 4.8 Illustrative SVM paired differences</w:t>
+          <w:t>Table 4.7 RQ2 transfer and stability</w:t>
         </w:r>
         <w:r>
           <w:rPr>
@@ -5362,7 +5652,7 @@
           <w:rPr>
             <w:webHidden/>
           </w:rPr>
-          <w:instrText xml:space="preserve"> PAGEREF _Toc243737829 \h </w:instrText>
+          <w:instrText xml:space="preserve"> PAGEREF _Toc243744432 \h </w:instrText>
         </w:r>
         <w:r>
           <w:rPr>
@@ -5379,7 +5669,7 @@
           <w:rPr>
             <w:webHidden/>
           </w:rPr>
-          <w:t>25</w:t>
+          <w:t>27</w:t>
         </w:r>
         <w:r>
           <w:rPr>
@@ -5401,12 +5691,12 @@
           <w14:ligatures w14:val="standardContextual"/>
         </w:rPr>
       </w:pPr>
-      <w:hyperlink w:anchor="_Toc243737830" w:history="1">
+      <w:hyperlink w:anchor="_Toc243744433" w:history="1">
         <w:r>
           <w:rPr>
             <w:rStyle w:val="Hyperlink"/>
           </w:rPr>
-          <w:t>Table 4.9 Required robustness results</w:t>
+          <w:t>Table 4.8 Illustrative SVM paired differences</w:t>
         </w:r>
         <w:r>
           <w:rPr>
@@ -5424,7 +5714,7 @@
           <w:rPr>
             <w:webHidden/>
           </w:rPr>
-          <w:instrText xml:space="preserve"> PAGEREF _Toc243737830 \h </w:instrText>
+          <w:instrText xml:space="preserve"> PAGEREF _Toc243744433 \h </w:instrText>
         </w:r>
         <w:r>
           <w:rPr>
@@ -5441,7 +5731,7 @@
           <w:rPr>
             <w:webHidden/>
           </w:rPr>
-          <w:t>26</w:t>
+          <w:t>28</w:t>
         </w:r>
         <w:r>
           <w:rPr>
@@ -5463,12 +5753,12 @@
           <w14:ligatures w14:val="standardContextual"/>
         </w:rPr>
       </w:pPr>
-      <w:hyperlink w:anchor="_Toc243737831" w:history="1">
+      <w:hyperlink w:anchor="_Toc243744434" w:history="1">
         <w:r>
           <w:rPr>
             <w:rStyle w:val="Hyperlink"/>
           </w:rPr>
-          <w:t>Table 4.10 Calibration and resource outputs</w:t>
+          <w:t>Table 4.9 Required robustness results</w:t>
         </w:r>
         <w:r>
           <w:rPr>
@@ -5486,7 +5776,7 @@
           <w:rPr>
             <w:webHidden/>
           </w:rPr>
-          <w:instrText xml:space="preserve"> PAGEREF _Toc243737831 \h </w:instrText>
+          <w:instrText xml:space="preserve"> PAGEREF _Toc243744434 \h </w:instrText>
         </w:r>
         <w:r>
           <w:rPr>
@@ -5503,7 +5793,7 @@
           <w:rPr>
             <w:webHidden/>
           </w:rPr>
-          <w:t>26</w:t>
+          <w:t>28</w:t>
         </w:r>
         <w:r>
           <w:rPr>
@@ -5525,11 +5815,73 @@
           <w14:ligatures w14:val="standardContextual"/>
         </w:rPr>
       </w:pPr>
-      <w:hyperlink w:anchor="_Toc243737832" w:history="1">
+      <w:hyperlink w:anchor="_Toc243744435" w:history="1">
         <w:r>
           <w:rPr>
             <w:rStyle w:val="Hyperlink"/>
           </w:rPr>
+          <w:t>Table 4.10 Calibration and resource outputs</w:t>
+        </w:r>
+        <w:r>
+          <w:rPr>
+            <w:webHidden/>
+          </w:rPr>
+          <w:tab/>
+        </w:r>
+        <w:r>
+          <w:rPr>
+            <w:webHidden/>
+          </w:rPr>
+          <w:fldChar w:fldCharType="begin"/>
+        </w:r>
+        <w:r>
+          <w:rPr>
+            <w:webHidden/>
+          </w:rPr>
+          <w:instrText xml:space="preserve"> PAGEREF _Toc243744435 \h </w:instrText>
+        </w:r>
+        <w:r>
+          <w:rPr>
+            <w:webHidden/>
+          </w:rPr>
+        </w:r>
+        <w:r>
+          <w:rPr>
+            <w:webHidden/>
+          </w:rPr>
+          <w:fldChar w:fldCharType="separate"/>
+        </w:r>
+        <w:r>
+          <w:rPr>
+            <w:webHidden/>
+          </w:rPr>
+          <w:t>28</w:t>
+        </w:r>
+        <w:r>
+          <w:rPr>
+            <w:webHidden/>
+          </w:rPr>
+          <w:fldChar w:fldCharType="end"/>
+        </w:r>
+      </w:hyperlink>
+    </w:p>
+    <w:p>
+      <w:pPr>
+        <w:pStyle w:val="TOC1"/>
+        <w:rPr>
+          <w:rFonts w:asciiTheme="minorHAnsi" w:eastAsiaTheme="minorEastAsia" w:hAnsiTheme="minorHAnsi" w:cstheme="minorBidi"/>
+          <w:color w:val="auto"/>
+          <w:kern w:val="2"/>
+          <w:sz w:val="24"/>
+          <w:szCs w:val="24"/>
+          <w14:ligatures w14:val="standardContextual"/>
+        </w:rPr>
+      </w:pPr>
+      <w:hyperlink w:anchor="_Toc243744436" w:history="1">
+        <w:r>
+          <w:rPr>
+            <w:rStyle w:val="Hyperlink"/>
+          </w:rPr>
           <w:t>Table A.1 Evidence inputs for revision</w:t>
         </w:r>
         <w:r>
@@ -5548,7 +5900,7 @@
           <w:rPr>
             <w:webHidden/>
           </w:rPr>
-          <w:instrText xml:space="preserve"> PAGEREF _Toc243737832 \h </w:instrText>
+          <w:instrText xml:space="preserve"> PAGEREF _Toc243744436 \h </w:instrText>
         </w:r>
         <w:r>
           <w:rPr>
@@ -5565,7 +5917,7 @@
           <w:rPr>
             <w:webHidden/>
           </w:rPr>
-          <w:t>32</w:t>
+          <w:t>35</w:t>
         </w:r>
         <w:r>
           <w:rPr>
@@ -5576,6 +5928,68 @@
       </w:hyperlink>
     </w:p>
     <w:p>
+      <w:pPr>
+        <w:pStyle w:val="TOC1"/>
+        <w:rPr>
+          <w:rFonts w:asciiTheme="minorHAnsi" w:eastAsiaTheme="minorEastAsia" w:hAnsiTheme="minorHAnsi" w:cstheme="minorBidi"/>
+          <w:color w:val="auto"/>
+          <w:kern w:val="2"/>
+          <w:sz w:val="24"/>
+          <w:szCs w:val="24"/>
+          <w14:ligatures w14:val="standardContextual"/>
+        </w:rPr>
+      </w:pPr>
+      <w:hyperlink w:anchor="_Toc243744437" w:history="1">
+        <w:r>
+          <w:rPr>
+            <w:rStyle w:val="Hyperlink"/>
+          </w:rPr>
+          <w:t>Table D.1 Implementation evidence and unresolved gates</w:t>
+        </w:r>
+        <w:r>
+          <w:rPr>
+            <w:webHidden/>
+          </w:rPr>
+          <w:tab/>
+        </w:r>
+        <w:r>
+          <w:rPr>
+            <w:webHidden/>
+          </w:rPr>
+          <w:fldChar w:fldCharType="begin"/>
+        </w:r>
+        <w:r>
+          <w:rPr>
+            <w:webHidden/>
+          </w:rPr>
+          <w:instrText xml:space="preserve"> PAGEREF _Toc243744437 \h </w:instrText>
+        </w:r>
+        <w:r>
+          <w:rPr>
+            <w:webHidden/>
+          </w:rPr>
+        </w:r>
+        <w:r>
+          <w:rPr>
+            <w:webHidden/>
+          </w:rPr>
+          <w:fldChar w:fldCharType="separate"/>
+        </w:r>
+        <w:r>
+          <w:rPr>
+            <w:webHidden/>
+          </w:rPr>
+          <w:t>38</w:t>
+        </w:r>
+        <w:r>
+          <w:rPr>
+            <w:webHidden/>
+          </w:rPr>
+          <w:fldChar w:fldCharType="end"/>
+        </w:r>
+      </w:hyperlink>
+    </w:p>
+    <w:p>
       <w:r>
         <w:fldChar w:fldCharType="end"/>
       </w:r>
@@ -5589,9 +6003,8 @@
       <w:pPr>
         <w:pStyle w:val="Heading1"/>
       </w:pPr>
-      <w:bookmarkStart w:id="6" w:name="_Toc243737760"/>
-      <w:r>
-        <w:lastRenderedPageBreak/>
+      <w:bookmarkStart w:id="6" w:name="_Toc243744359"/>
+      <w:r>
         <w:t>List of Symbols and Acronyms</w:t>
       </w:r>
       <w:bookmarkEnd w:id="6"/>
@@ -5600,7 +6013,7 @@
       <w:pPr>
         <w:pStyle w:val="TableCaption"/>
       </w:pPr>
-      <w:bookmarkStart w:id="7" w:name="_Toc243737812"/>
+      <w:bookmarkStart w:id="7" w:name="_Toc243744416"/>
       <w:r>
         <w:t>Symbols and acronyms</w:t>
       </w:r>
@@ -5793,91 +6206,7 @@
               <w:rPr>
                 <w:sz w:val="20"/>
               </w:rPr>
-              <w:t>Graphical model representation / exploratory data analysis</w:t>
-            </w:r>
-          </w:p>
-        </w:tc>
-      </w:tr>
-      <w:tr>
-        <w:trPr>
-          <w:cantSplit/>
-          <w:jc w:val="center"/>
-        </w:trPr>
-        <w:tc>
-          <w:tcPr>
-            <w:tcW w:w="1800" w:type="dxa"/>
-            <w:vAlign w:val="center"/>
-          </w:tcPr>
-          <w:p>
-            <w:pPr>
-              <w:spacing w:before="100" w:after="100" w:line="240" w:lineRule="auto"/>
-              <w:ind w:firstLine="0"/>
-            </w:pPr>
-            <w:r>
-              <w:rPr>
-                <w:sz w:val="20"/>
-              </w:rPr>
-              <w:t>A, C, E, Q</w:t>
-            </w:r>
-          </w:p>
-        </w:tc>
-        <w:tc>
-          <w:tcPr>
-            <w:tcW w:w="6840" w:type="dxa"/>
-            <w:vAlign w:val="center"/>
-          </w:tcPr>
-          <w:p>
-            <w:pPr>
-              <w:spacing w:before="100" w:after="100" w:line="240" w:lineRule="auto"/>
-              <w:ind w:firstLine="0"/>
-            </w:pPr>
-            <w:r>
-              <w:rPr>
-                <w:sz w:val="20"/>
-              </w:rPr>
-              <w:t>Operator type, task, environment and sensor quality</w:t>
-            </w:r>
-          </w:p>
-        </w:tc>
-      </w:tr>
-      <w:tr>
-        <w:trPr>
-          <w:cantSplit/>
-          <w:jc w:val="center"/>
-        </w:trPr>
-        <w:tc>
-          <w:tcPr>
-            <w:tcW w:w="1800" w:type="dxa"/>
-            <w:vAlign w:val="center"/>
-          </w:tcPr>
-          <w:p>
-            <w:pPr>
-              <w:spacing w:before="100" w:after="100" w:line="240" w:lineRule="auto"/>
-              <w:ind w:firstLine="0"/>
-            </w:pPr>
-            <w:r>
-              <w:rPr>
-                <w:sz w:val="20"/>
-              </w:rPr>
-              <w:t>B, O, X, y</w:t>
-            </w:r>
-          </w:p>
-        </w:tc>
-        <w:tc>
-          <w:tcPr>
-            <w:tcW w:w="6840" w:type="dxa"/>
-            <w:vAlign w:val="center"/>
-          </w:tcPr>
-          <w:p>
-            <w:pPr>
-              <w:spacing w:before="100" w:after="100" w:line="240" w:lineRule="auto"/>
-              <w:ind w:firstLine="0"/>
-            </w:pPr>
-            <w:r>
-              <w:rPr>
-                <w:sz w:val="20"/>
-              </w:rPr>
-              <w:t>Behavior, telemetry, features and true class</w:t>
+              <w:t>Graphical model of research / exploratory data analysis</w:t>
             </w:r>
           </w:p>
         </w:tc>
@@ -6155,9 +6484,8 @@
       <w:pPr>
         <w:pStyle w:val="Heading1"/>
       </w:pPr>
-      <w:bookmarkStart w:id="8" w:name="_Toc243737761"/>
-      <w:r>
-        <w:lastRenderedPageBreak/>
+      <w:bookmarkStart w:id="8" w:name="_Toc243744360"/>
+      <w:r>
         <w:t>Chapter 1 Introduction</w:t>
       </w:r>
       <w:bookmarkEnd w:id="8"/>
@@ -6166,7 +6494,7 @@
       <w:pPr>
         <w:pStyle w:val="Heading2"/>
       </w:pPr>
-      <w:bookmarkStart w:id="9" w:name="_Toc243737762"/>
+      <w:bookmarkStart w:id="9" w:name="_Toc243744361"/>
       <w:r>
         <w:t>1.1 Background</w:t>
       </w:r>
@@ -6174,14 +6502,17 @@
     </w:p>
     <w:p>
       <w:r>
-        <w:t>Defenders observe intrusion effects without necessarily knowing whether a person or autonomous agent selected each action. Process creation, authentication and network connections offer possible behavioral evidence. However, humans, scripts and AI agents can use the same tools. Attribution requires controlled comparisons rather than treating rapid activity or one executable as proof of AI control. Alt (2026) examined automation classes in SSH interactions, while Ediga and Chattopadhyay (2026) examined AI-family terminal fingerprints. These motivate, but do not establish, the present target-side generalization claim.</w:t>
+        <w:t>Defenders observe intrusion effects without necessarily knowing whether a person or autonomous agent selected each action. Process creation, authentication and network connections offer possible behavioral evidence. However, humans, scripts and AI agents can use the same tools. Attribution requires controlled comparisons rather than treating rapid activity or one executable as proof of AI control. Alt (2026) examined automation classes in SSH interactions, while Ediga and Chattopadhyay (2026) examined AI-fa</w:t>
+      </w:r>
+      <w:r>
+        <w:t>mily terminal fingerprints. These motivate, but do not establish, the present target-side generalization claim.</w:t>
       </w:r>
     </w:p>
     <w:p>
       <w:pPr>
         <w:pStyle w:val="Heading2"/>
       </w:pPr>
-      <w:bookmarkStart w:id="10" w:name="_Toc243737763"/>
+      <w:bookmarkStart w:id="10" w:name="_Toc243744362"/>
       <w:r>
         <w:t>1.2 Research Motivation</w:t>
       </w:r>
@@ -6189,14 +6520,17 @@
     </w:p>
     <w:p>
       <w:r>
-        <w:t>A useful classifier must retain informative patterns when the operator, configuration or collection setting changes. A model that recognizes an archive can appear accurate while failing on another source. The project’s real-record feasibility screen exhibited this problem: within-source performance dropped during transfer, and the two AI sources were highly distinguishable. The practical objective is therefore a bounded assessment of useful features and methods, not an artificially favorable model ranking. Negative findings can identify measurement failures or limits of attribution.</w:t>
+        <w:t xml:space="preserve">A useful classifier must retain informative patterns when the operator, configuration or collection setting changes. A model that recognizes an archive can appear accurate while failing on another source. The project’s real-record feasibility screen exhibited this problem: within-source performance dropped during transfer, and the two AI sources were highly distinguishable. The practical objective is therefore a bounded assessment of useful features and methods, not an artificially favorable model ranking. </w:t>
+      </w:r>
+      <w:r>
+        <w:t>Negative findings can identify measurement failures or limits of attribution.</w:t>
       </w:r>
     </w:p>
     <w:p>
       <w:pPr>
         <w:pStyle w:val="Heading2"/>
       </w:pPr>
-      <w:bookmarkStart w:id="11" w:name="_Toc243737764"/>
+      <w:bookmarkStart w:id="11" w:name="_Toc243744363"/>
       <w:r>
         <w:t>1.3 Problem Statement</w:t>
       </w:r>
@@ -6214,7 +6548,7 @@
       <w:pPr>
         <w:pStyle w:val="Heading2"/>
       </w:pPr>
-      <w:bookmarkStart w:id="12" w:name="_Toc243737765"/>
+      <w:bookmarkStart w:id="12" w:name="_Toc243744364"/>
       <w:r>
         <w:t>1.4 Thesis Statement</w:t>
       </w:r>
@@ -6225,14 +6559,7 @@
         <w:rPr>
           <w:i/>
         </w:rPr>
-        <w:t xml:space="preserve">This study proposes that autonomous AI attacks produce measurable behavioral patterns that distinguish them from human-operated attacks, even when the human operator or AI configuration has not previously been observed. The study will test this </w:t>
-      </w:r>
-      <w:r>
-        <w:rPr>
-          <w:i/>
-        </w:rPr>
-        <w:lastRenderedPageBreak/>
-        <w:t>proposition using target-side telemetry collected during matched, controlled APT-like laboratory trials.</w:t>
+        <w:t>This study proposes that autonomous AI attacks produce measurable behavioral patterns that distinguish them from human-operated attacks, even when the human operator or AI configuration has not previously been observed. The study will test this proposition using target-side telemetry collected during matched, controlled APT-like laboratory trials.</w:t>
       </w:r>
     </w:p>
     <w:p>
@@ -6244,7 +6571,7 @@
       <w:pPr>
         <w:pStyle w:val="Heading2"/>
       </w:pPr>
-      <w:bookmarkStart w:id="13" w:name="_Toc243737766"/>
+      <w:bookmarkStart w:id="13" w:name="_Toc243744365"/>
       <w:r>
         <w:t>1.5 Research Objectives</w:t>
       </w:r>
@@ -6259,7 +6586,7 @@
       <w:pPr>
         <w:pStyle w:val="Heading2"/>
       </w:pPr>
-      <w:bookmarkStart w:id="14" w:name="_Toc243737767"/>
+      <w:bookmarkStart w:id="14" w:name="_Toc243744366"/>
       <w:r>
         <w:t>1.6 Research Questions and Hypotheses</w:t>
       </w:r>
@@ -6297,7 +6624,6 @@
     </w:p>
     <w:p>
       <w:r>
-        <w:lastRenderedPageBreak/>
         <w:t>These hypotheses were approved October 24, 2026 after exploratory analysis. They are not retrospective preregistrations; formal data must supply a separate evaluation. Lack of support does not prove equality, and the largest point estimate alone does not support H3.</w:t>
       </w:r>
     </w:p>
@@ -6305,7 +6631,7 @@
       <w:pPr>
         <w:pStyle w:val="Heading2"/>
       </w:pPr>
-      <w:bookmarkStart w:id="15" w:name="_Toc243737768"/>
+      <w:bookmarkStart w:id="15" w:name="_Toc243744367"/>
       <w:r>
         <w:t>1.7 Scope of Research</w:t>
       </w:r>
@@ -6325,7 +6651,7 @@
       <w:pPr>
         <w:pStyle w:val="Heading2"/>
       </w:pPr>
-      <w:bookmarkStart w:id="16" w:name="_Toc243737769"/>
+      <w:bookmarkStart w:id="16" w:name="_Toc243744368"/>
       <w:r>
         <w:t>1.8 Research Limitations</w:t>
       </w:r>
@@ -6340,7 +6666,7 @@
       <w:pPr>
         <w:pStyle w:val="Heading2"/>
       </w:pPr>
-      <w:bookmarkStart w:id="17" w:name="_Toc243737770"/>
+      <w:bookmarkStart w:id="17" w:name="_Toc243744369"/>
       <w:r>
         <w:t>1.9 Organization of Praxis</w:t>
       </w:r>
@@ -6360,9 +6686,8 @@
       <w:pPr>
         <w:pStyle w:val="Heading1"/>
       </w:pPr>
-      <w:bookmarkStart w:id="18" w:name="_Toc243737771"/>
-      <w:r>
-        <w:lastRenderedPageBreak/>
+      <w:bookmarkStart w:id="18" w:name="_Toc243744370"/>
+      <w:r>
         <w:t>Chapter 2 Literature Review</w:t>
       </w:r>
       <w:bookmarkEnd w:id="18"/>
@@ -6371,7 +6696,7 @@
       <w:pPr>
         <w:pStyle w:val="Heading2"/>
       </w:pPr>
-      <w:bookmarkStart w:id="19" w:name="_Toc243737772"/>
+      <w:bookmarkStart w:id="19" w:name="_Toc243744371"/>
       <w:r>
         <w:t>2.1 Review Method and Evidence Status</w:t>
       </w:r>
@@ -6379,7 +6704,10 @@
     </w:p>
     <w:p>
       <w:r>
-        <w:t>A focused update on October 24, 2026 examined institutional repositories, arXiv, publisher records, official software documentation and GW guidance. Search concepts included human versus autonomous AI attacker classification, terminal behavior fingerprinting, AI honeypot evaluation, matched red-team data and AWS attack ranges. Citation chaining used the existing project review. This is not an exhaustive systematic review with a registered search protocol. Preprints, theses, accepted work and published papers are distinguished, and source metadata inspection is not represented as full-text verification.</w:t>
+        <w:t>A focused update on October 24, 2026 examined institutional repositories, arXiv, publisher records, official software documentation and GW guidance. Search concepts included human versus autonomous AI attacker classification, terminal behavior fingerprinting, AI honeypot evaluation, matched red-team data and AWS attack ranges. Citation chaining used the existing project review. This is not an exhaustive systematic review with a registered search protocol. Preprints, theses, accepted work and published paper</w:t>
+      </w:r>
+      <w:r>
+        <w:t>s are distinguished, and source metadata inspection is not represented as full-text verification.</w:t>
       </w:r>
     </w:p>
     <w:p>
@@ -6391,7 +6719,7 @@
       <w:pPr>
         <w:pStyle w:val="Heading2"/>
       </w:pPr>
-      <w:bookmarkStart w:id="20" w:name="_Toc243737773"/>
+      <w:bookmarkStart w:id="20" w:name="_Toc243744372"/>
       <w:r>
         <w:t>2.2 Automation Classes and AI Fingerprints</w:t>
       </w:r>
@@ -6411,9 +6739,8 @@
       <w:pPr>
         <w:pStyle w:val="Heading2"/>
       </w:pPr>
-      <w:bookmarkStart w:id="21" w:name="_Toc243737774"/>
-      <w:r>
-        <w:lastRenderedPageBreak/>
+      <w:bookmarkStart w:id="21" w:name="_Toc243744373"/>
+      <w:r>
         <w:t>2.3 Recent Behavioral and Deception Research</w:t>
       </w:r>
       <w:bookmarkEnd w:id="21"/>
@@ -6437,7 +6764,7 @@
       <w:pPr>
         <w:pStyle w:val="Heading2"/>
       </w:pPr>
-      <w:bookmarkStart w:id="22" w:name="_Toc243737775"/>
+      <w:bookmarkStart w:id="22" w:name="_Toc243744374"/>
       <w:r>
         <w:t>2.4 Data and Experimental Infrastructure</w:t>
       </w:r>
@@ -6455,15 +6782,14 @@
     </w:p>
     <w:p>
       <w:r>
-        <w:lastRenderedPageBreak/>
-        <w:t>Splunk Attack Range supports reproducible instrumented cloud labs including AWS, with Terraform/Ansible provisioning and optional network visibility (Splunk, n.d.). It is a candidate infrastructure baseline, not evidence of this project’s deployment. Its exact commit, template, modifications and sensors must be recorded to make an implemented range reproducible.</w:t>
+        <w:t>The October 24 project running notes supersede the earlier Splunk Attack Range proposal. They describe a private AWS Windows/Active Directory implementation informed by GOAD, a vulnerable Active Directory research and training lab (Orange Cyberdefense, n.d.). That repository provides infrastructure provenance, not a human-versus-AI dataset or proof of this project’s deployment configuration. The exact deployed revision and modifications still require a verified manifest.</w:t>
       </w:r>
     </w:p>
     <w:p>
       <w:pPr>
         <w:pStyle w:val="Heading2"/>
       </w:pPr>
-      <w:bookmarkStart w:id="23" w:name="_Toc243737776"/>
+      <w:bookmarkStart w:id="23" w:name="_Toc243744375"/>
       <w:r>
         <w:t>2.5 Models and Evaluation</w:t>
       </w:r>
@@ -6471,7 +6797,10 @@
     </w:p>
     <w:p>
       <w:r>
-        <w:t>SVMs learn margin-based separation and can use kernels for nonlinear relationships (Cortes &amp; Vapnik, 1995). Random forests combine randomized trees (Breiman, 2001); XGBoost learns regularized additive trees (Chen &amp; Guestrin, 2016). Their different inductive assumptions should be compared using common information. Tabular benchmark evidence motivates strong tree baselines without guaranteeing a winner in this small grouped study (Grinsztajn et al., 2022). FT-Transformer supplies a concrete numerical-feature comparison, and its authors identify no universally superior family (Gorishniy et al., 2021).</w:t>
+        <w:t xml:space="preserve">SVMs learn margin-based separation and can use kernels for nonlinear relationships (Cortes &amp; Vapnik, 1995). Random forests combine randomized trees (Breiman, 2001); XGBoost learns regularized additive trees (Chen &amp; Guestrin, 2016). Their different inductive assumptions should be compared using common information. Tabular benchmark evidence motivates strong tree baselines without guaranteeing a winner in this small grouped study (Grinsztajn et al., 2022). FT-Transformer supplies a concrete numerical-feature </w:t>
+      </w:r>
+      <w:r>
+        <w:t>comparison, and its authors identify no universally superior family (Gorishniy et al., 2021).</w:t>
       </w:r>
     </w:p>
     <w:p>
@@ -6483,7 +6812,7 @@
       <w:pPr>
         <w:pStyle w:val="TableCaption"/>
       </w:pPr>
-      <w:bookmarkStart w:id="24" w:name="_Toc243737813"/>
+      <w:bookmarkStart w:id="24" w:name="_Toc243744417"/>
       <w:r>
         <w:t>Table 2.1 Closest literature and proposed extension</w:t>
       </w:r>
@@ -6895,7 +7224,6 @@
               <w:rPr>
                 <w:sz w:val="20"/>
               </w:rPr>
-              <w:lastRenderedPageBreak/>
               <w:t>GAMBiT dataset preprint</w:t>
             </w:r>
           </w:p>
@@ -7002,7 +7330,7 @@
       <w:pPr>
         <w:pStyle w:val="Heading2"/>
       </w:pPr>
-      <w:bookmarkStart w:id="25" w:name="_Toc243737777"/>
+      <w:bookmarkStart w:id="25" w:name="_Toc243744376"/>
       <w:r>
         <w:t>2.6 Novelty Synthesis</w:t>
       </w:r>
@@ -7010,7 +7338,10 @@
     </w:p>
     <w:p>
       <w:r>
-        <w:t>The candidate contribution is the integration of matched human and autonomous-AI operations, multi-host defender-visible measurement, grouped transfer evaluation, feature ablations and automation controls. None of the inspected records establishes this exact combination; that bounded statement is not proof of universal priority. Alt is the closest problem comparator. Trace and Honey explain the fingerprint/transfer risk. Honeyquest prevents overstating the novelty of shared human–AI stimuli. The final contribution must be narrowed to what is actually implemented and supported.</w:t>
+        <w:t>The candidate contribution is the integration of matched human and autonomous-AI operations, multi-host defender-visible measurement, grouped transfer evaluation, feature ablations and automation controls. None of the inspected records establishes this exact combination; that bounded statement is not proof of universal priority. Alt is the closest problem comparator. Trace and Honey explain the fingerprint/transfer risk. Honeyquest prevents overstating the novelty of shared human–AI stimuli. The final contr</w:t>
+      </w:r>
+      <w:r>
+        <w:t>ibution must be narrowed to what is actually implemented and supported.</w:t>
       </w:r>
     </w:p>
     <w:p>
@@ -7022,9 +7353,8 @@
       <w:pPr>
         <w:pStyle w:val="Heading1"/>
       </w:pPr>
-      <w:bookmarkStart w:id="26" w:name="_Toc243737778"/>
-      <w:r>
-        <w:lastRenderedPageBreak/>
+      <w:bookmarkStart w:id="26" w:name="_Toc243744377"/>
+      <w:r>
         <w:t>Chapter 3 Methodology</w:t>
       </w:r>
       <w:bookmarkEnd w:id="26"/>
@@ -7033,7 +7363,7 @@
       <w:pPr>
         <w:pStyle w:val="Heading2"/>
       </w:pPr>
-      <w:bookmarkStart w:id="27" w:name="_Toc243737779"/>
+      <w:bookmarkStart w:id="27" w:name="_Toc243744378"/>
       <w:r>
         <w:t>3.1 Design and Data Provenance</w:t>
       </w:r>
@@ -7041,7 +7371,10 @@
     </w:p>
     <w:p>
       <w:r>
-        <w:t>The study is a proposed controlled matched-trial experiment. A trial is an authorized attempt from a restored range state with an objective, actor, observation budget and outcome record. Events and windows are nested within trials; trials are nested within participants or AI configurations. Human and AI arms receive equivalent access, objectives and allowed tools. Five days describe the collection schedule, not five independent statistical observations.</w:t>
+        <w:t>The study is a controlled matched-attempt experiment in engineering development and calibration. Under the current protocol, human-only and autonomous-AI operators receive the same frozen walkthrough, objective, permitted scope and tools, initial rights, time budget and stop rules. They retain discretion over commands, order, troubleshooting and allowed alternatives. This tests walkthrough-guided execution rather than prescribed replay or a black-box versus white-box comparison. A trial is an attempt from a</w:t>
+      </w:r>
+      <w:r>
+        <w:t>n accepted reset with a unique run ID. Events and windows are nested within trials and repeated trials within people or AI configurations. Five days remain a proposed collection window, not five independent observations (Project running notes, October 24, 2026; see Appendix D).</w:t>
       </w:r>
     </w:p>
     <w:p>
@@ -7066,7 +7399,7 @@
       <w:pPr>
         <w:pStyle w:val="Heading2"/>
       </w:pPr>
-      <w:bookmarkStart w:id="28" w:name="_Toc243737780"/>
+      <w:bookmarkStart w:id="28" w:name="_Toc243744379"/>
       <w:r>
         <w:t>3.2 AWS Range and External Agent</w:t>
       </w:r>
@@ -7074,17 +7407,10 @@
     </w:p>
     <w:p>
       <w:r>
-        <w:rPr>
-          <w:color w:val="C00000"/>
-        </w:rPr>
-        <w:t xml:space="preserve">DRAFT ASSUMPTION: Candidate range repository: https://github.com/splunk/attack_range. Its exact AWS template, commit, region, images, </w:t>
-      </w:r>
-      <w:r>
-        <w:rPr>
-          <w:color w:val="C00000"/>
-        </w:rPr>
-        <w:lastRenderedPageBreak/>
-        <w:t>service inventory and deployment status remain unresolved. The diagram is a proposed architecture.</w:t>
+        <w:t>The supplied October 24 notes report five Windows targets, DC01, DC02, DC03, SRV02 and SRV03, with separate management, operator, evidence and network-sensor components. Private access and a recorded gateway separate participant actions from administration. The current range is AWS Windows/AD, with GOAD-informed provenance; Splunk Attack Range is no longer the implementation baseline. The exact IaC commit, images, topology, installed audit policy and accepted reset record remain to be verified. An AWS ident</w:t>
+      </w:r>
+      <w:r>
+        <w:t>ity/services track is broader planning and is not an accepted parallel experimental track.</w:t>
       </w:r>
     </w:p>
     <w:p>
@@ -7099,10 +7425,10 @@
     </w:p>
     <w:p>
       <w:r>
-        <w:rPr>
-          <w:color w:val="C00000"/>
-        </w:rPr>
-        <w:t>DRAFT ASSUMPTION: Provisional roles: gemma4-ablit:latest is primary; huihui_ai/qwen2.5-coder-abliterate:32b is a cross-model comparison. The skills repository, scaffold, full digests, prompts, temperatures, action limits and runtime settings must be supplied and frozen. Human tactical assistance creates an assisted/interrupted record rather than an autonomous one.</w:t>
+        <w:t>The recorded runner work uses ARTEMIS-related supervisor/worker integration and bounded Gemma transport. Gemma is the active calibration path; Qwen remains a candidate comparison whose tool-calling reliability needs qualification. The supplied brief reports benign Gemma tasks through the runner, but neither a marker response nor an installed model establishes accepted autonomous scenario execution. Final model roles, prompts, tools and inference policies must be frozen before collection. Tactical human assi</w:t>
+      </w:r>
+      <w:r>
+        <w:t>stance is recorded and handled under a predefined rule rather than silently retained as autonomous.</w:t>
       </w:r>
     </w:p>
     <w:p>
@@ -7114,9 +7440,8 @@
         <w:rPr>
           <w:noProof/>
         </w:rPr>
-        <w:lastRenderedPageBreak/>
         <w:drawing>
-          <wp:inline distT="0" distB="0" distL="0" distR="0" wp14:anchorId="281ED4F9" wp14:editId="41DD2A66">
+          <wp:inline distT="0" distB="0" distL="0" distR="0">
             <wp:extent cx="5486400" cy="3200400"/>
             <wp:effectExtent l="0" t="0" r="0" b="0"/>
             <wp:docPr id="1" name="Picture 1"/>
@@ -7156,7 +7481,7 @@
       <w:pPr>
         <w:pStyle w:val="FigureCaption"/>
       </w:pPr>
-      <w:bookmarkStart w:id="29" w:name="_Toc243737810"/>
+      <w:bookmarkStart w:id="29" w:name="_Toc243744414"/>
       <w:r>
         <w:t>Figure 3.1 Proposed collection architecture</w:t>
       </w:r>
@@ -7166,7 +7491,7 @@
       <w:pPr>
         <w:pStyle w:val="TableCaption"/>
       </w:pPr>
-      <w:bookmarkStart w:id="30" w:name="_Toc243737814"/>
+      <w:bookmarkStart w:id="30" w:name="_Toc243744418"/>
       <w:r>
         <w:t>Table 3.1 Configuration and evidence requirements</w:t>
       </w:r>
@@ -7188,8 +7513,8 @@
         <w:tblLook w:val="04A0" w:firstRow="1" w:lastRow="0" w:firstColumn="1" w:lastColumn="0" w:noHBand="0" w:noVBand="1"/>
       </w:tblPr>
       <w:tblGrid>
-        <w:gridCol w:w="1080"/>
-        <w:gridCol w:w="3960"/>
+        <w:gridCol w:w="1224"/>
+        <w:gridCol w:w="3816"/>
         <w:gridCol w:w="3600"/>
       </w:tblGrid>
       <w:tr>
@@ -7200,7 +7525,7 @@
         </w:trPr>
         <w:tc>
           <w:tcPr>
-            <w:tcW w:w="1080" w:type="dxa"/>
+            <w:tcW w:w="1224" w:type="dxa"/>
             <w:shd w:val="clear" w:color="auto" w:fill="EDEDED"/>
             <w:vAlign w:val="center"/>
           </w:tcPr>
@@ -7220,7 +7545,7 @@
         </w:tc>
         <w:tc>
           <w:tcPr>
-            <w:tcW w:w="3960" w:type="dxa"/>
+            <w:tcW w:w="3816" w:type="dxa"/>
             <w:shd w:val="clear" w:color="auto" w:fill="EDEDED"/>
             <w:vAlign w:val="center"/>
           </w:tcPr>
@@ -7234,7 +7559,7 @@
                 <w:b/>
                 <w:sz w:val="20"/>
               </w:rPr>
-              <w:t>Author supplied or proposed</w:t>
+              <w:t>Reported October 24 status</w:t>
             </w:r>
           </w:p>
         </w:tc>
@@ -7266,7 +7591,7 @@
         </w:trPr>
         <w:tc>
           <w:tcPr>
-            <w:tcW w:w="1080" w:type="dxa"/>
+            <w:tcW w:w="1224" w:type="dxa"/>
             <w:vAlign w:val="center"/>
           </w:tcPr>
           <w:p>
@@ -7284,19 +7609,19 @@
         </w:tc>
         <w:tc>
           <w:tcPr>
-            <w:tcW w:w="3960" w:type="dxa"/>
-            <w:vAlign w:val="center"/>
-          </w:tcPr>
-          <w:p>
-            <w:pPr>
-              <w:spacing w:before="100" w:after="100" w:line="240" w:lineRule="auto"/>
-              <w:ind w:firstLine="0"/>
-            </w:pPr>
-            <w:r>
-              <w:rPr>
-                <w:sz w:val="20"/>
-              </w:rPr>
-              <w:t>gemma4-ablit:latest; 63f914bef7f4; 16 GB</w:t>
+            <w:tcW w:w="3816" w:type="dxa"/>
+            <w:vAlign w:val="center"/>
+          </w:tcPr>
+          <w:p>
+            <w:pPr>
+              <w:spacing w:before="100" w:after="100" w:line="240" w:lineRule="auto"/>
+              <w:ind w:firstLine="0"/>
+            </w:pPr>
+            <w:r>
+              <w:rPr>
+                <w:sz w:val="20"/>
+              </w:rPr>
+              <w:t>25.2B, Q4_K_M; full digest in Appendix D</w:t>
             </w:r>
           </w:p>
         </w:tc>
@@ -7314,7 +7639,7 @@
               <w:rPr>
                 <w:sz w:val="20"/>
               </w:rPr>
-              <w:t>Full digest, lineage, model card and settings</w:t>
+              <w:t>Lineage, executable hash and final trial settings</w:t>
             </w:r>
           </w:p>
         </w:tc>
@@ -7326,7 +7651,7 @@
         </w:trPr>
         <w:tc>
           <w:tcPr>
-            <w:tcW w:w="1080" w:type="dxa"/>
+            <w:tcW w:w="1224" w:type="dxa"/>
             <w:vAlign w:val="center"/>
           </w:tcPr>
           <w:p>
@@ -7344,19 +7669,19 @@
         </w:tc>
         <w:tc>
           <w:tcPr>
-            <w:tcW w:w="3960" w:type="dxa"/>
-            <w:vAlign w:val="center"/>
-          </w:tcPr>
-          <w:p>
-            <w:pPr>
-              <w:spacing w:before="100" w:after="100" w:line="240" w:lineRule="auto"/>
-              <w:ind w:firstLine="0"/>
-            </w:pPr>
-            <w:r>
-              <w:rPr>
-                <w:sz w:val="20"/>
-              </w:rPr>
-              <w:t>huihui_ai/qwen2.5-coder-abliterate:32b; 36711483afce; 19 GB</w:t>
+            <w:tcW w:w="3816" w:type="dxa"/>
+            <w:vAlign w:val="center"/>
+          </w:tcPr>
+          <w:p>
+            <w:pPr>
+              <w:spacing w:before="100" w:after="100" w:line="240" w:lineRule="auto"/>
+              <w:ind w:firstLine="0"/>
+            </w:pPr>
+            <w:r>
+              <w:rPr>
+                <w:sz w:val="20"/>
+              </w:rPr>
+              <w:t>32.8B, Q4_K_M; benign marker only</w:t>
             </w:r>
           </w:p>
         </w:tc>
@@ -7374,7 +7699,7 @@
               <w:rPr>
                 <w:sz w:val="20"/>
               </w:rPr>
-              <w:t>Full digest, provenance, license and settings</w:t>
+              <w:t>Tool-calling qualification and final role</w:t>
             </w:r>
           </w:p>
         </w:tc>
@@ -7386,37 +7711,37 @@
         </w:trPr>
         <w:tc>
           <w:tcPr>
-            <w:tcW w:w="1080" w:type="dxa"/>
-            <w:vAlign w:val="center"/>
-          </w:tcPr>
-          <w:p>
-            <w:pPr>
-              <w:spacing w:before="100" w:after="100" w:line="240" w:lineRule="auto"/>
-              <w:ind w:firstLine="0"/>
-            </w:pPr>
-            <w:r>
-              <w:rPr>
-                <w:sz w:val="20"/>
-              </w:rPr>
-              <w:t>Roles</w:t>
-            </w:r>
-          </w:p>
-        </w:tc>
-        <w:tc>
-          <w:tcPr>
-            <w:tcW w:w="3960" w:type="dxa"/>
-            <w:vAlign w:val="center"/>
-          </w:tcPr>
-          <w:p>
-            <w:pPr>
-              <w:spacing w:before="100" w:after="100" w:line="240" w:lineRule="auto"/>
-              <w:ind w:firstLine="0"/>
-            </w:pPr>
-            <w:r>
-              <w:rPr>
-                <w:sz w:val="20"/>
-              </w:rPr>
-              <w:t>Gemma primary; Qwen comparison are assumptions</w:t>
+            <w:tcW w:w="1224" w:type="dxa"/>
+            <w:vAlign w:val="center"/>
+          </w:tcPr>
+          <w:p>
+            <w:pPr>
+              <w:spacing w:before="100" w:after="100" w:line="240" w:lineRule="auto"/>
+              <w:ind w:firstLine="0"/>
+            </w:pPr>
+            <w:r>
+              <w:rPr>
+                <w:sz w:val="20"/>
+              </w:rPr>
+              <w:t>Spark runtime</w:t>
+            </w:r>
+          </w:p>
+        </w:tc>
+        <w:tc>
+          <w:tcPr>
+            <w:tcW w:w="3816" w:type="dxa"/>
+            <w:vAlign w:val="center"/>
+          </w:tcPr>
+          <w:p>
+            <w:pPr>
+              <w:spacing w:before="100" w:after="100" w:line="240" w:lineRule="auto"/>
+              <w:ind w:firstLine="0"/>
+            </w:pPr>
+            <w:r>
+              <w:rPr>
+                <w:sz w:val="20"/>
+              </w:rPr>
+              <w:t>ARM64; Python 3.12.3; Ollama 0.32.0</w:t>
             </w:r>
           </w:p>
         </w:tc>
@@ -7434,7 +7759,7 @@
               <w:rPr>
                 <w:sz w:val="20"/>
               </w:rPr>
-              <w:t>Confirm assignment and configuration matrix</w:t>
+              <w:t>Verified hardware, OS, driver and runtime inventory</w:t>
             </w:r>
           </w:p>
         </w:tc>
@@ -7446,37 +7771,37 @@
         </w:trPr>
         <w:tc>
           <w:tcPr>
-            <w:tcW w:w="1080" w:type="dxa"/>
-            <w:vAlign w:val="center"/>
-          </w:tcPr>
-          <w:p>
-            <w:pPr>
-              <w:spacing w:before="100" w:after="100" w:line="240" w:lineRule="auto"/>
-              <w:ind w:firstLine="0"/>
-            </w:pPr>
-            <w:r>
-              <w:rPr>
-                <w:sz w:val="20"/>
-              </w:rPr>
-              <w:t>Skills and scaffold</w:t>
-            </w:r>
-          </w:p>
-        </w:tc>
-        <w:tc>
-          <w:tcPr>
-            <w:tcW w:w="3960" w:type="dxa"/>
-            <w:vAlign w:val="center"/>
-          </w:tcPr>
-          <w:p>
-            <w:pPr>
-              <w:spacing w:before="100" w:after="100" w:line="240" w:lineRule="auto"/>
-              <w:ind w:firstLine="0"/>
-            </w:pPr>
-            <w:r>
-              <w:rPr>
-                <w:sz w:val="20"/>
-              </w:rPr>
-              <w:t>Not supplied</w:t>
+            <w:tcW w:w="1224" w:type="dxa"/>
+            <w:vAlign w:val="center"/>
+          </w:tcPr>
+          <w:p>
+            <w:pPr>
+              <w:spacing w:before="100" w:after="100" w:line="240" w:lineRule="auto"/>
+              <w:ind w:firstLine="0"/>
+            </w:pPr>
+            <w:r>
+              <w:rPr>
+                <w:sz w:val="20"/>
+              </w:rPr>
+              <w:t>Runner</w:t>
+            </w:r>
+          </w:p>
+        </w:tc>
+        <w:tc>
+          <w:tcPr>
+            <w:tcW w:w="3816" w:type="dxa"/>
+            <w:vAlign w:val="center"/>
+          </w:tcPr>
+          <w:p>
+            <w:pPr>
+              <w:spacing w:before="100" w:after="100" w:line="240" w:lineRule="auto"/>
+              <w:ind w:firstLine="0"/>
+            </w:pPr>
+            <w:r>
+              <w:rPr>
+                <w:sz w:val="20"/>
+              </w:rPr>
+              <w:t>ARTEMIS-related integration and bounded transports</w:t>
             </w:r>
           </w:p>
         </w:tc>
@@ -7494,7 +7819,7 @@
               <w:rPr>
                 <w:sz w:val="20"/>
               </w:rPr>
-              <w:t>Repository, immutable commit and skill hashes</w:t>
+              <w:t>Commit, container, tools, skills and prompt hashes</w:t>
             </w:r>
           </w:p>
         </w:tc>
@@ -7506,7 +7831,7 @@
         </w:trPr>
         <w:tc>
           <w:tcPr>
-            <w:tcW w:w="1080" w:type="dxa"/>
+            <w:tcW w:w="1224" w:type="dxa"/>
             <w:vAlign w:val="center"/>
           </w:tcPr>
           <w:p>
@@ -7524,19 +7849,19 @@
         </w:tc>
         <w:tc>
           <w:tcPr>
-            <w:tcW w:w="3960" w:type="dxa"/>
-            <w:vAlign w:val="center"/>
-          </w:tcPr>
-          <w:p>
-            <w:pPr>
-              <w:spacing w:before="100" w:after="100" w:line="240" w:lineRule="auto"/>
-              <w:ind w:firstLine="0"/>
-            </w:pPr>
-            <w:r>
-              <w:rPr>
-                <w:sz w:val="20"/>
-              </w:rPr>
-              <w:t>Splunk Attack Range is a candidate</w:t>
+            <w:tcW w:w="3816" w:type="dxa"/>
+            <w:vAlign w:val="center"/>
+          </w:tcPr>
+          <w:p>
+            <w:pPr>
+              <w:spacing w:before="100" w:after="100" w:line="240" w:lineRule="auto"/>
+              <w:ind w:firstLine="0"/>
+            </w:pPr>
+            <w:r>
+              <w:rPr>
+                <w:sz w:val="20"/>
+              </w:rPr>
+              <w:t>Private AWS Windows/AD; five named targets</w:t>
             </w:r>
           </w:p>
         </w:tc>
@@ -7554,7 +7879,7 @@
               <w:rPr>
                 <w:sz w:val="20"/>
               </w:rPr>
-              <w:t>Template, IaC diff, reset and deployment records</w:t>
+              <w:t>IaC diff, images, reset and sensor acceptance</w:t>
             </w:r>
           </w:p>
         </w:tc>
@@ -7566,37 +7891,37 @@
         </w:trPr>
         <w:tc>
           <w:tcPr>
-            <w:tcW w:w="1080" w:type="dxa"/>
-            <w:vAlign w:val="center"/>
-          </w:tcPr>
-          <w:p>
-            <w:pPr>
-              <w:spacing w:before="100" w:after="100" w:line="240" w:lineRule="auto"/>
-              <w:ind w:firstLine="0"/>
-            </w:pPr>
-            <w:r>
-              <w:rPr>
-                <w:sz w:val="20"/>
-              </w:rPr>
-              <w:t>Sensors</w:t>
-            </w:r>
-          </w:p>
-        </w:tc>
-        <w:tc>
-          <w:tcPr>
-            <w:tcW w:w="3960" w:type="dxa"/>
-            <w:vAlign w:val="center"/>
-          </w:tcPr>
-          <w:p>
-            <w:pPr>
-              <w:spacing w:before="100" w:after="100" w:line="240" w:lineRule="auto"/>
-              <w:ind w:firstLine="0"/>
-            </w:pPr>
-            <w:r>
-              <w:rPr>
-                <w:sz w:val="20"/>
-              </w:rPr>
-              <w:t>Proposed host/network collection</w:t>
+            <w:tcW w:w="1224" w:type="dxa"/>
+            <w:vAlign w:val="center"/>
+          </w:tcPr>
+          <w:p>
+            <w:pPr>
+              <w:spacing w:before="100" w:after="100" w:line="240" w:lineRule="auto"/>
+              <w:ind w:firstLine="0"/>
+            </w:pPr>
+            <w:r>
+              <w:rPr>
+                <w:sz w:val="20"/>
+              </w:rPr>
+              <w:t>Evidence</w:t>
+            </w:r>
+          </w:p>
+        </w:tc>
+        <w:tc>
+          <w:tcPr>
+            <w:tcW w:w="3816" w:type="dxa"/>
+            <w:vAlign w:val="center"/>
+          </w:tcPr>
+          <w:p>
+            <w:pPr>
+              <w:spacing w:before="100" w:after="100" w:line="240" w:lineRule="auto"/>
+              <w:ind w:firstLine="0"/>
+            </w:pPr>
+            <w:r>
+              <w:rPr>
+                <w:sz w:val="20"/>
+              </w:rPr>
+              <w:t>Native logs and separate action records reported</w:t>
             </w:r>
           </w:p>
         </w:tc>
@@ -7614,7 +7939,7 @@
               <w:rPr>
                 <w:sz w:val="20"/>
               </w:rPr>
-              <w:t>Versions, coverage and clock evidence</w:t>
+              <w:t>Coverage, clocks, custody and independent review</w:t>
             </w:r>
           </w:p>
         </w:tc>
@@ -7624,12 +7949,63 @@
       <w:pPr>
         <w:pStyle w:val="Heading2"/>
       </w:pPr>
-      <w:bookmarkStart w:id="31" w:name="_Toc243737781"/>
-      <w:r>
-        <w:lastRenderedPageBreak/>
+      <w:bookmarkStart w:id="31" w:name="_Toc243744380"/>
+      <w:r>
+        <w:t>3.2.1 Recorded Configuration and Calibration</w:t>
+      </w:r>
+      <w:bookmarkEnd w:id="31"/>
+    </w:p>
+    <w:p>
+      <w:r>
+        <w:t>These implementation details are attributed to the author-supplied AI Human Intrusion Experiment Running Notes for Gary, prepared October 24, 2026. This manuscript has not independently inspected the underlying receipts or host. The record reports ARM64, Python 3.12.3 and Ollama server/CLI 0.32.0 on the DGX Spark. It does not establish the installed GPU/CPU identity, physical memory, storage, OS/kernel, NVIDIA driver, CUDA or Docker versions. Product specifications cannot replace that inventory. Full suppli</w:t>
+      </w:r>
+      <w:r>
+        <w:t>ed checkpoint digests and the distinct calibration policies appear in Appendix D.</w:t>
+      </w:r>
+    </w:p>
+    <w:p>
+      <w:r>
+        <w:t xml:space="preserve">The Qwen marker used temperature 0, seed 0, context 4096 and a 32-token output cap, with no tools. It was trial-ineligible and isolation-unaccepted. The newer Gemma transport uses temperature 0, seed 0, output limit 512 and a runtime context-length check of 32768. These are bounded calibration settings, not an experiment-wide freeze. An older Qwen budget separately reserves context 32768, output 4096, request ceiling 16384 bytes and template reserve 8192. Byte ceilings are transport guards, not exact token </w:t>
+      </w:r>
+      <w:r>
+        <w:t>counts. Reusing a pinned checkpoint does not require reinstalling it for each run, but fresh conversations alone do not establish isolation.</w:t>
+      </w:r>
+    </w:p>
+    <w:p>
+      <w:pPr>
+        <w:pStyle w:val="Heading2"/>
+      </w:pPr>
+      <w:bookmarkStart w:id="32" w:name="_Toc243744381"/>
+      <w:r>
+        <w:t>3.2.2 Development Scenarios and Acceptance Boundary</w:t>
+      </w:r>
+      <w:bookmarkEnd w:id="32"/>
+    </w:p>
+    <w:p>
+      <w:r>
+        <w:t>The narrow collection fixture uses a synthetic file objective on SRV02 and an expiring nonadministrator reader. Earlier fixed local access and later restricted remote SMB checks have different capabilities and must remain separate calibration conditions. The notes report encrypted SMB3 reads, native Windows records and sink-hash agreement for bounded administrative checks. Separate identity fixtures include synthetic accounts, an AES service-ticket path, a SQL objective and a constrained authentication shar</w:t>
+      </w:r>
+      <w:r>
+        <w:t>e. A reported administrative TGT/TGS calibration was corroborated by events 4768 and 4769 and followed by account disablement and cleanup. These observations validate selected components; they are not participant attacks, independent scored trials or an end-to-end APT campaign.</w:t>
+      </w:r>
+    </w:p>
+    <w:p>
+      <w:r>
+        <w:t>Human-only participants receive no AI assistance during an attempt. AI-assisted humans and scripted replay are separate categories. The autonomous baseline does not instruct the model to imitate human behavior or conceal automation. Scenario-success criteria are distinct from operator labels. Final participants, attempts, allocation, power rationale, acceptance thresholds and independent-review arrangements remain open. If a scenario informs feature development or tuning, it cannot later be described as unt</w:t>
+      </w:r>
+      <w:r>
+        <w:t>ouched held-out evidence.</w:t>
+      </w:r>
+    </w:p>
+    <w:p>
+      <w:pPr>
+        <w:pStyle w:val="Heading2"/>
+      </w:pPr>
+      <w:bookmarkStart w:id="33" w:name="_Toc243744382"/>
+      <w:r>
         <w:t>3.3 Graphical Model Representation</w:t>
       </w:r>
-      <w:bookmarkEnd w:id="31"/>
+      <w:bookmarkEnd w:id="33"/>
     </w:p>
     <w:p>
       <w:pPr>
@@ -7641,8 +8017,8 @@
           <w:noProof/>
         </w:rPr>
         <w:drawing>
-          <wp:inline distT="0" distB="0" distL="0" distR="0" wp14:anchorId="5CB07201" wp14:editId="7812803A">
-            <wp:extent cx="5486400" cy="3200400"/>
+          <wp:inline distT="0" distB="0" distL="0" distR="0">
+            <wp:extent cx="5486400" cy="2838616"/>
             <wp:effectExtent l="0" t="0" r="0" b="0"/>
             <wp:docPr id="2" name="Picture 2"/>
             <wp:cNvGraphicFramePr>
@@ -7664,7 +8040,7 @@
                   <pic:spPr>
                     <a:xfrm>
                       <a:off x="0" y="0"/>
-                      <a:ext cx="5486400" cy="3200400"/>
+                      <a:ext cx="5486400" cy="2838616"/>
                     </a:xfrm>
                     <a:prstGeom prst="rect">
                       <a:avLst/>
@@ -7681,31 +8057,31 @@
       <w:pPr>
         <w:pStyle w:val="FigureCaption"/>
       </w:pPr>
-      <w:bookmarkStart w:id="32" w:name="_Toc243737811"/>
-      <w:r>
-        <w:t>Figure 3.2 Graphical model representation of attribution</w:t>
-      </w:r>
-      <w:bookmarkEnd w:id="32"/>
-    </w:p>
-    <w:p>
-      <w:r>
-        <w:t>The GMR is a conceptual directed acyclic graph, not a fitted Bayesian network. Operator type A, task C and environment E influence behavior B. Behavior and measurement conditions generate observations O; features X then support prediction. Sensor quality Q affects what is observable. Environment includes tool/access conditions and can influence both behavior and observation. This makes explicit the route by which a classifier could recognize the environment rather than transferable operator behavior.</w:t>
-      </w:r>
-    </w:p>
-    <w:p>
-      <w:r>
-        <w:t>Matching C and E reduces systematic arm differences. Canary tests assess Q. Actor/configuration holdouts test recurrence of informative patterns. Timing/tool ablations examine reliance on selected pathways. The graph explains the design but does not identify a causal effect of autonomy from predictive scores. There are no fitted edge weights or causal probabilities to report.</w:t>
+      <w:bookmarkStart w:id="34" w:name="_Toc243744415"/>
+      <w:r>
+        <w:t>Figure 3.2 Graphical model of research in six stages</w:t>
+      </w:r>
+      <w:bookmarkEnd w:id="34"/>
+    </w:p>
+    <w:p>
+      <w:r>
+        <w:t>The GMR uses the six-stage What, Why and How format from the author?s earlier GML paper. Collection and EDA lead to validation/preprocessing, feature engineering, classifier training, tuning and evaluation. RQ1/H1 concerns behavioral feature contribution, RQ2/H2 concerns transfer across reserved groups and RQ3/H3 concerns a common classifier comparison. This is a research workflow rather than a fitted causal or probabilistic graphical model.</w:t>
+      </w:r>
+    </w:p>
+    <w:p>
+      <w:r>
+        <w:t>The matched walkthrough, access and tools reduce systematic arm differences. Coverage and clock tests assess measurement quality. Operator/configuration holdouts test transfer, while timing/tool ablations assess shortcuts. Predictive accuracy does not establish a causal effect of autonomy. Calibration informs the design but is excluded from confirmatory evaluation.</w:t>
       </w:r>
     </w:p>
     <w:p>
       <w:pPr>
         <w:pStyle w:val="TableCaption"/>
       </w:pPr>
-      <w:bookmarkStart w:id="33" w:name="_Toc243737815"/>
+      <w:bookmarkStart w:id="35" w:name="_Toc243744419"/>
       <w:r>
         <w:t>Table 3.2 GMR alignment with objectives</w:t>
       </w:r>
-      <w:bookmarkEnd w:id="33"/>
+      <w:bookmarkEnd w:id="35"/>
     </w:p>
     <w:tbl>
       <w:tblPr>
@@ -7749,7 +8125,7 @@
                 <w:b/>
                 <w:sz w:val="20"/>
               </w:rPr>
-              <w:t>Path or risk</w:t>
+              <w:t>Stage</w:t>
             </w:r>
           </w:p>
         </w:tc>
@@ -7813,7 +8189,7 @@
               <w:rPr>
                 <w:sz w:val="20"/>
               </w:rPr>
-              <w:t>A to B to O to X</w:t>
+              <w:t>Collection and validation</w:t>
             </w:r>
           </w:p>
         </w:tc>
@@ -7831,7 +8207,7 @@
               <w:rPr>
                 <w:sz w:val="20"/>
               </w:rPr>
-              <w:t>Matched objectives and shared sensors</w:t>
+              <w:t>Matched walkthrough, resets, independent labels and coverage</w:t>
             </w:r>
           </w:p>
         </w:tc>
@@ -7849,7 +8225,7 @@
               <w:rPr>
                 <w:sz w:val="20"/>
               </w:rPr>
-              <w:t>RQ1 feature ablations</w:t>
+              <w:t>Qualified measured trial dataset</w:t>
             </w:r>
           </w:p>
         </w:tc>
@@ -7873,7 +8249,7 @@
               <w:rPr>
                 <w:sz w:val="20"/>
               </w:rPr>
-              <w:t>E to B and O</w:t>
+              <w:t>Feature engineering</w:t>
             </w:r>
           </w:p>
         </w:tc>
@@ -7891,7 +8267,7 @@
               <w:rPr>
                 <w:sz w:val="20"/>
               </w:rPr>
-              <w:t>Common access/tools; source probes</w:t>
+              <w:t>Training-only EDA and frozen ablations</w:t>
             </w:r>
           </w:p>
         </w:tc>
@@ -7909,7 +8285,7 @@
               <w:rPr>
                 <w:sz w:val="20"/>
               </w:rPr>
-              <w:t>Shortcut audit</w:t>
+              <w:t>RQ1/H1 evidence</w:t>
             </w:r>
           </w:p>
         </w:tc>
@@ -7933,8 +8309,7 @@
               <w:rPr>
                 <w:sz w:val="20"/>
               </w:rPr>
-              <w:lastRenderedPageBreak/>
-              <w:t>Q to O</w:t>
+              <w:t>Training and transfer</w:t>
             </w:r>
           </w:p>
         </w:tc>
@@ -7952,7 +8327,7 @@
               <w:rPr>
                 <w:sz w:val="20"/>
               </w:rPr>
-              <w:t>Clock, canary and loss checks</w:t>
+              <w:t>Person/configuration holdouts and baselines</w:t>
             </w:r>
           </w:p>
         </w:tc>
@@ -7970,7 +8345,7 @@
               <w:rPr>
                 <w:sz w:val="20"/>
               </w:rPr>
-              <w:t>Completeness and loss sensitivity</w:t>
+              <w:t>RQ2/H2 evidence</w:t>
             </w:r>
           </w:p>
         </w:tc>
@@ -7994,7 +8369,7 @@
               <w:rPr>
                 <w:sz w:val="20"/>
               </w:rPr>
-              <w:t>New actor/configuration</w:t>
+              <w:t>Tuning</w:t>
             </w:r>
           </w:p>
         </w:tc>
@@ -8012,7 +8387,7 @@
               <w:rPr>
                 <w:sz w:val="20"/>
               </w:rPr>
-              <w:t>Group and family holdouts</w:t>
+              <w:t>Common group folds and search budgets</w:t>
             </w:r>
           </w:p>
         </w:tc>
@@ -8030,7 +8405,7 @@
               <w:rPr>
                 <w:sz w:val="20"/>
               </w:rPr>
-              <w:t>RQ2 transfer and stability</w:t>
+              <w:t>Frozen models</w:t>
             </w:r>
           </w:p>
         </w:tc>
@@ -8054,7 +8429,7 @@
               <w:rPr>
                 <w:sz w:val="20"/>
               </w:rPr>
-              <w:t>X to class prediction</w:t>
+              <w:t>Evaluation</w:t>
             </w:r>
           </w:p>
         </w:tc>
@@ -8072,7 +8447,7 @@
               <w:rPr>
                 <w:sz w:val="20"/>
               </w:rPr>
-              <w:t>Same features and tuning limits</w:t>
+              <w:t>Locked trial metrics, grouped uncertainty and robustness</w:t>
             </w:r>
           </w:p>
         </w:tc>
@@ -8090,7 +8465,7 @@
               <w:rPr>
                 <w:sz w:val="20"/>
               </w:rPr>
-              <w:t>RQ3 scores, errors and cost</w:t>
+              <w:t>RQ3/H3 and bounded conclusions</w:t>
             </w:r>
           </w:p>
         </w:tc>
@@ -8100,11 +8475,11 @@
       <w:pPr>
         <w:pStyle w:val="Heading2"/>
       </w:pPr>
-      <w:bookmarkStart w:id="34" w:name="_Toc243737782"/>
+      <w:bookmarkStart w:id="36" w:name="_Toc243744383"/>
       <w:r>
         <w:t>3.4 Five Day Collection Protocol</w:t>
       </w:r>
-      <w:bookmarkEnd w:id="34"/>
+      <w:bookmarkEnd w:id="36"/>
     </w:p>
     <w:p>
       <w:r>
@@ -8123,11 +8498,11 @@
       <w:pPr>
         <w:pStyle w:val="TableCaption"/>
       </w:pPr>
-      <w:bookmarkStart w:id="35" w:name="_Toc243737816"/>
+      <w:bookmarkStart w:id="37" w:name="_Toc243744420"/>
       <w:r>
         <w:t>Table 3.3 Five day collection schedule</w:t>
       </w:r>
-      <w:bookmarkEnd w:id="35"/>
+      <w:bookmarkEnd w:id="37"/>
     </w:p>
     <w:tbl>
       <w:tblPr>
@@ -8541,12 +8916,11 @@
       <w:pPr>
         <w:pStyle w:val="Heading2"/>
       </w:pPr>
-      <w:bookmarkStart w:id="36" w:name="_Toc243737783"/>
-      <w:r>
-        <w:lastRenderedPageBreak/>
+      <w:bookmarkStart w:id="38" w:name="_Toc243744384"/>
+      <w:r>
         <w:t>3.5 Ground Truth and Validation</w:t>
       </w:r>
-      <w:bookmarkEnd w:id="36"/>
+      <w:bookmarkEnd w:id="38"/>
     </w:p>
     <w:p>
       <w:r>
@@ -8565,11 +8939,71 @@
       <w:pPr>
         <w:pStyle w:val="Heading2"/>
       </w:pPr>
-      <w:bookmarkStart w:id="37" w:name="_Toc243737784"/>
+      <w:bookmarkStart w:id="39" w:name="_Toc243744385"/>
+      <w:r>
+        <w:t>3.5.1 Evidence Layers and Annotation</w:t>
+      </w:r>
+      <w:bookmarkEnd w:id="39"/>
+    </w:p>
+    <w:p>
+      <w:r>
+        <w:t xml:space="preserve">Preserve three evidence layers separately: original model requests/responses and completion metrics; actual agent/tool execution records; and model-service availability or journal logs. A proposed tool call does not prove execution, and service journals need not contain full prompts or tool output. The restricted truth manifest joins run/session/action IDs, controller category, provenance, versioned scope, actual start/end, outcome, intervention and deviation records. Preserve source-native wire bodies and </w:t>
+      </w:r>
+      <w:r>
+        <w:t>logs before normalization, with SHA-256 manifests, original object identifiers, S3 versions, UTC and monotonic times where available, gaps and transformation lineage.</w:t>
+      </w:r>
+    </w:p>
+    <w:p>
+      <w:r>
+        <w:t>Reported sources include Windows Security, Sysmon, PowerShell, AD/Kerberos, DNS, SQL/application records, operator actions and relevant AWS telemetry. CloudWatch supports search and health/receipt metadata; protected S3 stores originals. The notes mention a 180-day evidence-review policy, but the deployed retention and deletion rules still require approval and verification. Scoped SMB validation does not establish all-host or all-link packet coverage. Encryption and aggregate flows limit command visibility.</w:t>
+      </w:r>
+      <w:r>
+        <w:t xml:space="preserve"> Annotation must preserve ambiguous action-event links because timestamp overlap alone does not establish causation.</w:t>
+      </w:r>
+    </w:p>
+    <w:p>
+      <w:r>
+        <w:t>Dataset acceptance requires protocol review, provenance, sensor coverage, clock checks, reset equivalence, annotation instructions, independent review/adjudication and leakage audits. Hash integrity establishes byte consistency, not scientific validity. Remove hostnames, IPs, operator/model identity, tool banners, dates and orchestration fields from the primary predictor matrix. Restricted action/phase truth supports audit rather than classification. Report benign-control behavior separately from false AI l</w:t>
+      </w:r>
+      <w:r>
+        <w:t>abels on human attack attempts and from scenario success.</w:t>
+      </w:r>
+    </w:p>
+    <w:p>
+      <w:pPr>
+        <w:pStyle w:val="Heading2"/>
+      </w:pPr>
+      <w:bookmarkStart w:id="40" w:name="_Toc243744386"/>
+      <w:r>
+        <w:t>3.5.2 Isolation and Remaining Development Gates</w:t>
+      </w:r>
+      <w:bookmarkEnd w:id="40"/>
+    </w:p>
+    <w:p>
+      <w:r>
+        <w:t>The intended boundary uses separate per-run identities, conversations, workspaces and writable state; restricted broker access; recording outside participant mounts; frozen tool/model versions; no participant access to prior evidence or labels; and accepted target resets. Some container, identity and history separation is reported, but shared model-service process/cache isolation remains unproven. The Docker boundary probe is not accepted because its durable one-run intent guard already existed. That stoppe</w:t>
+      </w:r>
+      <w:r>
+        <w:t>d attempt is a failed or incomplete validation, not a passed test. Prior state must be reconciled under the review process.</w:t>
+      </w:r>
+    </w:p>
+    <w:p>
+      <w:r>
+        <w:t xml:space="preserve">Before development attack acceptance, complete authenticated container/broker and coordinator integration, current assignment and expiry checks, source registration/delivery, bounded native/network coverage, clock evidence, reset evidence and independent review. A preserved 396-file model-calibration export still awaits exact-payload approval for protected-S3 transfer; backup existence does not establish archive acceptance. After development validation, freeze scenarios, scoring rules and the analysis plan </w:t>
+      </w:r>
+      <w:r>
+        <w:t>before collecting confirmatory data. Engineering checks remain excluded from locked evaluation.</w:t>
+      </w:r>
+    </w:p>
+    <w:p>
+      <w:pPr>
+        <w:pStyle w:val="Heading2"/>
+      </w:pPr>
+      <w:bookmarkStart w:id="41" w:name="_Toc243744387"/>
       <w:r>
         <w:t>3.6 Exploratory Data Analysis</w:t>
       </w:r>
-      <w:bookmarkEnd w:id="37"/>
+      <w:bookmarkEnd w:id="41"/>
     </w:p>
     <w:p>
       <w:r>
@@ -8590,12 +9024,11 @@
       <w:pPr>
         <w:pStyle w:val="TableCaption"/>
       </w:pPr>
-      <w:bookmarkStart w:id="38" w:name="_Toc243737817"/>
-      <w:r>
-        <w:lastRenderedPageBreak/>
+      <w:bookmarkStart w:id="42" w:name="_Toc243744421"/>
+      <w:r>
         <w:t>Table 3.4 EDA outputs</w:t>
       </w:r>
-      <w:bookmarkEnd w:id="38"/>
+      <w:bookmarkEnd w:id="42"/>
     </w:p>
     <w:tbl>
       <w:tblPr>
@@ -9169,11 +9602,11 @@
       <w:pPr>
         <w:pStyle w:val="Heading2"/>
       </w:pPr>
-      <w:bookmarkStart w:id="39" w:name="_Toc243737785"/>
+      <w:bookmarkStart w:id="43" w:name="_Toc243744388"/>
       <w:r>
         <w:t>3.7 Feature Engineering</w:t>
       </w:r>
-      <w:bookmarkEnd w:id="39"/>
+      <w:bookmarkEnd w:id="43"/>
     </w:p>
     <w:p>
       <w:r>
@@ -9189,11 +9622,11 @@
       <w:pPr>
         <w:pStyle w:val="TableCaption"/>
       </w:pPr>
-      <w:bookmarkStart w:id="40" w:name="_Toc243737818"/>
+      <w:bookmarkStart w:id="44" w:name="_Toc243744422"/>
       <w:r>
         <w:t>Table 3.5 Feature dictionary draft</w:t>
       </w:r>
-      <w:bookmarkEnd w:id="40"/>
+      <w:bookmarkEnd w:id="44"/>
     </w:p>
     <w:tbl>
       <w:tblPr>
@@ -9481,7 +9914,6 @@
               <w:rPr>
                 <w:sz w:val="20"/>
               </w:rPr>
-              <w:lastRenderedPageBreak/>
               <w:t>Network</w:t>
             </w:r>
           </w:p>
@@ -9713,11 +10145,11 @@
       <w:pPr>
         <w:pStyle w:val="Heading2"/>
       </w:pPr>
-      <w:bookmarkStart w:id="41" w:name="_Toc243737786"/>
+      <w:bookmarkStart w:id="45" w:name="_Toc243744389"/>
       <w:r>
         <w:t>3.8 Grouped Evaluation and Baselines</w:t>
       </w:r>
-      <w:bookmarkEnd w:id="41"/>
+      <w:bookmarkEnd w:id="45"/>
     </w:p>
     <w:p>
       <w:r>
@@ -9729,7 +10161,10 @@
     </w:p>
     <w:p>
       <w:r>
-        <w:t>Use inner group-aware folds for tuning and outer grouped development folds for estimation. Keep each participant/configuration together and track repeated task templates. If available groups cannot support the intended folds, revise the plan before scoring. Locked predictions are produced once after the candidate definitions and rules are frozen. Baselines include no-skill dummy and logistic regression; timing-only and metadata-only models are diagnostics. Scripted and benign controls are not relabeled as humans.</w:t>
+        <w:t>Use inner group-aware folds for tuning and outer grouped development folds for estimation. Keep each participant/configuration together and track repeated task templates. If available groups cannot support the intended folds, revise the plan before scoring. Locked predictions are produced once after the candidate definitions and rules are frozen. Baselines include no-skill dummy and logistic regression; timing-only and metadata-only models are diagnostics. Scripted and benign controls are not relabeled as h</w:t>
+      </w:r>
+      <w:r>
+        <w:t>umans.</w:t>
       </w:r>
     </w:p>
     <w:p>
@@ -9744,12 +10179,11 @@
       <w:pPr>
         <w:pStyle w:val="Heading2"/>
       </w:pPr>
-      <w:bookmarkStart w:id="42" w:name="_Toc243737787"/>
-      <w:r>
-        <w:lastRenderedPageBreak/>
+      <w:bookmarkStart w:id="46" w:name="_Toc243744390"/>
+      <w:r>
         <w:t>3.9 How the Classifiers Work</w:t>
       </w:r>
-      <w:bookmarkEnd w:id="42"/>
+      <w:bookmarkEnd w:id="46"/>
     </w:p>
     <w:p>
       <w:r>
@@ -9775,11 +10209,11 @@
       <w:pPr>
         <w:pStyle w:val="TableCaption"/>
       </w:pPr>
-      <w:bookmarkStart w:id="43" w:name="_Toc243737819"/>
+      <w:bookmarkStart w:id="47" w:name="_Toc243744423"/>
       <w:r>
         <w:t>Table 3.6 Tuning specification</w:t>
       </w:r>
-      <w:bookmarkEnd w:id="43"/>
+      <w:bookmarkEnd w:id="47"/>
     </w:p>
     <w:tbl>
       <w:tblPr>
@@ -10187,7 +10621,6 @@
               <w:rPr>
                 <w:sz w:val="20"/>
               </w:rPr>
-              <w:lastRenderedPageBreak/>
               <w:t>Transformer</w:t>
             </w:r>
           </w:p>
@@ -10234,11 +10667,11 @@
       <w:pPr>
         <w:pStyle w:val="Heading2"/>
       </w:pPr>
-      <w:bookmarkStart w:id="44" w:name="_Toc243737788"/>
+      <w:bookmarkStart w:id="48" w:name="_Toc243744391"/>
       <w:r>
         <w:t>3.10 Equations and Metrics</w:t>
       </w:r>
-      <w:bookmarkEnd w:id="44"/>
+      <w:bookmarkEnd w:id="48"/>
     </w:p>
     <w:p>
       <w:r>
@@ -10249,11 +10682,11 @@
       <w:pPr>
         <w:pStyle w:val="TableCaption"/>
       </w:pPr>
-      <w:bookmarkStart w:id="45" w:name="_Toc243737820"/>
+      <w:bookmarkStart w:id="49" w:name="_Toc243744424"/>
       <w:r>
         <w:t>Table 3.7 Equation register</w:t>
       </w:r>
-      <w:bookmarkEnd w:id="45"/>
+      <w:bookmarkEnd w:id="49"/>
     </w:p>
     <w:tbl>
       <w:tblPr>
@@ -10739,7 +11172,19 @@
               <w:rPr>
                 <w:sz w:val="20"/>
               </w:rPr>
-              <w:t>p(y=1|x) = 1/(1+exp[−(β₀+βᵀx)])</w:t>
+              <w:t>p(y=1|x) = 1/(1+exp[−(β₀+β</w:t>
+            </w:r>
+            <w:r>
+              <w:rPr>
+                <w:sz w:val="20"/>
+              </w:rPr>
+              <w:t>ᵀ</w:t>
+            </w:r>
+            <w:r>
+              <w:rPr>
+                <w:sz w:val="20"/>
+              </w:rPr>
+              <w:t>x)])</w:t>
             </w:r>
           </w:p>
         </w:tc>
@@ -10859,7 +11304,19 @@
               <w:rPr>
                 <w:sz w:val="20"/>
               </w:rPr>
-              <w:t>min ½||w||²+CΣ_i v_iξ_i; t_i(wᵀφ(x_i)+b) ≥ 1−ξ_i; ξ_i ≥ 0</w:t>
+              <w:t>min ½||w||²+CΣ_i v_iξ_i; t_i(w</w:t>
+            </w:r>
+            <w:r>
+              <w:rPr>
+                <w:sz w:val="20"/>
+              </w:rPr>
+              <w:t>ᵀ</w:t>
+            </w:r>
+            <w:r>
+              <w:rPr>
+                <w:sz w:val="20"/>
+              </w:rPr>
+              <w:t>φ(x_i)+b) ≥ 1−ξ_i; ξ_i ≥ 0</w:t>
             </w:r>
           </w:p>
         </w:tc>
@@ -11141,7 +11598,6 @@
               <w:rPr>
                 <w:sz w:val="20"/>
               </w:rPr>
-              <w:lastRenderedPageBreak/>
               <w:t>14</w:t>
             </w:r>
           </w:p>
@@ -11160,7 +11616,19 @@
               <w:rPr>
                 <w:sz w:val="20"/>
               </w:rPr>
-              <w:t>Attention(Q,K,V) = softmax(QKᵀ/√d_k)V</w:t>
+              <w:t>Attention(Q,K,V) = softmax(QK</w:t>
+            </w:r>
+            <w:r>
+              <w:rPr>
+                <w:sz w:val="20"/>
+              </w:rPr>
+              <w:t>ᵀ</w:t>
+            </w:r>
+            <w:r>
+              <w:rPr>
+                <w:sz w:val="20"/>
+              </w:rPr>
+              <w:t>/√d_k)V</w:t>
             </w:r>
           </w:p>
         </w:tc>
@@ -12266,22 +12734,18 @@
     </w:tbl>
     <w:p>
       <w:r>
-        <w:t xml:space="preserve">ROC-AUC and average precision require continuous scores; calibration requires probabilities. Precision–recall values depend on prevalence. Report confusion counts, class supports and threshold with all scores. Resample independent groups, stratified by </w:t>
-      </w:r>
-      <w:r>
-        <w:lastRenderedPageBreak/>
-        <w:t>class, while preserving paired candidate predictions. Few held-out groups can produce unstable intervals; repeated seeds and event volume do not repair that shortage. Group-weighted scores are labeled separately from the primary trial-weighted analysis.</w:t>
+        <w:t>ROC-AUC and average precision require continuous scores; calibration requires probabilities. Precision–recall values depend on prevalence. Report confusion counts, class supports and threshold with all scores. Resample independent groups, stratified by class, while preserving paired candidate predictions. Few held-out groups can produce unstable intervals; repeated seeds and event volume do not repair that shortage. Group-weighted scores are labeled separately from the primary trial-weighted analysis.</w:t>
       </w:r>
     </w:p>
     <w:p>
       <w:pPr>
         <w:pStyle w:val="Heading2"/>
       </w:pPr>
-      <w:bookmarkStart w:id="46" w:name="_Toc243737789"/>
+      <w:bookmarkStart w:id="50" w:name="_Toc243744392"/>
       <w:r>
         <w:t>3.11 Hypothesis Decision Framework</w:t>
       </w:r>
-      <w:bookmarkEnd w:id="46"/>
+      <w:bookmarkEnd w:id="50"/>
     </w:p>
     <w:p>
       <w:r>
@@ -12305,11 +12769,11 @@
       <w:pPr>
         <w:pStyle w:val="TableCaption"/>
       </w:pPr>
-      <w:bookmarkStart w:id="47" w:name="_Toc243737821"/>
+      <w:bookmarkStart w:id="51" w:name="_Toc243744425"/>
       <w:r>
         <w:t>Table 3.8 Required evidence for success</w:t>
       </w:r>
-      <w:bookmarkEnd w:id="47"/>
+      <w:bookmarkEnd w:id="51"/>
     </w:p>
     <w:tbl>
       <w:tblPr>
@@ -12657,7 +13121,6 @@
               <w:rPr>
                 <w:sz w:val="20"/>
               </w:rPr>
-              <w:lastRenderedPageBreak/>
               <w:t>Reproduction</w:t>
             </w:r>
           </w:p>
@@ -12764,11 +13227,11 @@
       <w:pPr>
         <w:pStyle w:val="Heading2"/>
       </w:pPr>
-      <w:bookmarkStart w:id="48" w:name="_Toc243737790"/>
+      <w:bookmarkStart w:id="52" w:name="_Toc243744393"/>
       <w:r>
         <w:t>3.12 Robustness and Seeding</w:t>
       </w:r>
-      <w:bookmarkEnd w:id="48"/>
+      <w:bookmarkEnd w:id="52"/>
     </w:p>
     <w:p>
       <w:r>
@@ -12797,12 +13260,11 @@
       <w:pPr>
         <w:pStyle w:val="Heading2"/>
       </w:pPr>
-      <w:bookmarkStart w:id="49" w:name="_Toc243737791"/>
-      <w:r>
-        <w:lastRenderedPageBreak/>
+      <w:bookmarkStart w:id="53" w:name="_Toc243744394"/>
+      <w:r>
         <w:t>3.13 Governance and Execution Boundaries</w:t>
       </w:r>
-      <w:bookmarkEnd w:id="49"/>
+      <w:bookmarkEnd w:id="53"/>
     </w:p>
     <w:p>
       <w:r>
@@ -12826,22 +13288,21 @@
       <w:pPr>
         <w:pStyle w:val="Heading1"/>
       </w:pPr>
-      <w:bookmarkStart w:id="50" w:name="_Toc243737792"/>
-      <w:r>
-        <w:lastRenderedPageBreak/>
+      <w:bookmarkStart w:id="54" w:name="_Toc243744395"/>
+      <w:r>
         <w:t>Chapter 4 Results</w:t>
       </w:r>
-      <w:bookmarkEnd w:id="50"/>
+      <w:bookmarkEnd w:id="54"/>
     </w:p>
     <w:p>
       <w:pPr>
         <w:pStyle w:val="Heading2"/>
       </w:pPr>
-      <w:bookmarkStart w:id="51" w:name="_Toc243737793"/>
+      <w:bookmarkStart w:id="55" w:name="_Toc243744396"/>
       <w:r>
         <w:t>4.1 Evidence Status</w:t>
       </w:r>
-      <w:bookmarkEnd w:id="51"/>
+      <w:bookmarkEnd w:id="55"/>
     </w:p>
     <w:p>
       <w:r>
@@ -12857,14 +13318,19 @@
       </w:r>
     </w:p>
     <w:p>
+      <w:r>
+        <w:t>The October 24 implementation brief reports a private lab, benign model inference and bounded administrative, recording and control checks. It reports no completed attack experiment, accepted scored human-versus-AI trials or comparative attribution accuracy. These engineering observations are a separate evidence class from the earlier archival and numerical feasibility screens below. Their source receipts and independent acceptance remain to be verified.</w:t>
+      </w:r>
+    </w:p>
+    <w:p>
       <w:pPr>
         <w:pStyle w:val="Heading2"/>
       </w:pPr>
-      <w:bookmarkStart w:id="52" w:name="_Toc243737794"/>
+      <w:bookmarkStart w:id="56" w:name="_Toc243744397"/>
       <w:r>
         <w:t>4.2 Recorded Exploratory Evidence</w:t>
       </w:r>
-      <w:bookmarkEnd w:id="52"/>
+      <w:bookmarkEnd w:id="56"/>
     </w:p>
     <w:p>
       <w:r>
@@ -12875,11 +13341,11 @@
       <w:pPr>
         <w:pStyle w:val="TableCaption"/>
       </w:pPr>
-      <w:bookmarkStart w:id="53" w:name="_Toc243737822"/>
+      <w:bookmarkStart w:id="57" w:name="_Toc243744426"/>
       <w:r>
         <w:t>Table 4.1 Recorded logistic exploratory results</w:t>
       </w:r>
-      <w:bookmarkEnd w:id="53"/>
+      <w:bookmarkEnd w:id="57"/>
     </w:p>
     <w:tbl>
       <w:tblPr>
@@ -13278,22 +13744,21 @@
       <w:pPr>
         <w:pStyle w:val="Heading2"/>
       </w:pPr>
-      <w:bookmarkStart w:id="54" w:name="_Toc243737795"/>
-      <w:r>
-        <w:lastRenderedPageBreak/>
+      <w:bookmarkStart w:id="58" w:name="_Toc243744398"/>
+      <w:r>
         <w:t>4.3 Formal Dataset and EDA</w:t>
       </w:r>
-      <w:bookmarkEnd w:id="54"/>
+      <w:bookmarkEnd w:id="58"/>
     </w:p>
     <w:p>
       <w:pPr>
         <w:pStyle w:val="TableCaption"/>
       </w:pPr>
-      <w:bookmarkStart w:id="55" w:name="_Toc243737823"/>
+      <w:bookmarkStart w:id="59" w:name="_Toc243744427"/>
       <w:r>
         <w:t>Table 4.2 Illustrative sample accounting</w:t>
       </w:r>
-      <w:bookmarkEnd w:id="55"/>
+      <w:bookmarkEnd w:id="59"/>
     </w:p>
     <w:tbl>
       <w:tblPr>
@@ -13942,11 +14407,11 @@
       <w:pPr>
         <w:pStyle w:val="TableCaption"/>
       </w:pPr>
-      <w:bookmarkStart w:id="56" w:name="_Toc243737824"/>
+      <w:bookmarkStart w:id="60" w:name="_Toc243744428"/>
       <w:r>
         <w:t>Table 4.3 EDA results awaiting collection</w:t>
       </w:r>
-      <w:bookmarkEnd w:id="56"/>
+      <w:bookmarkEnd w:id="60"/>
     </w:p>
     <w:tbl>
       <w:tblPr>
@@ -14640,22 +15105,21 @@
       <w:pPr>
         <w:pStyle w:val="Heading2"/>
       </w:pPr>
-      <w:bookmarkStart w:id="57" w:name="_Toc243737796"/>
-      <w:r>
-        <w:lastRenderedPageBreak/>
+      <w:bookmarkStart w:id="61" w:name="_Toc243744399"/>
+      <w:r>
         <w:t>4.4 Illustrative Model Comparison</w:t>
       </w:r>
-      <w:bookmarkEnd w:id="57"/>
+      <w:bookmarkEnd w:id="61"/>
     </w:p>
     <w:p>
       <w:pPr>
         <w:pStyle w:val="TableCaption"/>
       </w:pPr>
-      <w:bookmarkStart w:id="58" w:name="_Toc243737825"/>
+      <w:bookmarkStart w:id="62" w:name="_Toc243744429"/>
       <w:r>
         <w:t>Table 4.4 Illustrative locked model scores</w:t>
       </w:r>
-      <w:bookmarkEnd w:id="58"/>
+      <w:bookmarkEnd w:id="62"/>
     </w:p>
     <w:tbl>
       <w:tblPr>
@@ -15660,11 +16124,11 @@
       <w:pPr>
         <w:pStyle w:val="TableCaption"/>
       </w:pPr>
-      <w:bookmarkStart w:id="59" w:name="_Toc243737826"/>
+      <w:bookmarkStart w:id="63" w:name="_Toc243744430"/>
       <w:r>
         <w:t>Table 4.5 Illustrative SVM confusion matrix</w:t>
       </w:r>
-      <w:bookmarkEnd w:id="59"/>
+      <w:bookmarkEnd w:id="63"/>
     </w:p>
     <w:tbl>
       <w:tblPr>
@@ -16033,11 +16497,11 @@
       <w:pPr>
         <w:pStyle w:val="TableCaption"/>
       </w:pPr>
-      <w:bookmarkStart w:id="60" w:name="_Toc243737827"/>
+      <w:bookmarkStart w:id="64" w:name="_Toc243744431"/>
       <w:r>
         <w:t>Table 4.6 RQ1 feature ablation results</w:t>
       </w:r>
-      <w:bookmarkEnd w:id="60"/>
+      <w:bookmarkEnd w:id="64"/>
     </w:p>
     <w:tbl>
       <w:tblPr>
@@ -16478,7 +16942,6 @@
     </w:tbl>
     <w:p>
       <w:r>
-        <w:lastRenderedPageBreak/>
         <w:t>The H1 table requires frozen baseline and individual/joint definitions. Family importance cannot prove that both individual features improve prediction. Correlated features can substitute for one another, so conditional and joint interpretations must remain separate.</w:t>
       </w:r>
     </w:p>
@@ -16486,11 +16949,11 @@
       <w:pPr>
         <w:pStyle w:val="TableCaption"/>
       </w:pPr>
-      <w:bookmarkStart w:id="61" w:name="_Toc243737828"/>
+      <w:bookmarkStart w:id="65" w:name="_Toc243744432"/>
       <w:r>
         <w:t>Table 4.7 RQ2 transfer and stability</w:t>
       </w:r>
-      <w:bookmarkEnd w:id="61"/>
+      <w:bookmarkEnd w:id="65"/>
     </w:p>
     <w:tbl>
       <w:tblPr>
@@ -17136,11 +17599,11 @@
       <w:pPr>
         <w:pStyle w:val="TableCaption"/>
       </w:pPr>
-      <w:bookmarkStart w:id="62" w:name="_Toc243737829"/>
+      <w:bookmarkStart w:id="66" w:name="_Toc243744433"/>
       <w:r>
         <w:t>Table 4.8 Illustrative SVM paired differences</w:t>
       </w:r>
-      <w:bookmarkEnd w:id="62"/>
+      <w:bookmarkEnd w:id="66"/>
     </w:p>
     <w:tbl>
       <w:tblPr>
@@ -17591,22 +18054,21 @@
       <w:pPr>
         <w:pStyle w:val="Heading2"/>
       </w:pPr>
-      <w:bookmarkStart w:id="63" w:name="_Toc243737797"/>
-      <w:r>
-        <w:lastRenderedPageBreak/>
+      <w:bookmarkStart w:id="67" w:name="_Toc243744400"/>
+      <w:r>
         <w:t>4.5 Robustness Calibration and Cost</w:t>
       </w:r>
-      <w:bookmarkEnd w:id="63"/>
+      <w:bookmarkEnd w:id="67"/>
     </w:p>
     <w:p>
       <w:pPr>
         <w:pStyle w:val="TableCaption"/>
       </w:pPr>
-      <w:bookmarkStart w:id="64" w:name="_Toc243737830"/>
+      <w:bookmarkStart w:id="68" w:name="_Toc243744434"/>
       <w:r>
         <w:t>Table 4.9 Required robustness results</w:t>
       </w:r>
-      <w:bookmarkEnd w:id="64"/>
+      <w:bookmarkEnd w:id="68"/>
     </w:p>
     <w:tbl>
       <w:tblPr>
@@ -18377,11 +18839,11 @@
       <w:pPr>
         <w:pStyle w:val="TableCaption"/>
       </w:pPr>
-      <w:bookmarkStart w:id="65" w:name="_Toc243737831"/>
+      <w:bookmarkStart w:id="69" w:name="_Toc243744435"/>
       <w:r>
         <w:t>Table 4.10 Calibration and resource outputs</w:t>
       </w:r>
-      <w:bookmarkEnd w:id="65"/>
+      <w:bookmarkEnd w:id="69"/>
     </w:p>
     <w:tbl>
       <w:tblPr>
@@ -18790,11 +19252,11 @@
       <w:pPr>
         <w:pStyle w:val="Heading2"/>
       </w:pPr>
-      <w:bookmarkStart w:id="66" w:name="_Toc243737798"/>
+      <w:bookmarkStart w:id="70" w:name="_Toc243744401"/>
       <w:r>
         <w:t>4.6 Hypothesis Status</w:t>
       </w:r>
-      <w:bookmarkEnd w:id="66"/>
+      <w:bookmarkEnd w:id="70"/>
     </w:p>
     <w:p>
       <w:r>
@@ -18810,22 +19272,21 @@
       <w:pPr>
         <w:pStyle w:val="Heading1"/>
       </w:pPr>
-      <w:bookmarkStart w:id="67" w:name="_Toc243737799"/>
-      <w:r>
-        <w:lastRenderedPageBreak/>
+      <w:bookmarkStart w:id="71" w:name="_Toc243744402"/>
+      <w:r>
         <w:t>Chapter 5 Discussion and Conclusions</w:t>
       </w:r>
-      <w:bookmarkEnd w:id="67"/>
+      <w:bookmarkEnd w:id="71"/>
     </w:p>
     <w:p>
       <w:pPr>
         <w:pStyle w:val="Heading2"/>
       </w:pPr>
-      <w:bookmarkStart w:id="68" w:name="_Toc243737800"/>
+      <w:bookmarkStart w:id="72" w:name="_Toc243744403"/>
       <w:r>
         <w:t>5.1 Interpretation Framework</w:t>
       </w:r>
-      <w:bookmarkEnd w:id="68"/>
+      <w:bookmarkEnd w:id="72"/>
     </w:p>
     <w:p>
       <w:r>
@@ -18841,11 +19302,11 @@
       <w:pPr>
         <w:pStyle w:val="Heading2"/>
       </w:pPr>
-      <w:bookmarkStart w:id="69" w:name="_Toc243737801"/>
+      <w:bookmarkStart w:id="73" w:name="_Toc243744404"/>
       <w:r>
         <w:t>5.2 Conditional Discussion</w:t>
       </w:r>
-      <w:bookmarkEnd w:id="69"/>
+      <w:bookmarkEnd w:id="73"/>
     </w:p>
     <w:p>
       <w:r>
@@ -18876,7 +19337,6 @@
         <w:rPr>
           <w:color w:val="C00000"/>
         </w:rPr>
-        <w:lastRenderedPageBreak/>
         <w:t>CONDITIONAL H3 TEXT: Support requires SVM to exceed every named comparator under the frozen corrected tests. A practical tie may justify choosing a cheaper model but does not support superiority. An unsupported H3 does not invalidate a supported feature finding or transfer result.</w:t>
       </w:r>
     </w:p>
@@ -18884,11 +19344,11 @@
       <w:pPr>
         <w:pStyle w:val="Heading2"/>
       </w:pPr>
-      <w:bookmarkStart w:id="70" w:name="_Toc243737802"/>
+      <w:bookmarkStart w:id="74" w:name="_Toc243744405"/>
       <w:r>
         <w:t>5.3 Conclusions</w:t>
       </w:r>
-      <w:bookmarkEnd w:id="70"/>
+      <w:bookmarkEnd w:id="74"/>
     </w:p>
     <w:p>
       <w:r>
@@ -18907,15 +19367,15 @@
       <w:pPr>
         <w:pStyle w:val="Heading2"/>
       </w:pPr>
-      <w:bookmarkStart w:id="71" w:name="_Toc243737803"/>
+      <w:bookmarkStart w:id="75" w:name="_Toc243744406"/>
       <w:r>
         <w:t>5.4 Contributions to Knowledge</w:t>
       </w:r>
-      <w:bookmarkEnd w:id="71"/>
-    </w:p>
-    <w:p>
-      <w:r>
-        <w:t>The intended contribution is a protocol that connects a graphical dependency model to matched collection, defender-side feature extraction, grouped validation and explicit robustness tests. A second intended contribution is a qualified dataset or restricted evidence package with actor provenance and controls. A third is a scope-qualified model/feature comparison. These remain prospective until collection, qualification and appropriate release are completed.</w:t>
+      <w:bookmarkEnd w:id="75"/>
+    </w:p>
+    <w:p>
+      <w:r>
+        <w:t>The intended contribution is a protocol that connects a six-stage graphical research workflow to matched collection, defender-side feature extraction, grouped validation and explicit robustness tests. A second intended contribution is a qualified dataset or restricted evidence package with actor provenance and controls. A third is a scope-qualified model/feature comparison. These remain prospective until collection, qualification and appropriate release are completed.</w:t>
       </w:r>
     </w:p>
     <w:p>
@@ -18927,12 +19387,11 @@
       <w:pPr>
         <w:pStyle w:val="Heading2"/>
       </w:pPr>
-      <w:bookmarkStart w:id="72" w:name="_Toc243737804"/>
-      <w:r>
-        <w:lastRenderedPageBreak/>
+      <w:bookmarkStart w:id="76" w:name="_Toc243744407"/>
+      <w:r>
         <w:t>5.5 Limitations and Future Work</w:t>
       </w:r>
-      <w:bookmarkEnd w:id="72"/>
+      <w:bookmarkEnd w:id="76"/>
     </w:p>
     <w:p>
       <w:r>
@@ -18948,11 +19407,11 @@
       <w:pPr>
         <w:pStyle w:val="Heading2"/>
       </w:pPr>
-      <w:bookmarkStart w:id="73" w:name="_Toc243737805"/>
+      <w:bookmarkStart w:id="77" w:name="_Toc243744408"/>
       <w:r>
         <w:t>5.6 Completion and Publication</w:t>
       </w:r>
-      <w:bookmarkEnd w:id="73"/>
+      <w:bookmarkEnd w:id="77"/>
     </w:p>
     <w:p>
       <w:r>
@@ -18968,12 +19427,11 @@
       <w:pPr>
         <w:pStyle w:val="Heading1"/>
       </w:pPr>
-      <w:bookmarkStart w:id="74" w:name="_Toc243737806"/>
-      <w:r>
-        <w:lastRenderedPageBreak/>
+      <w:bookmarkStart w:id="78" w:name="_Toc243744409"/>
+      <w:r>
         <w:t>References</w:t>
       </w:r>
-      <w:bookmarkEnd w:id="74"/>
+      <w:bookmarkEnd w:id="78"/>
     </w:p>
     <w:p>
       <w:pPr>
@@ -19030,7 +19488,10 @@
         <w:ind w:left="720" w:hanging="720"/>
       </w:pPr>
       <w:r>
-        <w:t xml:space="preserve">Breiman, L. (2001). Random forests. </w:t>
+        <w:t xml:space="preserve">Breiman, L. (2001). </w:t>
+      </w:r>
+      <w:r>
+        <w:t xml:space="preserve">Random forests. </w:t>
       </w:r>
       <w:r>
         <w:rPr>
@@ -19054,7 +19515,10 @@
         <w:ind w:left="720" w:hanging="720"/>
       </w:pPr>
       <w:r>
-        <w:t xml:space="preserve">Chen, T., &amp; Guestrin, C. (2016). XGBoost: A scalable tree boosting system. In </w:t>
+        <w:t xml:space="preserve">Chen, T., &amp; Guestrin, C. (2016). </w:t>
+      </w:r>
+      <w:r>
+        <w:t xml:space="preserve">XGBoost: A scalable tree boosting system. In </w:t>
       </w:r>
       <w:r>
         <w:rPr>
@@ -19102,7 +19566,10 @@
         <w:ind w:left="720" w:hanging="720"/>
       </w:pPr>
       <w:r>
-        <w:t xml:space="preserve">Cortes, C., &amp; Vapnik, V. (1995). Support-vector networks. </w:t>
+        <w:t xml:space="preserve">Cortes, C., &amp; Vapnik, V. (1995). </w:t>
+      </w:r>
+      <w:r>
+        <w:t xml:space="preserve">Support-vector networks. </w:t>
       </w:r>
       <w:r>
         <w:rPr>
@@ -19174,7 +19641,10 @@
         <w:ind w:left="720" w:hanging="720"/>
       </w:pPr>
       <w:r>
-        <w:t xml:space="preserve">Gorishniy, Y., Rubachev, I., Khrulkov, V., &amp; Babenko, A. (2021). Revisiting deep learning models for tabular data. </w:t>
+        <w:t xml:space="preserve">Gorishniy, Y., Rubachev, I., Khrulkov, V., &amp; Babenko, A. (2021). </w:t>
+      </w:r>
+      <w:r>
+        <w:t xml:space="preserve">Revisiting deep learning models for tabular data. </w:t>
       </w:r>
       <w:r>
         <w:rPr>
@@ -19198,7 +19668,10 @@
         <w:ind w:left="720" w:hanging="720"/>
       </w:pPr>
       <w:r>
-        <w:t xml:space="preserve">Grinsztajn, L., Oyallon, E., &amp; Varoquaux, G. (2022). Why do tree-based models still outperform deep learning on tabular data? </w:t>
+        <w:t xml:space="preserve">Grinsztajn, L., Oyallon, E., &amp; Varoquaux, G. (2022). </w:t>
+      </w:r>
+      <w:r>
+        <w:t xml:space="preserve">Why do tree-based models still outperform deep learning on tabular data? </w:t>
       </w:r>
       <w:r>
         <w:rPr>
@@ -19246,8 +19719,10 @@
         <w:ind w:left="720" w:hanging="720"/>
       </w:pPr>
       <w:r>
-        <w:lastRenderedPageBreak/>
-        <w:t xml:space="preserve">Maddaloni, D., Safargalieva, A., &amp; Vasilomanolakis, E. (in press). Honey for the agent: Cyber deception and behavioral fingerprinting of LLM-based attackers. In </w:t>
+        <w:t xml:space="preserve">Maddaloni, D., Safargalieva, A., &amp; Vasilomanolakis, E. (in press). </w:t>
+      </w:r>
+      <w:r>
+        <w:t xml:space="preserve">Honey for the agent: Cyber deception and behavioral fingerprinting of LLM-based attackers. In </w:t>
       </w:r>
       <w:r>
         <w:rPr>
@@ -19439,6 +19914,30 @@
         <w:ind w:left="720" w:hanging="720"/>
       </w:pPr>
       <w:r>
+        <w:t xml:space="preserve">Orange Cyberdefense. (n.d.). </w:t>
+      </w:r>
+      <w:r>
+        <w:rPr>
+          <w:i/>
+        </w:rPr>
+        <w:t>GOAD</w:t>
+      </w:r>
+      <w:r>
+        <w:t xml:space="preserve"> [Computer software]. GitHub. Retrieved October 24, 2026, from </w:t>
+      </w:r>
+      <w:hyperlink r:id="rId34">
+        <w:r>
+          <w:t>https://github.com/Orange-Cyberdefense/GOAD</w:t>
+        </w:r>
+      </w:hyperlink>
+    </w:p>
+    <w:p>
+      <w:pPr>
+        <w:keepLines/>
+        <w:spacing w:after="200" w:line="240" w:lineRule="auto"/>
+        <w:ind w:left="720" w:hanging="720"/>
+      </w:pPr>
+      <w:r>
         <w:t xml:space="preserve">Splunk. (n.d.). </w:t>
       </w:r>
       <w:r>
@@ -19450,7 +19949,7 @@
       <w:r>
         <w:t xml:space="preserve"> [Computer software]. GitHub. Retrieved October 24, 2026, from </w:t>
       </w:r>
-      <w:hyperlink r:id="rId34">
+      <w:hyperlink r:id="rId35">
         <w:r>
           <w:t>https://github.com/splunk/attack_range</w:t>
         </w:r>
@@ -19474,7 +19973,7 @@
       <w:r>
         <w:t xml:space="preserve">. </w:t>
       </w:r>
-      <w:hyperlink r:id="rId35">
+      <w:hyperlink r:id="rId36">
         <w:r>
           <w:t>https://online.engineering.gwu.edu/sites/g/files/zaxdzs5816/files/2025-10/deng-student-guidelinesOct6_2025.pdf</w:t>
         </w:r>
@@ -19498,7 +19997,7 @@
       <w:r>
         <w:t xml:space="preserve"> [Word template]. </w:t>
       </w:r>
-      <w:hyperlink r:id="rId36">
+      <w:hyperlink r:id="rId37">
         <w:r>
           <w:t>https://gwu.box.com/s/ne153n4y8hdmmr1tgezc1zbuk554sut3</w:t>
         </w:r>
@@ -19522,7 +20021,7 @@
       <w:r>
         <w:t xml:space="preserve">. Retrieved October 24, 2026, from </w:t>
       </w:r>
-      <w:hyperlink r:id="rId37">
+      <w:hyperlink r:id="rId38">
         <w:r>
           <w:t>https://online.engineering.gwu.edu/policies-procedures-doctoral</w:t>
         </w:r>
@@ -19537,22 +20036,21 @@
       <w:pPr>
         <w:pStyle w:val="Heading1"/>
       </w:pPr>
-      <w:bookmarkStart w:id="75" w:name="_Toc243737807"/>
-      <w:r>
-        <w:lastRenderedPageBreak/>
+      <w:bookmarkStart w:id="79" w:name="_Toc243744410"/>
+      <w:r>
         <w:t>Appendix A Replacement Register</w:t>
       </w:r>
-      <w:bookmarkEnd w:id="75"/>
+      <w:bookmarkEnd w:id="79"/>
     </w:p>
     <w:p>
       <w:pPr>
         <w:pStyle w:val="TableCaption"/>
       </w:pPr>
-      <w:bookmarkStart w:id="76" w:name="_Toc243737832"/>
+      <w:bookmarkStart w:id="80" w:name="_Toc243744436"/>
       <w:r>
         <w:t>Table A.1 Evidence inputs for revision</w:t>
       </w:r>
-      <w:bookmarkEnd w:id="76"/>
+      <w:bookmarkEnd w:id="80"/>
     </w:p>
     <w:tbl>
       <w:tblPr>
@@ -20256,12 +20754,11 @@
       <w:pPr>
         <w:pStyle w:val="Heading1"/>
       </w:pPr>
-      <w:bookmarkStart w:id="77" w:name="_Toc243737808"/>
-      <w:r>
-        <w:lastRenderedPageBreak/>
+      <w:bookmarkStart w:id="81" w:name="_Toc243744411"/>
+      <w:r>
         <w:t>Appendix B Reproducibility Manifest</w:t>
       </w:r>
-      <w:bookmarkEnd w:id="77"/>
+      <w:bookmarkEnd w:id="81"/>
     </w:p>
     <w:p>
       <w:r>
@@ -20287,12 +20784,11 @@
       <w:pPr>
         <w:pStyle w:val="Heading1"/>
       </w:pPr>
-      <w:bookmarkStart w:id="78" w:name="_Toc243737809"/>
-      <w:r>
-        <w:lastRenderedPageBreak/>
+      <w:bookmarkStart w:id="82" w:name="_Toc243744412"/>
+      <w:r>
         <w:t>Appendix C Literature Update and Formatting Record</w:t>
       </w:r>
-      <w:bookmarkEnd w:id="78"/>
+      <w:bookmarkEnd w:id="82"/>
     </w:p>
     <w:p>
       <w:r>
@@ -20301,12 +20797,529 @@
     </w:p>
     <w:p>
       <w:r>
-        <w:t>This working paper uses the official 2026 GW online D.Eng. Praxis template as its style source: Letter pages, 1.25-inch left/right margins, 1-inch top/bottom margins, Times New Roman, 1.5 body spacing, roman preliminary pages and Arabic body numbering. Optional dedication/acknowledgments were omitted. The pending certification wording and red draft annotations are deliberate working-paper deviations. They must be replaced by approved information for the submission copy (The George Washington University, 2025, 2026, n.d.).</w:t>
+        <w:t>This working paper uses the official 2026 GW online D.Eng. Praxis template as its style source: Letter pages, 1.25-inch left/right margins, 1-inch top/bottom margins, Times New Roman, 1.5 body spacing, roman preliminary pages and Arabic body numbering. Optional dedication/acknowledgments were omitted. The pending certification wording and red draft annotations are deliberate working-paper deviations. They must be replaced by approved information for the submission copy (The George Washington University, 202</w:t>
+      </w:r>
+      <w:r>
+        <w:t>5, 2026, n.d.).</w:t>
+      </w:r>
+    </w:p>
+    <w:p>
+      <w:r>
+        <w:br w:type="page"/>
+      </w:r>
+    </w:p>
+    <w:p>
+      <w:pPr>
+        <w:pStyle w:val="Heading1"/>
+      </w:pPr>
+      <w:bookmarkStart w:id="83" w:name="_Toc243744413"/>
+      <w:r>
+        <w:t>Appendix D October 24 Implementation Record</w:t>
+      </w:r>
+      <w:bookmarkEnd w:id="83"/>
+    </w:p>
+    <w:p>
+      <w:r>
+        <w:t>Source: AI Human Intrusion Experiment Running Notes for Gary, prepared October 24, 2026, supplied by the author in a forwarded project conversation. This is an internal drafting record rather than a peer-reviewed source or independently audited experiment report. The public-facing manuscript incorporates relevant methods and reported status only. Unrelated conversation content, credentials, private connection details and raw participant/model transcripts are excluded. This update supersedes the earlier cand</w:t>
+      </w:r>
+      <w:r>
+        <w:t>idate-range proposal while preserving the current RQs/Hs and all illustrative-result labels.</w:t>
+      </w:r>
+    </w:p>
+    <w:p>
+      <w:r>
+        <w:t>Recorded Gemma checkpoint: gemma4-ablit:latest. Full supplied digest:</w:t>
+      </w:r>
+    </w:p>
+    <w:p>
+      <w:r>
+        <w:t>63f914bef7f4b2e3a21c288117af0f63739c86a690eaa4df99ff67bd23b728e8</w:t>
+      </w:r>
+    </w:p>
+    <w:p>
+      <w:r>
+        <w:t>Recorded Qwen checkpoint: huihui_ai/qwen2.5-coder-abliterate:32b. Full supplied digest:</w:t>
+      </w:r>
+    </w:p>
+    <w:p>
+      <w:r>
+        <w:t>36711483afce84c358c9d7aa193c9ad3e6c2358fadccfddf7dbf2082f0808ceb</w:t>
+      </w:r>
+    </w:p>
+    <w:p>
+      <w:r>
+        <w:t>The digests identify the supplied artifacts but do not verify lineage, modification method, licensing or capability. Temperature and seed zero are calibration settings; the analysis master seed and split/repeat seeds remain distinct prospective parameters. A repeated seed does not prove isolation or identical agent actions.</w:t>
+      </w:r>
+    </w:p>
+    <w:p>
+      <w:pPr>
+        <w:pStyle w:val="TableCaption"/>
+      </w:pPr>
+      <w:bookmarkStart w:id="84" w:name="_Toc243744437"/>
+      <w:r>
+        <w:t>Table D.1 Implementation evidence and unresolved gates</w:t>
+      </w:r>
+      <w:bookmarkEnd w:id="84"/>
+    </w:p>
+    <w:tbl>
+      <w:tblPr>
+        <w:tblW w:w="0" w:type="auto"/>
+        <w:jc w:val="center"/>
+        <w:tblBorders>
+          <w:top w:val="single" w:sz="4" w:space="0" w:color="D9D9D9"/>
+          <w:left w:val="single" w:sz="4" w:space="0" w:color="D9D9D9"/>
+          <w:bottom w:val="single" w:sz="4" w:space="0" w:color="D9D9D9"/>
+          <w:right w:val="single" w:sz="4" w:space="0" w:color="D9D9D9"/>
+          <w:insideH w:val="single" w:sz="4" w:space="0" w:color="D9D9D9"/>
+          <w:insideV w:val="single" w:sz="4" w:space="0" w:color="D9D9D9"/>
+        </w:tblBorders>
+        <w:tblLayout w:type="fixed"/>
+        <w:tblLook w:val="04A0" w:firstRow="1" w:lastRow="0" w:firstColumn="1" w:lastColumn="0" w:noHBand="0" w:noVBand="1"/>
+      </w:tblPr>
+      <w:tblGrid>
+        <w:gridCol w:w="1152"/>
+        <w:gridCol w:w="3744"/>
+        <w:gridCol w:w="3744"/>
+      </w:tblGrid>
+      <w:tr>
+        <w:trPr>
+          <w:cantSplit/>
+          <w:tblHeader/>
+          <w:jc w:val="center"/>
+        </w:trPr>
+        <w:tc>
+          <w:tcPr>
+            <w:tcW w:w="1152" w:type="dxa"/>
+            <w:shd w:val="clear" w:color="auto" w:fill="EDEDED"/>
+            <w:vAlign w:val="center"/>
+          </w:tcPr>
+          <w:p>
+            <w:pPr>
+              <w:spacing w:before="100" w:after="100" w:line="240" w:lineRule="auto"/>
+              <w:ind w:firstLine="0"/>
+            </w:pPr>
+            <w:r>
+              <w:rPr>
+                <w:b/>
+                <w:sz w:val="20"/>
+              </w:rPr>
+              <w:t>Area</w:t>
+            </w:r>
+          </w:p>
+        </w:tc>
+        <w:tc>
+          <w:tcPr>
+            <w:tcW w:w="3744" w:type="dxa"/>
+            <w:shd w:val="clear" w:color="auto" w:fill="EDEDED"/>
+            <w:vAlign w:val="center"/>
+          </w:tcPr>
+          <w:p>
+            <w:pPr>
+              <w:spacing w:before="100" w:after="100" w:line="240" w:lineRule="auto"/>
+              <w:ind w:firstLine="0"/>
+            </w:pPr>
+            <w:r>
+              <w:rPr>
+                <w:b/>
+                <w:sz w:val="20"/>
+              </w:rPr>
+              <w:t>Reported evidence</w:t>
+            </w:r>
+          </w:p>
+        </w:tc>
+        <w:tc>
+          <w:tcPr>
+            <w:tcW w:w="3744" w:type="dxa"/>
+            <w:shd w:val="clear" w:color="auto" w:fill="EDEDED"/>
+            <w:vAlign w:val="center"/>
+          </w:tcPr>
+          <w:p>
+            <w:pPr>
+              <w:spacing w:before="100" w:after="100" w:line="240" w:lineRule="auto"/>
+              <w:ind w:firstLine="0"/>
+            </w:pPr>
+            <w:r>
+              <w:rPr>
+                <w:b/>
+                <w:sz w:val="20"/>
+              </w:rPr>
+              <w:t>Not yet established</w:t>
+            </w:r>
+          </w:p>
+        </w:tc>
+      </w:tr>
+      <w:tr>
+        <w:trPr>
+          <w:cantSplit/>
+          <w:jc w:val="center"/>
+        </w:trPr>
+        <w:tc>
+          <w:tcPr>
+            <w:tcW w:w="1152" w:type="dxa"/>
+            <w:vAlign w:val="center"/>
+          </w:tcPr>
+          <w:p>
+            <w:pPr>
+              <w:spacing w:before="100" w:after="100" w:line="240" w:lineRule="auto"/>
+              <w:ind w:firstLine="0"/>
+            </w:pPr>
+            <w:r>
+              <w:rPr>
+                <w:sz w:val="20"/>
+              </w:rPr>
+              <w:t>Lab</w:t>
+            </w:r>
+          </w:p>
+        </w:tc>
+        <w:tc>
+          <w:tcPr>
+            <w:tcW w:w="3744" w:type="dxa"/>
+            <w:vAlign w:val="center"/>
+          </w:tcPr>
+          <w:p>
+            <w:pPr>
+              <w:spacing w:before="100" w:after="100" w:line="240" w:lineRule="auto"/>
+              <w:ind w:firstLine="0"/>
+            </w:pPr>
+            <w:r>
+              <w:rPr>
+                <w:sz w:val="20"/>
+              </w:rPr>
+              <w:t>Private AWS Windows/AD and bounded administrative checks</w:t>
+            </w:r>
+          </w:p>
+        </w:tc>
+        <w:tc>
+          <w:tcPr>
+            <w:tcW w:w="3744" w:type="dxa"/>
+            <w:vAlign w:val="center"/>
+          </w:tcPr>
+          <w:p>
+            <w:pPr>
+              <w:spacing w:before="100" w:after="100" w:line="240" w:lineRule="auto"/>
+              <w:ind w:firstLine="0"/>
+            </w:pPr>
+            <w:r>
+              <w:rPr>
+                <w:sz w:val="20"/>
+              </w:rPr>
+              <w:t>Accepted participant lifecycle and reset equivalence</w:t>
+            </w:r>
+          </w:p>
+        </w:tc>
+      </w:tr>
+      <w:tr>
+        <w:trPr>
+          <w:cantSplit/>
+          <w:jc w:val="center"/>
+        </w:trPr>
+        <w:tc>
+          <w:tcPr>
+            <w:tcW w:w="1152" w:type="dxa"/>
+            <w:vAlign w:val="center"/>
+          </w:tcPr>
+          <w:p>
+            <w:pPr>
+              <w:spacing w:before="100" w:after="100" w:line="240" w:lineRule="auto"/>
+              <w:ind w:firstLine="0"/>
+            </w:pPr>
+            <w:r>
+              <w:rPr>
+                <w:sz w:val="20"/>
+              </w:rPr>
+              <w:t>Inference</w:t>
+            </w:r>
+          </w:p>
+        </w:tc>
+        <w:tc>
+          <w:tcPr>
+            <w:tcW w:w="3744" w:type="dxa"/>
+            <w:vAlign w:val="center"/>
+          </w:tcPr>
+          <w:p>
+            <w:pPr>
+              <w:spacing w:before="100" w:after="100" w:line="240" w:lineRule="auto"/>
+              <w:ind w:firstLine="0"/>
+            </w:pPr>
+            <w:r>
+              <w:rPr>
+                <w:sz w:val="20"/>
+              </w:rPr>
+              <w:t>Benign Qwen marker and bounded Gemma transport</w:t>
+            </w:r>
+          </w:p>
+        </w:tc>
+        <w:tc>
+          <w:tcPr>
+            <w:tcW w:w="3744" w:type="dxa"/>
+            <w:vAlign w:val="center"/>
+          </w:tcPr>
+          <w:p>
+            <w:pPr>
+              <w:spacing w:before="100" w:after="100" w:line="240" w:lineRule="auto"/>
+              <w:ind w:firstLine="0"/>
+            </w:pPr>
+            <w:r>
+              <w:rPr>
+                <w:sz w:val="20"/>
+              </w:rPr>
+              <w:t>Accepted autonomous scenario execution</w:t>
+            </w:r>
+          </w:p>
+        </w:tc>
+      </w:tr>
+      <w:tr>
+        <w:trPr>
+          <w:cantSplit/>
+          <w:jc w:val="center"/>
+        </w:trPr>
+        <w:tc>
+          <w:tcPr>
+            <w:tcW w:w="1152" w:type="dxa"/>
+            <w:vAlign w:val="center"/>
+          </w:tcPr>
+          <w:p>
+            <w:pPr>
+              <w:spacing w:before="100" w:after="100" w:line="240" w:lineRule="auto"/>
+              <w:ind w:firstLine="0"/>
+            </w:pPr>
+            <w:r>
+              <w:rPr>
+                <w:sz w:val="20"/>
+              </w:rPr>
+              <w:t>Recording</w:t>
+            </w:r>
+          </w:p>
+        </w:tc>
+        <w:tc>
+          <w:tcPr>
+            <w:tcW w:w="3744" w:type="dxa"/>
+            <w:vAlign w:val="center"/>
+          </w:tcPr>
+          <w:p>
+            <w:pPr>
+              <w:spacing w:before="100" w:after="100" w:line="240" w:lineRule="auto"/>
+              <w:ind w:firstLine="0"/>
+            </w:pPr>
+            <w:r>
+              <w:rPr>
+                <w:sz w:val="20"/>
+              </w:rPr>
+              <w:t>Model/tool records and integrity checks</w:t>
+            </w:r>
+          </w:p>
+        </w:tc>
+        <w:tc>
+          <w:tcPr>
+            <w:tcW w:w="3744" w:type="dxa"/>
+            <w:vAlign w:val="center"/>
+          </w:tcPr>
+          <w:p>
+            <w:pPr>
+              <w:spacing w:before="100" w:after="100" w:line="240" w:lineRule="auto"/>
+              <w:ind w:firstLine="0"/>
+            </w:pPr>
+            <w:r>
+              <w:rPr>
+                <w:sz w:val="20"/>
+              </w:rPr>
+              <w:t>Complete target/network coverage and causal action links</w:t>
+            </w:r>
+          </w:p>
+        </w:tc>
+      </w:tr>
+      <w:tr>
+        <w:trPr>
+          <w:cantSplit/>
+          <w:jc w:val="center"/>
+        </w:trPr>
+        <w:tc>
+          <w:tcPr>
+            <w:tcW w:w="1152" w:type="dxa"/>
+            <w:vAlign w:val="center"/>
+          </w:tcPr>
+          <w:p>
+            <w:pPr>
+              <w:spacing w:before="100" w:after="100" w:line="240" w:lineRule="auto"/>
+              <w:ind w:firstLine="0"/>
+            </w:pPr>
+            <w:r>
+              <w:rPr>
+                <w:sz w:val="20"/>
+              </w:rPr>
+              <w:t>Isolation</w:t>
+            </w:r>
+          </w:p>
+        </w:tc>
+        <w:tc>
+          <w:tcPr>
+            <w:tcW w:w="3744" w:type="dxa"/>
+            <w:vAlign w:val="center"/>
+          </w:tcPr>
+          <w:p>
+            <w:pPr>
+              <w:spacing w:before="100" w:after="100" w:line="240" w:lineRule="auto"/>
+              <w:ind w:firstLine="0"/>
+            </w:pPr>
+            <w:r>
+              <w:rPr>
+                <w:sz w:val="20"/>
+              </w:rPr>
+              <w:t>Per-run containers, identities and histories in tested paths</w:t>
+            </w:r>
+          </w:p>
+        </w:tc>
+        <w:tc>
+          <w:tcPr>
+            <w:tcW w:w="3744" w:type="dxa"/>
+            <w:vAlign w:val="center"/>
+          </w:tcPr>
+          <w:p>
+            <w:pPr>
+              <w:spacing w:before="100" w:after="100" w:line="240" w:lineRule="auto"/>
+              <w:ind w:firstLine="0"/>
+            </w:pPr>
+            <w:r>
+              <w:rPr>
+                <w:sz w:val="20"/>
+              </w:rPr>
+              <w:t>Shared service/cache isolation and Docker boundary acceptance</w:t>
+            </w:r>
+          </w:p>
+        </w:tc>
+      </w:tr>
+      <w:tr>
+        <w:trPr>
+          <w:cantSplit/>
+          <w:jc w:val="center"/>
+        </w:trPr>
+        <w:tc>
+          <w:tcPr>
+            <w:tcW w:w="1152" w:type="dxa"/>
+            <w:vAlign w:val="center"/>
+          </w:tcPr>
+          <w:p>
+            <w:pPr>
+              <w:spacing w:before="100" w:after="100" w:line="240" w:lineRule="auto"/>
+              <w:ind w:firstLine="0"/>
+            </w:pPr>
+            <w:r>
+              <w:rPr>
+                <w:sz w:val="20"/>
+              </w:rPr>
+              <w:t>Archive</w:t>
+            </w:r>
+          </w:p>
+        </w:tc>
+        <w:tc>
+          <w:tcPr>
+            <w:tcW w:w="3744" w:type="dxa"/>
+            <w:vAlign w:val="center"/>
+          </w:tcPr>
+          <w:p>
+            <w:pPr>
+              <w:spacing w:before="100" w:after="100" w:line="240" w:lineRule="auto"/>
+              <w:ind w:firstLine="0"/>
+            </w:pPr>
+            <w:r>
+              <w:rPr>
+                <w:sz w:val="20"/>
+              </w:rPr>
+              <w:t>Source backup and preserved calibration export</w:t>
+            </w:r>
+          </w:p>
+        </w:tc>
+        <w:tc>
+          <w:tcPr>
+            <w:tcW w:w="3744" w:type="dxa"/>
+            <w:vAlign w:val="center"/>
+          </w:tcPr>
+          <w:p>
+            <w:pPr>
+              <w:spacing w:before="100" w:after="100" w:line="240" w:lineRule="auto"/>
+              <w:ind w:firstLine="0"/>
+            </w:pPr>
+            <w:r>
+              <w:rPr>
+                <w:sz w:val="20"/>
+              </w:rPr>
+              <w:t>Protected-S3 transfer acceptance for the 396-file export</w:t>
+            </w:r>
+          </w:p>
+        </w:tc>
+      </w:tr>
+      <w:tr>
+        <w:trPr>
+          <w:cantSplit/>
+          <w:jc w:val="center"/>
+        </w:trPr>
+        <w:tc>
+          <w:tcPr>
+            <w:tcW w:w="1152" w:type="dxa"/>
+            <w:vAlign w:val="center"/>
+          </w:tcPr>
+          <w:p>
+            <w:pPr>
+              <w:spacing w:before="100" w:after="100" w:line="240" w:lineRule="auto"/>
+              <w:ind w:firstLine="0"/>
+            </w:pPr>
+            <w:r>
+              <w:rPr>
+                <w:sz w:val="20"/>
+              </w:rPr>
+              <w:t>Evaluation</w:t>
+            </w:r>
+          </w:p>
+        </w:tc>
+        <w:tc>
+          <w:tcPr>
+            <w:tcW w:w="3744" w:type="dxa"/>
+            <w:vAlign w:val="center"/>
+          </w:tcPr>
+          <w:p>
+            <w:pPr>
+              <w:spacing w:before="100" w:after="100" w:line="240" w:lineRule="auto"/>
+              <w:ind w:firstLine="0"/>
+            </w:pPr>
+            <w:r>
+              <w:rPr>
+                <w:sz w:val="20"/>
+              </w:rPr>
+              <w:t>Planned grouped run-level analysis</w:t>
+            </w:r>
+          </w:p>
+        </w:tc>
+        <w:tc>
+          <w:tcPr>
+            <w:tcW w:w="3744" w:type="dxa"/>
+            <w:vAlign w:val="center"/>
+          </w:tcPr>
+          <w:p>
+            <w:pPr>
+              <w:spacing w:before="100" w:after="100" w:line="240" w:lineRule="auto"/>
+              <w:ind w:firstLine="0"/>
+            </w:pPr>
+            <w:r>
+              <w:rPr>
+                <w:sz w:val="20"/>
+              </w:rPr>
+              <w:t>Scored trials, comparison metrics or H1–H3 decisions</w:t>
+            </w:r>
+          </w:p>
+        </w:tc>
+      </w:tr>
+    </w:tbl>
+    <w:p>
+      <w:r>
+        <w:t>Internal traceability index: 03_experiment_and_data.md; 11_testing_methodology.md; 15_action_ground_truth_and_matched_sequences.md; 16_analytics_enrichment_and_feature_plan.md; 07_logging_and_evidence.md; implementation/SETUP_STATUS.md; implementation/AI_RUN_ISOLATION_AND_CALIBRATION.md; implementation/research/DEVELOPMENT_RUNNER_CHECKPOINT_2026-10-24.txt; and testing-coordinator/IDENTITY_SCENARIO_BUILD_STATUS.md. These are paths reported in the supplied brief, not independently opened or public release lin</w:t>
+      </w:r>
+      <w:r>
+        <w:t>ks. Final publication must reconcile the underlying records and permissions.</w:t>
       </w:r>
     </w:p>
     <w:sectPr>
-      <w:headerReference w:type="default" r:id="rId38"/>
-      <w:footerReference w:type="default" r:id="rId39"/>
+      <w:headerReference w:type="default" r:id="rId39"/>
+      <w:footerReference w:type="default" r:id="rId40"/>
       <w:pgSz w:w="12240" w:h="15840"/>
       <w:pgMar w:top="1440" w:right="1800" w:bottom="1440" w:left="1800" w:header="720" w:footer="720" w:gutter="0"/>
       <w:pgNumType w:start="1"/>

--- a/paper/working-praxis-20261024/Identifying_Autonomous_AI_APT_Working_Praxis.docx
+++ b/paper/working-praxis-20261024/Identifying_Autonomous_AI_APT_Working_Praxis.docx
@@ -119,7 +119,7 @@
       <w:pPr>
         <w:pStyle w:val="Heading1"/>
       </w:pPr>
-      <w:bookmarkStart w:id="0" w:name="_Toc243744353"/>
+      <w:bookmarkStart w:id="0" w:name="_Toc243745000"/>
       <w:r>
         <w:t>Certification Pending</w:t>
       </w:r>
@@ -173,7 +173,7 @@
       <w:pPr>
         <w:pStyle w:val="Heading2"/>
       </w:pPr>
-      <w:bookmarkStart w:id="1" w:name="_Toc243744354"/>
+      <w:bookmarkStart w:id="1" w:name="_Toc243745001"/>
       <w:r>
         <w:t>Draft Use and Evidence Convention</w:t>
       </w:r>
@@ -198,11 +198,71 @@
       <w:pPr>
         <w:pStyle w:val="Heading1"/>
       </w:pPr>
-      <w:bookmarkStart w:id="2" w:name="_Toc243744355"/>
+      <w:bookmarkStart w:id="2" w:name="_Toc243745002"/>
+      <w:r>
+        <w:t>Dedication</w:t>
+      </w:r>
+      <w:bookmarkEnd w:id="2"/>
+    </w:p>
+    <w:p>
+      <w:r>
+        <w:t>I dedicate this Praxis to my wife, Tristian Pagan, whose love, support and encouragement sustain me throughout this work. To my children, who are a constant source of inspiration and motivation, and to my mother and brother, who taught me the value of hard work and perseverance. To my cousin, Janine Fuentes, who always makes me smile.</w:t>
+      </w:r>
+    </w:p>
+    <w:p>
+      <w:r>
+        <w:t>I am deeply grateful to Dr. Matthew Morris for his unwavering support and encouragement. I also thank my professors at The George Washington University, particularly Dr. Jonathan Ng, whose guidance and mentorship have shaped my academic journey.</w:t>
+      </w:r>
+    </w:p>
+    <w:p>
+      <w:r>
+        <w:t>This work reflects the support, encouragement and wisdom of those who have believed in me.</w:t>
+      </w:r>
+    </w:p>
+    <w:p>
+      <w:r>
+        <w:br w:type="page"/>
+      </w:r>
+    </w:p>
+    <w:p>
+      <w:pPr>
+        <w:pStyle w:val="Heading1"/>
+      </w:pPr>
+      <w:bookmarkStart w:id="3" w:name="_Toc243745003"/>
+      <w:r>
+        <w:t>Acknowledgments</w:t>
+      </w:r>
+      <w:bookmarkEnd w:id="3"/>
+    </w:p>
+    <w:p>
+      <w:r>
+        <w:t>I thank Dr. Jacob Ulrich, Dan Le, Richard Scher, Alane Lim and, especially, Marcos Malvido for their support of the research and development that have contributed to this work. Their guidance, resources and encouragement have helped me work through difficult research and engineering problems.</w:t>
+      </w:r>
+    </w:p>
+    <w:p>
+      <w:r>
+        <w:t>I also extend my sincere appreciation to Dr. Phillip Reed and Austin Welborn for their support and contributions to this Praxis. I am grateful for the time and commitment they have shared as this research develops.</w:t>
+      </w:r>
+    </w:p>
+    <w:p>
+      <w:r>
+        <w:t>I appreciate everyone who has supported my effort to connect academic research with the practical needs of cyber defenders. Their support continues to motivate this work as the experiment, analysis and manuscript progress toward completion.</w:t>
+      </w:r>
+    </w:p>
+    <w:p>
+      <w:r>
+        <w:br w:type="page"/>
+      </w:r>
+    </w:p>
+    <w:p>
+      <w:pPr>
+        <w:pStyle w:val="Heading1"/>
+      </w:pPr>
+      <w:bookmarkStart w:id="4" w:name="_Toc243745004"/>
       <w:r>
         <w:t>Abstract of Praxis</w:t>
       </w:r>
-      <w:bookmarkEnd w:id="2"/>
+      <w:bookmarkEnd w:id="4"/>
     </w:p>
     <w:p>
       <w:pPr>
@@ -246,11 +306,11 @@
       <w:pPr>
         <w:pStyle w:val="Heading1"/>
       </w:pPr>
-      <w:bookmarkStart w:id="3" w:name="_Toc243744356"/>
+      <w:bookmarkStart w:id="5" w:name="_Toc243745005"/>
       <w:r>
         <w:t>Table of Contents</w:t>
       </w:r>
-      <w:bookmarkEnd w:id="3"/>
+      <w:bookmarkEnd w:id="5"/>
     </w:p>
     <w:p>
       <w:pPr>
@@ -273,7 +333,7 @@
       <w:r>
         <w:fldChar w:fldCharType="separate"/>
       </w:r>
-      <w:hyperlink w:anchor="_Toc243744353" w:history="1">
+      <w:hyperlink w:anchor="_Toc243745000" w:history="1">
         <w:r>
           <w:rPr>
             <w:rStyle w:val="Hyperlink"/>
@@ -296,7 +356,7 @@
           <w:rPr>
             <w:webHidden/>
           </w:rPr>
-          <w:instrText xml:space="preserve"> PAGEREF _Toc243744353 \h </w:instrText>
+          <w:instrText xml:space="preserve"> PAGEREF _Toc243745000 \h </w:instrText>
         </w:r>
         <w:r>
           <w:rPr>
@@ -336,7 +396,7 @@
           <w14:ligatures w14:val="standardContextual"/>
         </w:rPr>
       </w:pPr>
-      <w:hyperlink w:anchor="_Toc243744354" w:history="1">
+      <w:hyperlink w:anchor="_Toc243745001" w:history="1">
         <w:r>
           <w:rPr>
             <w:rStyle w:val="Hyperlink"/>
@@ -363,7 +423,7 @@
             <w:noProof/>
             <w:webHidden/>
           </w:rPr>
-          <w:instrText xml:space="preserve"> PAGEREF _Toc243744354 \h </w:instrText>
+          <w:instrText xml:space="preserve"> PAGEREF _Toc243745001 \h </w:instrText>
         </w:r>
         <w:r>
           <w:rPr>
@@ -406,12 +466,12 @@
           <w14:ligatures w14:val="standardContextual"/>
         </w:rPr>
       </w:pPr>
-      <w:hyperlink w:anchor="_Toc243744355" w:history="1">
+      <w:hyperlink w:anchor="_Toc243745002" w:history="1">
         <w:r>
           <w:rPr>
             <w:rStyle w:val="Hyperlink"/>
           </w:rPr>
-          <w:t>Abstract of Praxis</w:t>
+          <w:t>Dedication</w:t>
         </w:r>
         <w:r>
           <w:rPr>
@@ -429,7 +489,7 @@
           <w:rPr>
             <w:webHidden/>
           </w:rPr>
-          <w:instrText xml:space="preserve"> PAGEREF _Toc243744355 \h </w:instrText>
+          <w:instrText xml:space="preserve"> PAGEREF _Toc243745002 \h </w:instrText>
         </w:r>
         <w:r>
           <w:rPr>
@@ -468,12 +528,12 @@
           <w14:ligatures w14:val="standardContextual"/>
         </w:rPr>
       </w:pPr>
-      <w:hyperlink w:anchor="_Toc243744356" w:history="1">
+      <w:hyperlink w:anchor="_Toc243745003" w:history="1">
         <w:r>
           <w:rPr>
             <w:rStyle w:val="Hyperlink"/>
           </w:rPr>
-          <w:t>Table of Contents</w:t>
+          <w:t>Acknowledgments</w:t>
         </w:r>
         <w:r>
           <w:rPr>
@@ -491,7 +551,7 @@
           <w:rPr>
             <w:webHidden/>
           </w:rPr>
-          <w:instrText xml:space="preserve"> PAGEREF _Toc243744356 \h </w:instrText>
+          <w:instrText xml:space="preserve"> PAGEREF _Toc243745003 \h </w:instrText>
         </w:r>
         <w:r>
           <w:rPr>
@@ -530,12 +590,12 @@
           <w14:ligatures w14:val="standardContextual"/>
         </w:rPr>
       </w:pPr>
-      <w:hyperlink w:anchor="_Toc243744357" w:history="1">
+      <w:hyperlink w:anchor="_Toc243745004" w:history="1">
         <w:r>
           <w:rPr>
             <w:rStyle w:val="Hyperlink"/>
           </w:rPr>
-          <w:t>List of Figures</w:t>
+          <w:t>Abstract of Praxis</w:t>
         </w:r>
         <w:r>
           <w:rPr>
@@ -553,7 +613,7 @@
           <w:rPr>
             <w:webHidden/>
           </w:rPr>
-          <w:instrText xml:space="preserve"> PAGEREF _Toc243744357 \h </w:instrText>
+          <w:instrText xml:space="preserve"> PAGEREF _Toc243745004 \h </w:instrText>
         </w:r>
         <w:r>
           <w:rPr>
@@ -570,7 +630,7 @@
           <w:rPr>
             <w:webHidden/>
           </w:rPr>
-          <w:t>vii</w:t>
+          <w:t>vi</w:t>
         </w:r>
         <w:r>
           <w:rPr>
@@ -592,12 +652,12 @@
           <w14:ligatures w14:val="standardContextual"/>
         </w:rPr>
       </w:pPr>
-      <w:hyperlink w:anchor="_Toc243744358" w:history="1">
+      <w:hyperlink w:anchor="_Toc243745005" w:history="1">
         <w:r>
           <w:rPr>
             <w:rStyle w:val="Hyperlink"/>
           </w:rPr>
-          <w:t>List of Tables</w:t>
+          <w:t>Table of Contents</w:t>
         </w:r>
         <w:r>
           <w:rPr>
@@ -615,7 +675,7 @@
           <w:rPr>
             <w:webHidden/>
           </w:rPr>
-          <w:instrText xml:space="preserve"> PAGEREF _Toc243744358 \h </w:instrText>
+          <w:instrText xml:space="preserve"> PAGEREF _Toc243745005 \h </w:instrText>
         </w:r>
         <w:r>
           <w:rPr>
@@ -654,12 +714,12 @@
           <w14:ligatures w14:val="standardContextual"/>
         </w:rPr>
       </w:pPr>
-      <w:hyperlink w:anchor="_Toc243744359" w:history="1">
+      <w:hyperlink w:anchor="_Toc243745006" w:history="1">
         <w:r>
           <w:rPr>
             <w:rStyle w:val="Hyperlink"/>
           </w:rPr>
-          <w:t>List of Symbols and Acronyms</w:t>
+          <w:t>List of Figures</w:t>
         </w:r>
         <w:r>
           <w:rPr>
@@ -677,7 +737,7 @@
           <w:rPr>
             <w:webHidden/>
           </w:rPr>
-          <w:instrText xml:space="preserve"> PAGEREF _Toc243744359 \h </w:instrText>
+          <w:instrText xml:space="preserve"> PAGEREF _Toc243745006 \h </w:instrText>
         </w:r>
         <w:r>
           <w:rPr>
@@ -694,7 +754,7 @@
           <w:rPr>
             <w:webHidden/>
           </w:rPr>
-          <w:t>viii</w:t>
+          <w:t>ix</w:t>
         </w:r>
         <w:r>
           <w:rPr>
@@ -716,11 +776,135 @@
           <w14:ligatures w14:val="standardContextual"/>
         </w:rPr>
       </w:pPr>
-      <w:hyperlink w:anchor="_Toc243744360" w:history="1">
+      <w:hyperlink w:anchor="_Toc243745007" w:history="1">
         <w:r>
           <w:rPr>
             <w:rStyle w:val="Hyperlink"/>
           </w:rPr>
+          <w:t>List of Tables</w:t>
+        </w:r>
+        <w:r>
+          <w:rPr>
+            <w:webHidden/>
+          </w:rPr>
+          <w:tab/>
+        </w:r>
+        <w:r>
+          <w:rPr>
+            <w:webHidden/>
+          </w:rPr>
+          <w:fldChar w:fldCharType="begin"/>
+        </w:r>
+        <w:r>
+          <w:rPr>
+            <w:webHidden/>
+          </w:rPr>
+          <w:instrText xml:space="preserve"> PAGEREF _Toc243745007 \h </w:instrText>
+        </w:r>
+        <w:r>
+          <w:rPr>
+            <w:webHidden/>
+          </w:rPr>
+        </w:r>
+        <w:r>
+          <w:rPr>
+            <w:webHidden/>
+          </w:rPr>
+          <w:fldChar w:fldCharType="separate"/>
+        </w:r>
+        <w:r>
+          <w:rPr>
+            <w:webHidden/>
+          </w:rPr>
+          <w:t>ix</w:t>
+        </w:r>
+        <w:r>
+          <w:rPr>
+            <w:webHidden/>
+          </w:rPr>
+          <w:fldChar w:fldCharType="end"/>
+        </w:r>
+      </w:hyperlink>
+    </w:p>
+    <w:p>
+      <w:pPr>
+        <w:pStyle w:val="TOC1"/>
+        <w:rPr>
+          <w:rFonts w:asciiTheme="minorHAnsi" w:eastAsiaTheme="minorEastAsia" w:hAnsiTheme="minorHAnsi" w:cstheme="minorBidi"/>
+          <w:color w:val="auto"/>
+          <w:kern w:val="2"/>
+          <w:sz w:val="24"/>
+          <w:szCs w:val="24"/>
+          <w14:ligatures w14:val="standardContextual"/>
+        </w:rPr>
+      </w:pPr>
+      <w:hyperlink w:anchor="_Toc243745008" w:history="1">
+        <w:r>
+          <w:rPr>
+            <w:rStyle w:val="Hyperlink"/>
+          </w:rPr>
+          <w:t>List of Symbols and Acronyms</w:t>
+        </w:r>
+        <w:r>
+          <w:rPr>
+            <w:webHidden/>
+          </w:rPr>
+          <w:tab/>
+        </w:r>
+        <w:r>
+          <w:rPr>
+            <w:webHidden/>
+          </w:rPr>
+          <w:fldChar w:fldCharType="begin"/>
+        </w:r>
+        <w:r>
+          <w:rPr>
+            <w:webHidden/>
+          </w:rPr>
+          <w:instrText xml:space="preserve"> PAGEREF _Toc243745008 \h </w:instrText>
+        </w:r>
+        <w:r>
+          <w:rPr>
+            <w:webHidden/>
+          </w:rPr>
+        </w:r>
+        <w:r>
+          <w:rPr>
+            <w:webHidden/>
+          </w:rPr>
+          <w:fldChar w:fldCharType="separate"/>
+        </w:r>
+        <w:r>
+          <w:rPr>
+            <w:webHidden/>
+          </w:rPr>
+          <w:t>x</w:t>
+        </w:r>
+        <w:r>
+          <w:rPr>
+            <w:webHidden/>
+          </w:rPr>
+          <w:fldChar w:fldCharType="end"/>
+        </w:r>
+      </w:hyperlink>
+    </w:p>
+    <w:p>
+      <w:pPr>
+        <w:pStyle w:val="TOC1"/>
+        <w:rPr>
+          <w:rFonts w:asciiTheme="minorHAnsi" w:eastAsiaTheme="minorEastAsia" w:hAnsiTheme="minorHAnsi" w:cstheme="minorBidi"/>
+          <w:color w:val="auto"/>
+          <w:kern w:val="2"/>
+          <w:sz w:val="24"/>
+          <w:szCs w:val="24"/>
+          <w14:ligatures w14:val="standardContextual"/>
+        </w:rPr>
+      </w:pPr>
+      <w:hyperlink w:anchor="_Toc243745009" w:history="1">
+        <w:r>
+          <w:rPr>
+            <w:rStyle w:val="Hyperlink"/>
+          </w:rPr>
           <w:t>Chapter 1 Introduction</w:t>
         </w:r>
         <w:r>
@@ -739,7 +923,7 @@
           <w:rPr>
             <w:webHidden/>
           </w:rPr>
-          <w:instrText xml:space="preserve"> PAGEREF _Toc243744360 \h </w:instrText>
+          <w:instrText xml:space="preserve"> PAGEREF _Toc243745009 \h </w:instrText>
         </w:r>
         <w:r>
           <w:rPr>
@@ -779,7 +963,7 @@
           <w14:ligatures w14:val="standardContextual"/>
         </w:rPr>
       </w:pPr>
-      <w:hyperlink w:anchor="_Toc243744361" w:history="1">
+      <w:hyperlink w:anchor="_Toc243745010" w:history="1">
         <w:r>
           <w:rPr>
             <w:rStyle w:val="Hyperlink"/>
@@ -806,7 +990,7 @@
             <w:noProof/>
             <w:webHidden/>
           </w:rPr>
-          <w:instrText xml:space="preserve"> PAGEREF _Toc243744361 \h </w:instrText>
+          <w:instrText xml:space="preserve"> PAGEREF _Toc243745010 \h </w:instrText>
         </w:r>
         <w:r>
           <w:rPr>
@@ -850,7 +1034,7 @@
           <w14:ligatures w14:val="standardContextual"/>
         </w:rPr>
       </w:pPr>
-      <w:hyperlink w:anchor="_Toc243744362" w:history="1">
+      <w:hyperlink w:anchor="_Toc243745011" w:history="1">
         <w:r>
           <w:rPr>
             <w:rStyle w:val="Hyperlink"/>
@@ -877,7 +1061,7 @@
             <w:noProof/>
             <w:webHidden/>
           </w:rPr>
-          <w:instrText xml:space="preserve"> PAGEREF _Toc243744362 \h </w:instrText>
+          <w:instrText xml:space="preserve"> PAGEREF _Toc243745011 \h </w:instrText>
         </w:r>
         <w:r>
           <w:rPr>
@@ -921,7 +1105,7 @@
           <w14:ligatures w14:val="standardContextual"/>
         </w:rPr>
       </w:pPr>
-      <w:hyperlink w:anchor="_Toc243744363" w:history="1">
+      <w:hyperlink w:anchor="_Toc243745012" w:history="1">
         <w:r>
           <w:rPr>
             <w:rStyle w:val="Hyperlink"/>
@@ -948,7 +1132,7 @@
             <w:noProof/>
             <w:webHidden/>
           </w:rPr>
-          <w:instrText xml:space="preserve"> PAGEREF _Toc243744363 \h </w:instrText>
+          <w:instrText xml:space="preserve"> PAGEREF _Toc243745012 \h </w:instrText>
         </w:r>
         <w:r>
           <w:rPr>
@@ -968,7 +1152,7 @@
             <w:noProof/>
             <w:webHidden/>
           </w:rPr>
-          <w:t>1</w:t>
+          <w:t>2</w:t>
         </w:r>
         <w:r>
           <w:rPr>
@@ -992,7 +1176,7 @@
           <w14:ligatures w14:val="standardContextual"/>
         </w:rPr>
       </w:pPr>
-      <w:hyperlink w:anchor="_Toc243744364" w:history="1">
+      <w:hyperlink w:anchor="_Toc243745013" w:history="1">
         <w:r>
           <w:rPr>
             <w:rStyle w:val="Hyperlink"/>
@@ -1019,7 +1203,7 @@
             <w:noProof/>
             <w:webHidden/>
           </w:rPr>
-          <w:instrText xml:space="preserve"> PAGEREF _Toc243744364 \h </w:instrText>
+          <w:instrText xml:space="preserve"> PAGEREF _Toc243745013 \h </w:instrText>
         </w:r>
         <w:r>
           <w:rPr>
@@ -1039,7 +1223,7 @@
             <w:noProof/>
             <w:webHidden/>
           </w:rPr>
-          <w:t>1</w:t>
+          <w:t>2</w:t>
         </w:r>
         <w:r>
           <w:rPr>
@@ -1063,7 +1247,7 @@
           <w14:ligatures w14:val="standardContextual"/>
         </w:rPr>
       </w:pPr>
-      <w:hyperlink w:anchor="_Toc243744365" w:history="1">
+      <w:hyperlink w:anchor="_Toc243745014" w:history="1">
         <w:r>
           <w:rPr>
             <w:rStyle w:val="Hyperlink"/>
@@ -1090,7 +1274,7 @@
             <w:noProof/>
             <w:webHidden/>
           </w:rPr>
-          <w:instrText xml:space="preserve"> PAGEREF _Toc243744365 \h </w:instrText>
+          <w:instrText xml:space="preserve"> PAGEREF _Toc243745014 \h </w:instrText>
         </w:r>
         <w:r>
           <w:rPr>
@@ -1110,7 +1294,7 @@
             <w:noProof/>
             <w:webHidden/>
           </w:rPr>
-          <w:t>2</w:t>
+          <w:t>3</w:t>
         </w:r>
         <w:r>
           <w:rPr>
@@ -1134,7 +1318,7 @@
           <w14:ligatures w14:val="standardContextual"/>
         </w:rPr>
       </w:pPr>
-      <w:hyperlink w:anchor="_Toc243744366" w:history="1">
+      <w:hyperlink w:anchor="_Toc243745015" w:history="1">
         <w:r>
           <w:rPr>
             <w:rStyle w:val="Hyperlink"/>
@@ -1161,7 +1345,7 @@
             <w:noProof/>
             <w:webHidden/>
           </w:rPr>
-          <w:instrText xml:space="preserve"> PAGEREF _Toc243744366 \h </w:instrText>
+          <w:instrText xml:space="preserve"> PAGEREF _Toc243745015 \h </w:instrText>
         </w:r>
         <w:r>
           <w:rPr>
@@ -1181,7 +1365,7 @@
             <w:noProof/>
             <w:webHidden/>
           </w:rPr>
-          <w:t>2</w:t>
+          <w:t>3</w:t>
         </w:r>
         <w:r>
           <w:rPr>
@@ -1205,7 +1389,7 @@
           <w14:ligatures w14:val="standardContextual"/>
         </w:rPr>
       </w:pPr>
-      <w:hyperlink w:anchor="_Toc243744367" w:history="1">
+      <w:hyperlink w:anchor="_Toc243745016" w:history="1">
         <w:r>
           <w:rPr>
             <w:rStyle w:val="Hyperlink"/>
@@ -1232,7 +1416,7 @@
             <w:noProof/>
             <w:webHidden/>
           </w:rPr>
-          <w:instrText xml:space="preserve"> PAGEREF _Toc243744367 \h </w:instrText>
+          <w:instrText xml:space="preserve"> PAGEREF _Toc243745016 \h </w:instrText>
         </w:r>
         <w:r>
           <w:rPr>
@@ -1252,7 +1436,7 @@
             <w:noProof/>
             <w:webHidden/>
           </w:rPr>
-          <w:t>3</w:t>
+          <w:t>4</w:t>
         </w:r>
         <w:r>
           <w:rPr>
@@ -1276,7 +1460,7 @@
           <w14:ligatures w14:val="standardContextual"/>
         </w:rPr>
       </w:pPr>
-      <w:hyperlink w:anchor="_Toc243744368" w:history="1">
+      <w:hyperlink w:anchor="_Toc243745017" w:history="1">
         <w:r>
           <w:rPr>
             <w:rStyle w:val="Hyperlink"/>
@@ -1303,7 +1487,7 @@
             <w:noProof/>
             <w:webHidden/>
           </w:rPr>
-          <w:instrText xml:space="preserve"> PAGEREF _Toc243744368 \h </w:instrText>
+          <w:instrText xml:space="preserve"> PAGEREF _Toc243745017 \h </w:instrText>
         </w:r>
         <w:r>
           <w:rPr>
@@ -1323,7 +1507,7 @@
             <w:noProof/>
             <w:webHidden/>
           </w:rPr>
-          <w:t>3</w:t>
+          <w:t>4</w:t>
         </w:r>
         <w:r>
           <w:rPr>
@@ -1347,7 +1531,7 @@
           <w14:ligatures w14:val="standardContextual"/>
         </w:rPr>
       </w:pPr>
-      <w:hyperlink w:anchor="_Toc243744369" w:history="1">
+      <w:hyperlink w:anchor="_Toc243745018" w:history="1">
         <w:r>
           <w:rPr>
             <w:rStyle w:val="Hyperlink"/>
@@ -1374,7 +1558,7 @@
             <w:noProof/>
             <w:webHidden/>
           </w:rPr>
-          <w:instrText xml:space="preserve"> PAGEREF _Toc243744369 \h </w:instrText>
+          <w:instrText xml:space="preserve"> PAGEREF _Toc243745018 \h </w:instrText>
         </w:r>
         <w:r>
           <w:rPr>
@@ -1394,7 +1578,7 @@
             <w:noProof/>
             <w:webHidden/>
           </w:rPr>
-          <w:t>3</w:t>
+          <w:t>4</w:t>
         </w:r>
         <w:r>
           <w:rPr>
@@ -1417,7 +1601,7 @@
           <w14:ligatures w14:val="standardContextual"/>
         </w:rPr>
       </w:pPr>
-      <w:hyperlink w:anchor="_Toc243744370" w:history="1">
+      <w:hyperlink w:anchor="_Toc243745019" w:history="1">
         <w:r>
           <w:rPr>
             <w:rStyle w:val="Hyperlink"/>
@@ -1440,7 +1624,7 @@
           <w:rPr>
             <w:webHidden/>
           </w:rPr>
-          <w:instrText xml:space="preserve"> PAGEREF _Toc243744370 \h </w:instrText>
+          <w:instrText xml:space="preserve"> PAGEREF _Toc243745019 \h </w:instrText>
         </w:r>
         <w:r>
           <w:rPr>
@@ -1457,7 +1641,7 @@
           <w:rPr>
             <w:webHidden/>
           </w:rPr>
-          <w:t>4</w:t>
+          <w:t>5</w:t>
         </w:r>
         <w:r>
           <w:rPr>
@@ -1480,7 +1664,7 @@
           <w14:ligatures w14:val="standardContextual"/>
         </w:rPr>
       </w:pPr>
-      <w:hyperlink w:anchor="_Toc243744371" w:history="1">
+      <w:hyperlink w:anchor="_Toc243745020" w:history="1">
         <w:r>
           <w:rPr>
             <w:rStyle w:val="Hyperlink"/>
@@ -1507,7 +1691,7 @@
             <w:noProof/>
             <w:webHidden/>
           </w:rPr>
-          <w:instrText xml:space="preserve"> PAGEREF _Toc243744371 \h </w:instrText>
+          <w:instrText xml:space="preserve"> PAGEREF _Toc243745020 \h </w:instrText>
         </w:r>
         <w:r>
           <w:rPr>
@@ -1527,7 +1711,7 @@
             <w:noProof/>
             <w:webHidden/>
           </w:rPr>
-          <w:t>4</w:t>
+          <w:t>5</w:t>
         </w:r>
         <w:r>
           <w:rPr>
@@ -1551,7 +1735,7 @@
           <w14:ligatures w14:val="standardContextual"/>
         </w:rPr>
       </w:pPr>
-      <w:hyperlink w:anchor="_Toc243744372" w:history="1">
+      <w:hyperlink w:anchor="_Toc243745021" w:history="1">
         <w:r>
           <w:rPr>
             <w:rStyle w:val="Hyperlink"/>
@@ -1578,7 +1762,7 @@
             <w:noProof/>
             <w:webHidden/>
           </w:rPr>
-          <w:instrText xml:space="preserve"> PAGEREF _Toc243744372 \h </w:instrText>
+          <w:instrText xml:space="preserve"> PAGEREF _Toc243745021 \h </w:instrText>
         </w:r>
         <w:r>
           <w:rPr>
@@ -1598,7 +1782,7 @@
             <w:noProof/>
             <w:webHidden/>
           </w:rPr>
-          <w:t>4</w:t>
+          <w:t>5</w:t>
         </w:r>
         <w:r>
           <w:rPr>
@@ -1622,7 +1806,7 @@
           <w14:ligatures w14:val="standardContextual"/>
         </w:rPr>
       </w:pPr>
-      <w:hyperlink w:anchor="_Toc243744373" w:history="1">
+      <w:hyperlink w:anchor="_Toc243745022" w:history="1">
         <w:r>
           <w:rPr>
             <w:rStyle w:val="Hyperlink"/>
@@ -1649,7 +1833,7 @@
             <w:noProof/>
             <w:webHidden/>
           </w:rPr>
-          <w:instrText xml:space="preserve"> PAGEREF _Toc243744373 \h </w:instrText>
+          <w:instrText xml:space="preserve"> PAGEREF _Toc243745022 \h </w:instrText>
         </w:r>
         <w:r>
           <w:rPr>
@@ -1669,7 +1853,7 @@
             <w:noProof/>
             <w:webHidden/>
           </w:rPr>
-          <w:t>5</w:t>
+          <w:t>6</w:t>
         </w:r>
         <w:r>
           <w:rPr>
@@ -1693,7 +1877,7 @@
           <w14:ligatures w14:val="standardContextual"/>
         </w:rPr>
       </w:pPr>
-      <w:hyperlink w:anchor="_Toc243744374" w:history="1">
+      <w:hyperlink w:anchor="_Toc243745023" w:history="1">
         <w:r>
           <w:rPr>
             <w:rStyle w:val="Hyperlink"/>
@@ -1720,7 +1904,7 @@
             <w:noProof/>
             <w:webHidden/>
           </w:rPr>
-          <w:instrText xml:space="preserve"> PAGEREF _Toc243744374 \h </w:instrText>
+          <w:instrText xml:space="preserve"> PAGEREF _Toc243745023 \h </w:instrText>
         </w:r>
         <w:r>
           <w:rPr>
@@ -1740,7 +1924,7 @@
             <w:noProof/>
             <w:webHidden/>
           </w:rPr>
-          <w:t>5</w:t>
+          <w:t>6</w:t>
         </w:r>
         <w:r>
           <w:rPr>
@@ -1764,7 +1948,7 @@
           <w14:ligatures w14:val="standardContextual"/>
         </w:rPr>
       </w:pPr>
-      <w:hyperlink w:anchor="_Toc243744375" w:history="1">
+      <w:hyperlink w:anchor="_Toc243745024" w:history="1">
         <w:r>
           <w:rPr>
             <w:rStyle w:val="Hyperlink"/>
@@ -1791,7 +1975,7 @@
             <w:noProof/>
             <w:webHidden/>
           </w:rPr>
-          <w:instrText xml:space="preserve"> PAGEREF _Toc243744375 \h </w:instrText>
+          <w:instrText xml:space="preserve"> PAGEREF _Toc243745024 \h </w:instrText>
         </w:r>
         <w:r>
           <w:rPr>
@@ -1811,7 +1995,7 @@
             <w:noProof/>
             <w:webHidden/>
           </w:rPr>
-          <w:t>6</w:t>
+          <w:t>7</w:t>
         </w:r>
         <w:r>
           <w:rPr>
@@ -1835,7 +2019,7 @@
           <w14:ligatures w14:val="standardContextual"/>
         </w:rPr>
       </w:pPr>
-      <w:hyperlink w:anchor="_Toc243744376" w:history="1">
+      <w:hyperlink w:anchor="_Toc243745025" w:history="1">
         <w:r>
           <w:rPr>
             <w:rStyle w:val="Hyperlink"/>
@@ -1862,7 +2046,7 @@
             <w:noProof/>
             <w:webHidden/>
           </w:rPr>
-          <w:instrText xml:space="preserve"> PAGEREF _Toc243744376 \h </w:instrText>
+          <w:instrText xml:space="preserve"> PAGEREF _Toc243745025 \h </w:instrText>
         </w:r>
         <w:r>
           <w:rPr>
@@ -1882,7 +2066,7 @@
             <w:noProof/>
             <w:webHidden/>
           </w:rPr>
-          <w:t>7</w:t>
+          <w:t>8</w:t>
         </w:r>
         <w:r>
           <w:rPr>
@@ -1905,7 +2089,7 @@
           <w14:ligatures w14:val="standardContextual"/>
         </w:rPr>
       </w:pPr>
-      <w:hyperlink w:anchor="_Toc243744377" w:history="1">
+      <w:hyperlink w:anchor="_Toc243745026" w:history="1">
         <w:r>
           <w:rPr>
             <w:rStyle w:val="Hyperlink"/>
@@ -1928,7 +2112,7 @@
           <w:rPr>
             <w:webHidden/>
           </w:rPr>
-          <w:instrText xml:space="preserve"> PAGEREF _Toc243744377 \h </w:instrText>
+          <w:instrText xml:space="preserve"> PAGEREF _Toc243745026 \h </w:instrText>
         </w:r>
         <w:r>
           <w:rPr>
@@ -1945,7 +2129,7 @@
           <w:rPr>
             <w:webHidden/>
           </w:rPr>
-          <w:t>8</w:t>
+          <w:t>9</w:t>
         </w:r>
         <w:r>
           <w:rPr>
@@ -1968,7 +2152,7 @@
           <w14:ligatures w14:val="standardContextual"/>
         </w:rPr>
       </w:pPr>
-      <w:hyperlink w:anchor="_Toc243744378" w:history="1">
+      <w:hyperlink w:anchor="_Toc243745027" w:history="1">
         <w:r>
           <w:rPr>
             <w:rStyle w:val="Hyperlink"/>
@@ -1995,7 +2179,7 @@
             <w:noProof/>
             <w:webHidden/>
           </w:rPr>
-          <w:instrText xml:space="preserve"> PAGEREF _Toc243744378 \h </w:instrText>
+          <w:instrText xml:space="preserve"> PAGEREF _Toc243745027 \h </w:instrText>
         </w:r>
         <w:r>
           <w:rPr>
@@ -2015,7 +2199,7 @@
             <w:noProof/>
             <w:webHidden/>
           </w:rPr>
-          <w:t>8</w:t>
+          <w:t>9</w:t>
         </w:r>
         <w:r>
           <w:rPr>
@@ -2039,7 +2223,7 @@
           <w14:ligatures w14:val="standardContextual"/>
         </w:rPr>
       </w:pPr>
-      <w:hyperlink w:anchor="_Toc243744379" w:history="1">
+      <w:hyperlink w:anchor="_Toc243745028" w:history="1">
         <w:r>
           <w:rPr>
             <w:rStyle w:val="Hyperlink"/>
@@ -2066,7 +2250,7 @@
             <w:noProof/>
             <w:webHidden/>
           </w:rPr>
-          <w:instrText xml:space="preserve"> PAGEREF _Toc243744379 \h </w:instrText>
+          <w:instrText xml:space="preserve"> PAGEREF _Toc243745028 \h </w:instrText>
         </w:r>
         <w:r>
           <w:rPr>
@@ -2086,7 +2270,7 @@
             <w:noProof/>
             <w:webHidden/>
           </w:rPr>
-          <w:t>9</w:t>
+          <w:t>10</w:t>
         </w:r>
         <w:r>
           <w:rPr>
@@ -2110,7 +2294,7 @@
           <w14:ligatures w14:val="standardContextual"/>
         </w:rPr>
       </w:pPr>
-      <w:hyperlink w:anchor="_Toc243744380" w:history="1">
+      <w:hyperlink w:anchor="_Toc243745029" w:history="1">
         <w:r>
           <w:rPr>
             <w:rStyle w:val="Hyperlink"/>
@@ -2137,7 +2321,7 @@
             <w:noProof/>
             <w:webHidden/>
           </w:rPr>
-          <w:instrText xml:space="preserve"> PAGEREF _Toc243744380 \h </w:instrText>
+          <w:instrText xml:space="preserve"> PAGEREF _Toc243745029 \h </w:instrText>
         </w:r>
         <w:r>
           <w:rPr>
@@ -2157,7 +2341,7 @@
             <w:noProof/>
             <w:webHidden/>
           </w:rPr>
-          <w:t>10</w:t>
+          <w:t>11</w:t>
         </w:r>
         <w:r>
           <w:rPr>
@@ -2181,7 +2365,7 @@
           <w14:ligatures w14:val="standardContextual"/>
         </w:rPr>
       </w:pPr>
-      <w:hyperlink w:anchor="_Toc243744381" w:history="1">
+      <w:hyperlink w:anchor="_Toc243745030" w:history="1">
         <w:r>
           <w:rPr>
             <w:rStyle w:val="Hyperlink"/>
@@ -2208,7 +2392,7 @@
             <w:noProof/>
             <w:webHidden/>
           </w:rPr>
-          <w:instrText xml:space="preserve"> PAGEREF _Toc243744381 \h </w:instrText>
+          <w:instrText xml:space="preserve"> PAGEREF _Toc243745030 \h </w:instrText>
         </w:r>
         <w:r>
           <w:rPr>
@@ -2228,7 +2412,7 @@
             <w:noProof/>
             <w:webHidden/>
           </w:rPr>
-          <w:t>11</w:t>
+          <w:t>12</w:t>
         </w:r>
         <w:r>
           <w:rPr>
@@ -2252,7 +2436,7 @@
           <w14:ligatures w14:val="standardContextual"/>
         </w:rPr>
       </w:pPr>
-      <w:hyperlink w:anchor="_Toc243744382" w:history="1">
+      <w:hyperlink w:anchor="_Toc243745031" w:history="1">
         <w:r>
           <w:rPr>
             <w:rStyle w:val="Hyperlink"/>
@@ -2279,7 +2463,7 @@
             <w:noProof/>
             <w:webHidden/>
           </w:rPr>
-          <w:instrText xml:space="preserve"> PAGEREF _Toc243744382 \h </w:instrText>
+          <w:instrText xml:space="preserve"> PAGEREF _Toc243745031 \h </w:instrText>
         </w:r>
         <w:r>
           <w:rPr>
@@ -2299,7 +2483,7 @@
             <w:noProof/>
             <w:webHidden/>
           </w:rPr>
-          <w:t>12</w:t>
+          <w:t>13</w:t>
         </w:r>
         <w:r>
           <w:rPr>
@@ -2323,7 +2507,7 @@
           <w14:ligatures w14:val="standardContextual"/>
         </w:rPr>
       </w:pPr>
-      <w:hyperlink w:anchor="_Toc243744383" w:history="1">
+      <w:hyperlink w:anchor="_Toc243745032" w:history="1">
         <w:r>
           <w:rPr>
             <w:rStyle w:val="Hyperlink"/>
@@ -2350,7 +2534,7 @@
             <w:noProof/>
             <w:webHidden/>
           </w:rPr>
-          <w:instrText xml:space="preserve"> PAGEREF _Toc243744383 \h </w:instrText>
+          <w:instrText xml:space="preserve"> PAGEREF _Toc243745032 \h </w:instrText>
         </w:r>
         <w:r>
           <w:rPr>
@@ -2370,7 +2554,7 @@
             <w:noProof/>
             <w:webHidden/>
           </w:rPr>
-          <w:t>13</w:t>
+          <w:t>14</w:t>
         </w:r>
         <w:r>
           <w:rPr>
@@ -2394,7 +2578,7 @@
           <w14:ligatures w14:val="standardContextual"/>
         </w:rPr>
       </w:pPr>
-      <w:hyperlink w:anchor="_Toc243744384" w:history="1">
+      <w:hyperlink w:anchor="_Toc243745033" w:history="1">
         <w:r>
           <w:rPr>
             <w:rStyle w:val="Hyperlink"/>
@@ -2421,7 +2605,7 @@
             <w:noProof/>
             <w:webHidden/>
           </w:rPr>
-          <w:instrText xml:space="preserve"> PAGEREF _Toc243744384 \h </w:instrText>
+          <w:instrText xml:space="preserve"> PAGEREF _Toc243745033 \h </w:instrText>
         </w:r>
         <w:r>
           <w:rPr>
@@ -2441,7 +2625,7 @@
             <w:noProof/>
             <w:webHidden/>
           </w:rPr>
-          <w:t>14</w:t>
+          <w:t>15</w:t>
         </w:r>
         <w:r>
           <w:rPr>
@@ -2465,7 +2649,7 @@
           <w14:ligatures w14:val="standardContextual"/>
         </w:rPr>
       </w:pPr>
-      <w:hyperlink w:anchor="_Toc243744385" w:history="1">
+      <w:hyperlink w:anchor="_Toc243745034" w:history="1">
         <w:r>
           <w:rPr>
             <w:rStyle w:val="Hyperlink"/>
@@ -2492,7 +2676,7 @@
             <w:noProof/>
             <w:webHidden/>
           </w:rPr>
-          <w:instrText xml:space="preserve"> PAGEREF _Toc243744385 \h </w:instrText>
+          <w:instrText xml:space="preserve"> PAGEREF _Toc243745034 \h </w:instrText>
         </w:r>
         <w:r>
           <w:rPr>
@@ -2512,7 +2696,7 @@
             <w:noProof/>
             <w:webHidden/>
           </w:rPr>
-          <w:t>14</w:t>
+          <w:t>15</w:t>
         </w:r>
         <w:r>
           <w:rPr>
@@ -2536,7 +2720,7 @@
           <w14:ligatures w14:val="standardContextual"/>
         </w:rPr>
       </w:pPr>
-      <w:hyperlink w:anchor="_Toc243744386" w:history="1">
+      <w:hyperlink w:anchor="_Toc243745035" w:history="1">
         <w:r>
           <w:rPr>
             <w:rStyle w:val="Hyperlink"/>
@@ -2563,7 +2747,7 @@
             <w:noProof/>
             <w:webHidden/>
           </w:rPr>
-          <w:instrText xml:space="preserve"> PAGEREF _Toc243744386 \h </w:instrText>
+          <w:instrText xml:space="preserve"> PAGEREF _Toc243745035 \h </w:instrText>
         </w:r>
         <w:r>
           <w:rPr>
@@ -2583,7 +2767,7 @@
             <w:noProof/>
             <w:webHidden/>
           </w:rPr>
-          <w:t>15</w:t>
+          <w:t>16</w:t>
         </w:r>
         <w:r>
           <w:rPr>
@@ -2607,7 +2791,7 @@
           <w14:ligatures w14:val="standardContextual"/>
         </w:rPr>
       </w:pPr>
-      <w:hyperlink w:anchor="_Toc243744387" w:history="1">
+      <w:hyperlink w:anchor="_Toc243745036" w:history="1">
         <w:r>
           <w:rPr>
             <w:rStyle w:val="Hyperlink"/>
@@ -2634,7 +2818,7 @@
             <w:noProof/>
             <w:webHidden/>
           </w:rPr>
-          <w:instrText xml:space="preserve"> PAGEREF _Toc243744387 \h </w:instrText>
+          <w:instrText xml:space="preserve"> PAGEREF _Toc243745036 \h </w:instrText>
         </w:r>
         <w:r>
           <w:rPr>
@@ -2654,7 +2838,7 @@
             <w:noProof/>
             <w:webHidden/>
           </w:rPr>
-          <w:t>15</w:t>
+          <w:t>16</w:t>
         </w:r>
         <w:r>
           <w:rPr>
@@ -2678,7 +2862,7 @@
           <w14:ligatures w14:val="standardContextual"/>
         </w:rPr>
       </w:pPr>
-      <w:hyperlink w:anchor="_Toc243744388" w:history="1">
+      <w:hyperlink w:anchor="_Toc243745037" w:history="1">
         <w:r>
           <w:rPr>
             <w:rStyle w:val="Hyperlink"/>
@@ -2705,7 +2889,7 @@
             <w:noProof/>
             <w:webHidden/>
           </w:rPr>
-          <w:instrText xml:space="preserve"> PAGEREF _Toc243744388 \h </w:instrText>
+          <w:instrText xml:space="preserve"> PAGEREF _Toc243745037 \h </w:instrText>
         </w:r>
         <w:r>
           <w:rPr>
@@ -2725,7 +2909,7 @@
             <w:noProof/>
             <w:webHidden/>
           </w:rPr>
-          <w:t>16</w:t>
+          <w:t>17</w:t>
         </w:r>
         <w:r>
           <w:rPr>
@@ -2749,7 +2933,7 @@
           <w14:ligatures w14:val="standardContextual"/>
         </w:rPr>
       </w:pPr>
-      <w:hyperlink w:anchor="_Toc243744389" w:history="1">
+      <w:hyperlink w:anchor="_Toc243745038" w:history="1">
         <w:r>
           <w:rPr>
             <w:rStyle w:val="Hyperlink"/>
@@ -2776,7 +2960,7 @@
             <w:noProof/>
             <w:webHidden/>
           </w:rPr>
-          <w:instrText xml:space="preserve"> PAGEREF _Toc243744389 \h </w:instrText>
+          <w:instrText xml:space="preserve"> PAGEREF _Toc243745038 \h </w:instrText>
         </w:r>
         <w:r>
           <w:rPr>
@@ -2796,7 +2980,7 @@
             <w:noProof/>
             <w:webHidden/>
           </w:rPr>
-          <w:t>17</w:t>
+          <w:t>18</w:t>
         </w:r>
         <w:r>
           <w:rPr>
@@ -2820,7 +3004,7 @@
           <w14:ligatures w14:val="standardContextual"/>
         </w:rPr>
       </w:pPr>
-      <w:hyperlink w:anchor="_Toc243744390" w:history="1">
+      <w:hyperlink w:anchor="_Toc243745039" w:history="1">
         <w:r>
           <w:rPr>
             <w:rStyle w:val="Hyperlink"/>
@@ -2847,7 +3031,7 @@
             <w:noProof/>
             <w:webHidden/>
           </w:rPr>
-          <w:instrText xml:space="preserve"> PAGEREF _Toc243744390 \h </w:instrText>
+          <w:instrText xml:space="preserve"> PAGEREF _Toc243745039 \h </w:instrText>
         </w:r>
         <w:r>
           <w:rPr>
@@ -2867,7 +3051,7 @@
             <w:noProof/>
             <w:webHidden/>
           </w:rPr>
-          <w:t>18</w:t>
+          <w:t>19</w:t>
         </w:r>
         <w:r>
           <w:rPr>
@@ -2891,7 +3075,7 @@
           <w14:ligatures w14:val="standardContextual"/>
         </w:rPr>
       </w:pPr>
-      <w:hyperlink w:anchor="_Toc243744391" w:history="1">
+      <w:hyperlink w:anchor="_Toc243745040" w:history="1">
         <w:r>
           <w:rPr>
             <w:rStyle w:val="Hyperlink"/>
@@ -2918,7 +3102,7 @@
             <w:noProof/>
             <w:webHidden/>
           </w:rPr>
-          <w:instrText xml:space="preserve"> PAGEREF _Toc243744391 \h </w:instrText>
+          <w:instrText xml:space="preserve"> PAGEREF _Toc243745040 \h </w:instrText>
         </w:r>
         <w:r>
           <w:rPr>
@@ -2938,7 +3122,7 @@
             <w:noProof/>
             <w:webHidden/>
           </w:rPr>
-          <w:t>19</w:t>
+          <w:t>20</w:t>
         </w:r>
         <w:r>
           <w:rPr>
@@ -2962,7 +3146,7 @@
           <w14:ligatures w14:val="standardContextual"/>
         </w:rPr>
       </w:pPr>
-      <w:hyperlink w:anchor="_Toc243744392" w:history="1">
+      <w:hyperlink w:anchor="_Toc243745041" w:history="1">
         <w:r>
           <w:rPr>
             <w:rStyle w:val="Hyperlink"/>
@@ -2989,7 +3173,7 @@
             <w:noProof/>
             <w:webHidden/>
           </w:rPr>
-          <w:instrText xml:space="preserve"> PAGEREF _Toc243744392 \h </w:instrText>
+          <w:instrText xml:space="preserve"> PAGEREF _Toc243745041 \h </w:instrText>
         </w:r>
         <w:r>
           <w:rPr>
@@ -3009,7 +3193,7 @@
             <w:noProof/>
             <w:webHidden/>
           </w:rPr>
-          <w:t>21</w:t>
+          <w:t>22</w:t>
         </w:r>
         <w:r>
           <w:rPr>
@@ -3033,7 +3217,7 @@
           <w14:ligatures w14:val="standardContextual"/>
         </w:rPr>
       </w:pPr>
-      <w:hyperlink w:anchor="_Toc243744393" w:history="1">
+      <w:hyperlink w:anchor="_Toc243745042" w:history="1">
         <w:r>
           <w:rPr>
             <w:rStyle w:val="Hyperlink"/>
@@ -3060,7 +3244,7 @@
             <w:noProof/>
             <w:webHidden/>
           </w:rPr>
-          <w:instrText xml:space="preserve"> PAGEREF _Toc243744393 \h </w:instrText>
+          <w:instrText xml:space="preserve"> PAGEREF _Toc243745042 \h </w:instrText>
         </w:r>
         <w:r>
           <w:rPr>
@@ -3080,7 +3264,7 @@
             <w:noProof/>
             <w:webHidden/>
           </w:rPr>
-          <w:t>22</w:t>
+          <w:t>23</w:t>
         </w:r>
         <w:r>
           <w:rPr>
@@ -3104,7 +3288,7 @@
           <w14:ligatures w14:val="standardContextual"/>
         </w:rPr>
       </w:pPr>
-      <w:hyperlink w:anchor="_Toc243744394" w:history="1">
+      <w:hyperlink w:anchor="_Toc243745043" w:history="1">
         <w:r>
           <w:rPr>
             <w:rStyle w:val="Hyperlink"/>
@@ -3131,7 +3315,7 @@
             <w:noProof/>
             <w:webHidden/>
           </w:rPr>
-          <w:instrText xml:space="preserve"> PAGEREF _Toc243744394 \h </w:instrText>
+          <w:instrText xml:space="preserve"> PAGEREF _Toc243745043 \h </w:instrText>
         </w:r>
         <w:r>
           <w:rPr>
@@ -3151,7 +3335,7 @@
             <w:noProof/>
             <w:webHidden/>
           </w:rPr>
-          <w:t>23</w:t>
+          <w:t>24</w:t>
         </w:r>
         <w:r>
           <w:rPr>
@@ -3174,7 +3358,7 @@
           <w14:ligatures w14:val="standardContextual"/>
         </w:rPr>
       </w:pPr>
-      <w:hyperlink w:anchor="_Toc243744395" w:history="1">
+      <w:hyperlink w:anchor="_Toc243745044" w:history="1">
         <w:r>
           <w:rPr>
             <w:rStyle w:val="Hyperlink"/>
@@ -3197,7 +3381,7 @@
           <w:rPr>
             <w:webHidden/>
           </w:rPr>
-          <w:instrText xml:space="preserve"> PAGEREF _Toc243744395 \h </w:instrText>
+          <w:instrText xml:space="preserve"> PAGEREF _Toc243745044 \h </w:instrText>
         </w:r>
         <w:r>
           <w:rPr>
@@ -3214,7 +3398,7 @@
           <w:rPr>
             <w:webHidden/>
           </w:rPr>
-          <w:t>24</w:t>
+          <w:t>25</w:t>
         </w:r>
         <w:r>
           <w:rPr>
@@ -3237,7 +3421,7 @@
           <w14:ligatures w14:val="standardContextual"/>
         </w:rPr>
       </w:pPr>
-      <w:hyperlink w:anchor="_Toc243744396" w:history="1">
+      <w:hyperlink w:anchor="_Toc243745045" w:history="1">
         <w:r>
           <w:rPr>
             <w:rStyle w:val="Hyperlink"/>
@@ -3264,7 +3448,7 @@
             <w:noProof/>
             <w:webHidden/>
           </w:rPr>
-          <w:instrText xml:space="preserve"> PAGEREF _Toc243744396 \h </w:instrText>
+          <w:instrText xml:space="preserve"> PAGEREF _Toc243745045 \h </w:instrText>
         </w:r>
         <w:r>
           <w:rPr>
@@ -3284,7 +3468,7 @@
             <w:noProof/>
             <w:webHidden/>
           </w:rPr>
-          <w:t>24</w:t>
+          <w:t>25</w:t>
         </w:r>
         <w:r>
           <w:rPr>
@@ -3308,7 +3492,7 @@
           <w14:ligatures w14:val="standardContextual"/>
         </w:rPr>
       </w:pPr>
-      <w:hyperlink w:anchor="_Toc243744397" w:history="1">
+      <w:hyperlink w:anchor="_Toc243745046" w:history="1">
         <w:r>
           <w:rPr>
             <w:rStyle w:val="Hyperlink"/>
@@ -3335,7 +3519,7 @@
             <w:noProof/>
             <w:webHidden/>
           </w:rPr>
-          <w:instrText xml:space="preserve"> PAGEREF _Toc243744397 \h </w:instrText>
+          <w:instrText xml:space="preserve"> PAGEREF _Toc243745046 \h </w:instrText>
         </w:r>
         <w:r>
           <w:rPr>
@@ -3355,7 +3539,7 @@
             <w:noProof/>
             <w:webHidden/>
           </w:rPr>
-          <w:t>24</w:t>
+          <w:t>25</w:t>
         </w:r>
         <w:r>
           <w:rPr>
@@ -3379,7 +3563,7 @@
           <w14:ligatures w14:val="standardContextual"/>
         </w:rPr>
       </w:pPr>
-      <w:hyperlink w:anchor="_Toc243744398" w:history="1">
+      <w:hyperlink w:anchor="_Toc243745047" w:history="1">
         <w:r>
           <w:rPr>
             <w:rStyle w:val="Hyperlink"/>
@@ -3406,7 +3590,7 @@
             <w:noProof/>
             <w:webHidden/>
           </w:rPr>
-          <w:instrText xml:space="preserve"> PAGEREF _Toc243744398 \h </w:instrText>
+          <w:instrText xml:space="preserve"> PAGEREF _Toc243745047 \h </w:instrText>
         </w:r>
         <w:r>
           <w:rPr>
@@ -3426,7 +3610,7 @@
             <w:noProof/>
             <w:webHidden/>
           </w:rPr>
-          <w:t>25</w:t>
+          <w:t>26</w:t>
         </w:r>
         <w:r>
           <w:rPr>
@@ -3450,7 +3634,7 @@
           <w14:ligatures w14:val="standardContextual"/>
         </w:rPr>
       </w:pPr>
-      <w:hyperlink w:anchor="_Toc243744399" w:history="1">
+      <w:hyperlink w:anchor="_Toc243745048" w:history="1">
         <w:r>
           <w:rPr>
             <w:rStyle w:val="Hyperlink"/>
@@ -3477,7 +3661,7 @@
             <w:noProof/>
             <w:webHidden/>
           </w:rPr>
-          <w:instrText xml:space="preserve"> PAGEREF _Toc243744399 \h </w:instrText>
+          <w:instrText xml:space="preserve"> PAGEREF _Toc243745048 \h </w:instrText>
         </w:r>
         <w:r>
           <w:rPr>
@@ -3497,7 +3681,7 @@
             <w:noProof/>
             <w:webHidden/>
           </w:rPr>
-          <w:t>26</w:t>
+          <w:t>27</w:t>
         </w:r>
         <w:r>
           <w:rPr>
@@ -3521,7 +3705,7 @@
           <w14:ligatures w14:val="standardContextual"/>
         </w:rPr>
       </w:pPr>
-      <w:hyperlink w:anchor="_Toc243744400" w:history="1">
+      <w:hyperlink w:anchor="_Toc243745049" w:history="1">
         <w:r>
           <w:rPr>
             <w:rStyle w:val="Hyperlink"/>
@@ -3548,7 +3732,7 @@
             <w:noProof/>
             <w:webHidden/>
           </w:rPr>
-          <w:instrText xml:space="preserve"> PAGEREF _Toc243744400 \h </w:instrText>
+          <w:instrText xml:space="preserve"> PAGEREF _Toc243745049 \h </w:instrText>
         </w:r>
         <w:r>
           <w:rPr>
@@ -3568,7 +3752,7 @@
             <w:noProof/>
             <w:webHidden/>
           </w:rPr>
-          <w:t>28</w:t>
+          <w:t>29</w:t>
         </w:r>
         <w:r>
           <w:rPr>
@@ -3592,7 +3776,7 @@
           <w14:ligatures w14:val="standardContextual"/>
         </w:rPr>
       </w:pPr>
-      <w:hyperlink w:anchor="_Toc243744401" w:history="1">
+      <w:hyperlink w:anchor="_Toc243745050" w:history="1">
         <w:r>
           <w:rPr>
             <w:rStyle w:val="Hyperlink"/>
@@ -3619,7 +3803,7 @@
             <w:noProof/>
             <w:webHidden/>
           </w:rPr>
-          <w:instrText xml:space="preserve"> PAGEREF _Toc243744401 \h </w:instrText>
+          <w:instrText xml:space="preserve"> PAGEREF _Toc243745050 \h </w:instrText>
         </w:r>
         <w:r>
           <w:rPr>
@@ -3639,7 +3823,7 @@
             <w:noProof/>
             <w:webHidden/>
           </w:rPr>
-          <w:t>29</w:t>
+          <w:t>30</w:t>
         </w:r>
         <w:r>
           <w:rPr>
@@ -3662,7 +3846,7 @@
           <w14:ligatures w14:val="standardContextual"/>
         </w:rPr>
       </w:pPr>
-      <w:hyperlink w:anchor="_Toc243744402" w:history="1">
+      <w:hyperlink w:anchor="_Toc243745051" w:history="1">
         <w:r>
           <w:rPr>
             <w:rStyle w:val="Hyperlink"/>
@@ -3685,7 +3869,7 @@
           <w:rPr>
             <w:webHidden/>
           </w:rPr>
-          <w:instrText xml:space="preserve"> PAGEREF _Toc243744402 \h </w:instrText>
+          <w:instrText xml:space="preserve"> PAGEREF _Toc243745051 \h </w:instrText>
         </w:r>
         <w:r>
           <w:rPr>
@@ -3702,7 +3886,7 @@
           <w:rPr>
             <w:webHidden/>
           </w:rPr>
-          <w:t>30</w:t>
+          <w:t>31</w:t>
         </w:r>
         <w:r>
           <w:rPr>
@@ -3725,7 +3909,7 @@
           <w14:ligatures w14:val="standardContextual"/>
         </w:rPr>
       </w:pPr>
-      <w:hyperlink w:anchor="_Toc243744403" w:history="1">
+      <w:hyperlink w:anchor="_Toc243745052" w:history="1">
         <w:r>
           <w:rPr>
             <w:rStyle w:val="Hyperlink"/>
@@ -3752,7 +3936,7 @@
             <w:noProof/>
             <w:webHidden/>
           </w:rPr>
-          <w:instrText xml:space="preserve"> PAGEREF _Toc243744403 \h </w:instrText>
+          <w:instrText xml:space="preserve"> PAGEREF _Toc243745052 \h </w:instrText>
         </w:r>
         <w:r>
           <w:rPr>
@@ -3772,7 +3956,7 @@
             <w:noProof/>
             <w:webHidden/>
           </w:rPr>
-          <w:t>30</w:t>
+          <w:t>31</w:t>
         </w:r>
         <w:r>
           <w:rPr>
@@ -3796,7 +3980,7 @@
           <w14:ligatures w14:val="standardContextual"/>
         </w:rPr>
       </w:pPr>
-      <w:hyperlink w:anchor="_Toc243744404" w:history="1">
+      <w:hyperlink w:anchor="_Toc243745053" w:history="1">
         <w:r>
           <w:rPr>
             <w:rStyle w:val="Hyperlink"/>
@@ -3823,7 +4007,7 @@
             <w:noProof/>
             <w:webHidden/>
           </w:rPr>
-          <w:instrText xml:space="preserve"> PAGEREF _Toc243744404 \h </w:instrText>
+          <w:instrText xml:space="preserve"> PAGEREF _Toc243745053 \h </w:instrText>
         </w:r>
         <w:r>
           <w:rPr>
@@ -3843,7 +4027,7 @@
             <w:noProof/>
             <w:webHidden/>
           </w:rPr>
-          <w:t>30</w:t>
+          <w:t>31</w:t>
         </w:r>
         <w:r>
           <w:rPr>
@@ -3867,7 +4051,7 @@
           <w14:ligatures w14:val="standardContextual"/>
         </w:rPr>
       </w:pPr>
-      <w:hyperlink w:anchor="_Toc243744405" w:history="1">
+      <w:hyperlink w:anchor="_Toc243745054" w:history="1">
         <w:r>
           <w:rPr>
             <w:rStyle w:val="Hyperlink"/>
@@ -3894,7 +4078,7 @@
             <w:noProof/>
             <w:webHidden/>
           </w:rPr>
-          <w:instrText xml:space="preserve"> PAGEREF _Toc243744405 \h </w:instrText>
+          <w:instrText xml:space="preserve"> PAGEREF _Toc243745054 \h </w:instrText>
         </w:r>
         <w:r>
           <w:rPr>
@@ -3914,7 +4098,7 @@
             <w:noProof/>
             <w:webHidden/>
           </w:rPr>
-          <w:t>31</w:t>
+          <w:t>32</w:t>
         </w:r>
         <w:r>
           <w:rPr>
@@ -3938,7 +4122,7 @@
           <w14:ligatures w14:val="standardContextual"/>
         </w:rPr>
       </w:pPr>
-      <w:hyperlink w:anchor="_Toc243744406" w:history="1">
+      <w:hyperlink w:anchor="_Toc243745055" w:history="1">
         <w:r>
           <w:rPr>
             <w:rStyle w:val="Hyperlink"/>
@@ -3965,7 +4149,7 @@
             <w:noProof/>
             <w:webHidden/>
           </w:rPr>
-          <w:instrText xml:space="preserve"> PAGEREF _Toc243744406 \h </w:instrText>
+          <w:instrText xml:space="preserve"> PAGEREF _Toc243745055 \h </w:instrText>
         </w:r>
         <w:r>
           <w:rPr>
@@ -3985,7 +4169,7 @@
             <w:noProof/>
             <w:webHidden/>
           </w:rPr>
-          <w:t>31</w:t>
+          <w:t>32</w:t>
         </w:r>
         <w:r>
           <w:rPr>
@@ -4009,7 +4193,7 @@
           <w14:ligatures w14:val="standardContextual"/>
         </w:rPr>
       </w:pPr>
-      <w:hyperlink w:anchor="_Toc243744407" w:history="1">
+      <w:hyperlink w:anchor="_Toc243745056" w:history="1">
         <w:r>
           <w:rPr>
             <w:rStyle w:val="Hyperlink"/>
@@ -4036,7 +4220,7 @@
             <w:noProof/>
             <w:webHidden/>
           </w:rPr>
-          <w:instrText xml:space="preserve"> PAGEREF _Toc243744407 \h </w:instrText>
+          <w:instrText xml:space="preserve"> PAGEREF _Toc243745056 \h </w:instrText>
         </w:r>
         <w:r>
           <w:rPr>
@@ -4056,7 +4240,7 @@
             <w:noProof/>
             <w:webHidden/>
           </w:rPr>
-          <w:t>32</w:t>
+          <w:t>33</w:t>
         </w:r>
         <w:r>
           <w:rPr>
@@ -4080,7 +4264,7 @@
           <w14:ligatures w14:val="standardContextual"/>
         </w:rPr>
       </w:pPr>
-      <w:hyperlink w:anchor="_Toc243744408" w:history="1">
+      <w:hyperlink w:anchor="_Toc243745057" w:history="1">
         <w:r>
           <w:rPr>
             <w:rStyle w:val="Hyperlink"/>
@@ -4107,7 +4291,7 @@
             <w:noProof/>
             <w:webHidden/>
           </w:rPr>
-          <w:instrText xml:space="preserve"> PAGEREF _Toc243744408 \h </w:instrText>
+          <w:instrText xml:space="preserve"> PAGEREF _Toc243745057 \h </w:instrText>
         </w:r>
         <w:r>
           <w:rPr>
@@ -4127,7 +4311,7 @@
             <w:noProof/>
             <w:webHidden/>
           </w:rPr>
-          <w:t>32</w:t>
+          <w:t>33</w:t>
         </w:r>
         <w:r>
           <w:rPr>
@@ -4150,7 +4334,7 @@
           <w14:ligatures w14:val="standardContextual"/>
         </w:rPr>
       </w:pPr>
-      <w:hyperlink w:anchor="_Toc243744409" w:history="1">
+      <w:hyperlink w:anchor="_Toc243745058" w:history="1">
         <w:r>
           <w:rPr>
             <w:rStyle w:val="Hyperlink"/>
@@ -4173,7 +4357,7 @@
           <w:rPr>
             <w:webHidden/>
           </w:rPr>
-          <w:instrText xml:space="preserve"> PAGEREF _Toc243744409 \h </w:instrText>
+          <w:instrText xml:space="preserve"> PAGEREF _Toc243745058 \h </w:instrText>
         </w:r>
         <w:r>
           <w:rPr>
@@ -4190,7 +4374,7 @@
           <w:rPr>
             <w:webHidden/>
           </w:rPr>
-          <w:t>33</w:t>
+          <w:t>34</w:t>
         </w:r>
         <w:r>
           <w:rPr>
@@ -4212,7 +4396,7 @@
           <w14:ligatures w14:val="standardContextual"/>
         </w:rPr>
       </w:pPr>
-      <w:hyperlink w:anchor="_Toc243744410" w:history="1">
+      <w:hyperlink w:anchor="_Toc243745059" w:history="1">
         <w:r>
           <w:rPr>
             <w:rStyle w:val="Hyperlink"/>
@@ -4235,7 +4419,7 @@
           <w:rPr>
             <w:webHidden/>
           </w:rPr>
-          <w:instrText xml:space="preserve"> PAGEREF _Toc243744410 \h </w:instrText>
+          <w:instrText xml:space="preserve"> PAGEREF _Toc243745059 \h </w:instrText>
         </w:r>
         <w:r>
           <w:rPr>
@@ -4252,7 +4436,7 @@
           <w:rPr>
             <w:webHidden/>
           </w:rPr>
-          <w:t>35</w:t>
+          <w:t>36</w:t>
         </w:r>
         <w:r>
           <w:rPr>
@@ -4274,7 +4458,7 @@
           <w14:ligatures w14:val="standardContextual"/>
         </w:rPr>
       </w:pPr>
-      <w:hyperlink w:anchor="_Toc243744411" w:history="1">
+      <w:hyperlink w:anchor="_Toc243745060" w:history="1">
         <w:r>
           <w:rPr>
             <w:rStyle w:val="Hyperlink"/>
@@ -4297,7 +4481,7 @@
           <w:rPr>
             <w:webHidden/>
           </w:rPr>
-          <w:instrText xml:space="preserve"> PAGEREF _Toc243744411 \h </w:instrText>
+          <w:instrText xml:space="preserve"> PAGEREF _Toc243745060 \h </w:instrText>
         </w:r>
         <w:r>
           <w:rPr>
@@ -4314,7 +4498,7 @@
           <w:rPr>
             <w:webHidden/>
           </w:rPr>
-          <w:t>36</w:t>
+          <w:t>37</w:t>
         </w:r>
         <w:r>
           <w:rPr>
@@ -4336,7 +4520,7 @@
           <w14:ligatures w14:val="standardContextual"/>
         </w:rPr>
       </w:pPr>
-      <w:hyperlink w:anchor="_Toc243744412" w:history="1">
+      <w:hyperlink w:anchor="_Toc243745061" w:history="1">
         <w:r>
           <w:rPr>
             <w:rStyle w:val="Hyperlink"/>
@@ -4359,7 +4543,7 @@
           <w:rPr>
             <w:webHidden/>
           </w:rPr>
-          <w:instrText xml:space="preserve"> PAGEREF _Toc243744412 \h </w:instrText>
+          <w:instrText xml:space="preserve"> PAGEREF _Toc243745061 \h </w:instrText>
         </w:r>
         <w:r>
           <w:rPr>
@@ -4376,7 +4560,7 @@
           <w:rPr>
             <w:webHidden/>
           </w:rPr>
-          <w:t>37</w:t>
+          <w:t>38</w:t>
         </w:r>
         <w:r>
           <w:rPr>
@@ -4398,7 +4582,7 @@
           <w14:ligatures w14:val="standardContextual"/>
         </w:rPr>
       </w:pPr>
-      <w:hyperlink w:anchor="_Toc243744413" w:history="1">
+      <w:hyperlink w:anchor="_Toc243745062" w:history="1">
         <w:r>
           <w:rPr>
             <w:rStyle w:val="Hyperlink"/>
@@ -4421,7 +4605,7 @@
           <w:rPr>
             <w:webHidden/>
           </w:rPr>
-          <w:instrText xml:space="preserve"> PAGEREF _Toc243744413 \h </w:instrText>
+          <w:instrText xml:space="preserve"> PAGEREF _Toc243745062 \h </w:instrText>
         </w:r>
         <w:r>
           <w:rPr>
@@ -4438,7 +4622,7 @@
           <w:rPr>
             <w:webHidden/>
           </w:rPr>
-          <w:t>38</w:t>
+          <w:t>39</w:t>
         </w:r>
         <w:r>
           <w:rPr>
@@ -4462,11 +4646,11 @@
       <w:pPr>
         <w:pStyle w:val="Heading1"/>
       </w:pPr>
-      <w:bookmarkStart w:id="4" w:name="_Toc243744357"/>
+      <w:bookmarkStart w:id="6" w:name="_Toc243745006"/>
       <w:r>
         <w:t>List of Figures</w:t>
       </w:r>
-      <w:bookmarkEnd w:id="4"/>
+      <w:bookmarkEnd w:id="6"/>
     </w:p>
     <w:p>
       <w:pPr>
@@ -4489,7 +4673,7 @@
       <w:r>
         <w:fldChar w:fldCharType="separate"/>
       </w:r>
-      <w:hyperlink w:anchor="_Toc243744414" w:history="1">
+      <w:hyperlink w:anchor="_Toc243745063" w:history="1">
         <w:r>
           <w:rPr>
             <w:rStyle w:val="Hyperlink"/>
@@ -4512,7 +4696,7 @@
           <w:rPr>
             <w:webHidden/>
           </w:rPr>
-          <w:instrText xml:space="preserve"> PAGEREF _Toc243744414 \h </w:instrText>
+          <w:instrText xml:space="preserve"> PAGEREF _Toc243745063 \h </w:instrText>
         </w:r>
         <w:r>
           <w:rPr>
@@ -4529,7 +4713,7 @@
           <w:rPr>
             <w:webHidden/>
           </w:rPr>
-          <w:t>10</w:t>
+          <w:t>11</w:t>
         </w:r>
         <w:r>
           <w:rPr>
@@ -4551,7 +4735,7 @@
           <w14:ligatures w14:val="standardContextual"/>
         </w:rPr>
       </w:pPr>
-      <w:hyperlink w:anchor="_Toc243744415" w:history="1">
+      <w:hyperlink w:anchor="_Toc243745064" w:history="1">
         <w:r>
           <w:rPr>
             <w:rStyle w:val="Hyperlink"/>
@@ -4574,7 +4758,7 @@
           <w:rPr>
             <w:webHidden/>
           </w:rPr>
-          <w:instrText xml:space="preserve"> PAGEREF _Toc243744415 \h </w:instrText>
+          <w:instrText xml:space="preserve"> PAGEREF _Toc243745064 \h </w:instrText>
         </w:r>
         <w:r>
           <w:rPr>
@@ -4591,7 +4775,7 @@
           <w:rPr>
             <w:webHidden/>
           </w:rPr>
-          <w:t>12</w:t>
+          <w:t>13</w:t>
         </w:r>
         <w:r>
           <w:rPr>
@@ -4610,11 +4794,11 @@
       <w:pPr>
         <w:pStyle w:val="Heading1"/>
       </w:pPr>
-      <w:bookmarkStart w:id="5" w:name="_Toc243744358"/>
+      <w:bookmarkStart w:id="7" w:name="_Toc243745007"/>
       <w:r>
         <w:t>List of Tables</w:t>
       </w:r>
-      <w:bookmarkEnd w:id="5"/>
+      <w:bookmarkEnd w:id="7"/>
     </w:p>
     <w:p>
       <w:pPr>
@@ -4637,7 +4821,7 @@
       <w:r>
         <w:fldChar w:fldCharType="separate"/>
       </w:r>
-      <w:hyperlink w:anchor="_Toc243744416" w:history="1">
+      <w:hyperlink w:anchor="_Toc243745065" w:history="1">
         <w:r>
           <w:rPr>
             <w:rStyle w:val="Hyperlink"/>
@@ -4660,7 +4844,7 @@
           <w:rPr>
             <w:webHidden/>
           </w:rPr>
-          <w:instrText xml:space="preserve"> PAGEREF _Toc243744416 \h </w:instrText>
+          <w:instrText xml:space="preserve"> PAGEREF _Toc243745065 \h </w:instrText>
         </w:r>
         <w:r>
           <w:rPr>
@@ -4677,7 +4861,7 @@
           <w:rPr>
             <w:webHidden/>
           </w:rPr>
-          <w:t>viii</w:t>
+          <w:t>x</w:t>
         </w:r>
         <w:r>
           <w:rPr>
@@ -4699,7 +4883,7 @@
           <w14:ligatures w14:val="standardContextual"/>
         </w:rPr>
       </w:pPr>
-      <w:hyperlink w:anchor="_Toc243744417" w:history="1">
+      <w:hyperlink w:anchor="_Toc243745066" w:history="1">
         <w:r>
           <w:rPr>
             <w:rStyle w:val="Hyperlink"/>
@@ -4722,7 +4906,7 @@
           <w:rPr>
             <w:webHidden/>
           </w:rPr>
-          <w:instrText xml:space="preserve"> PAGEREF _Toc243744417 \h </w:instrText>
+          <w:instrText xml:space="preserve"> PAGEREF _Toc243745066 \h </w:instrText>
         </w:r>
         <w:r>
           <w:rPr>
@@ -4739,7 +4923,7 @@
           <w:rPr>
             <w:webHidden/>
           </w:rPr>
-          <w:t>6</w:t>
+          <w:t>7</w:t>
         </w:r>
         <w:r>
           <w:rPr>
@@ -4761,7 +4945,7 @@
           <w14:ligatures w14:val="standardContextual"/>
         </w:rPr>
       </w:pPr>
-      <w:hyperlink w:anchor="_Toc243744418" w:history="1">
+      <w:hyperlink w:anchor="_Toc243745067" w:history="1">
         <w:r>
           <w:rPr>
             <w:rStyle w:val="Hyperlink"/>
@@ -4784,7 +4968,7 @@
           <w:rPr>
             <w:webHidden/>
           </w:rPr>
-          <w:instrText xml:space="preserve"> PAGEREF _Toc243744418 \h </w:instrText>
+          <w:instrText xml:space="preserve"> PAGEREF _Toc243745067 \h </w:instrText>
         </w:r>
         <w:r>
           <w:rPr>
@@ -4801,7 +4985,7 @@
           <w:rPr>
             <w:webHidden/>
           </w:rPr>
-          <w:t>10</w:t>
+          <w:t>11</w:t>
         </w:r>
         <w:r>
           <w:rPr>
@@ -4823,7 +5007,7 @@
           <w14:ligatures w14:val="standardContextual"/>
         </w:rPr>
       </w:pPr>
-      <w:hyperlink w:anchor="_Toc243744419" w:history="1">
+      <w:hyperlink w:anchor="_Toc243745068" w:history="1">
         <w:r>
           <w:rPr>
             <w:rStyle w:val="Hyperlink"/>
@@ -4846,7 +5030,7 @@
           <w:rPr>
             <w:webHidden/>
           </w:rPr>
-          <w:instrText xml:space="preserve"> PAGEREF _Toc243744419 \h </w:instrText>
+          <w:instrText xml:space="preserve"> PAGEREF _Toc243745068 \h </w:instrText>
         </w:r>
         <w:r>
           <w:rPr>
@@ -4863,7 +5047,7 @@
           <w:rPr>
             <w:webHidden/>
           </w:rPr>
-          <w:t>12</w:t>
+          <w:t>13</w:t>
         </w:r>
         <w:r>
           <w:rPr>
@@ -4885,7 +5069,7 @@
           <w14:ligatures w14:val="standardContextual"/>
         </w:rPr>
       </w:pPr>
-      <w:hyperlink w:anchor="_Toc243744420" w:history="1">
+      <w:hyperlink w:anchor="_Toc243745069" w:history="1">
         <w:r>
           <w:rPr>
             <w:rStyle w:val="Hyperlink"/>
@@ -4908,7 +5092,7 @@
           <w:rPr>
             <w:webHidden/>
           </w:rPr>
-          <w:instrText xml:space="preserve"> PAGEREF _Toc243744420 \h </w:instrText>
+          <w:instrText xml:space="preserve"> PAGEREF _Toc243745069 \h </w:instrText>
         </w:r>
         <w:r>
           <w:rPr>
@@ -4925,7 +5109,7 @@
           <w:rPr>
             <w:webHidden/>
           </w:rPr>
-          <w:t>13</w:t>
+          <w:t>14</w:t>
         </w:r>
         <w:r>
           <w:rPr>
@@ -4947,7 +5131,7 @@
           <w14:ligatures w14:val="standardContextual"/>
         </w:rPr>
       </w:pPr>
-      <w:hyperlink w:anchor="_Toc243744421" w:history="1">
+      <w:hyperlink w:anchor="_Toc243745070" w:history="1">
         <w:r>
           <w:rPr>
             <w:rStyle w:val="Hyperlink"/>
@@ -4970,7 +5154,7 @@
           <w:rPr>
             <w:webHidden/>
           </w:rPr>
-          <w:instrText xml:space="preserve"> PAGEREF _Toc243744421 \h </w:instrText>
+          <w:instrText xml:space="preserve"> PAGEREF _Toc243745070 \h </w:instrText>
         </w:r>
         <w:r>
           <w:rPr>
@@ -4987,7 +5171,7 @@
           <w:rPr>
             <w:webHidden/>
           </w:rPr>
-          <w:t>16</w:t>
+          <w:t>17</w:t>
         </w:r>
         <w:r>
           <w:rPr>
@@ -5009,7 +5193,7 @@
           <w14:ligatures w14:val="standardContextual"/>
         </w:rPr>
       </w:pPr>
-      <w:hyperlink w:anchor="_Toc243744422" w:history="1">
+      <w:hyperlink w:anchor="_Toc243745071" w:history="1">
         <w:r>
           <w:rPr>
             <w:rStyle w:val="Hyperlink"/>
@@ -5032,7 +5216,7 @@
           <w:rPr>
             <w:webHidden/>
           </w:rPr>
-          <w:instrText xml:space="preserve"> PAGEREF _Toc243744422 \h </w:instrText>
+          <w:instrText xml:space="preserve"> PAGEREF _Toc243745071 \h </w:instrText>
         </w:r>
         <w:r>
           <w:rPr>
@@ -5049,7 +5233,7 @@
           <w:rPr>
             <w:webHidden/>
           </w:rPr>
-          <w:t>17</w:t>
+          <w:t>18</w:t>
         </w:r>
         <w:r>
           <w:rPr>
@@ -5071,7 +5255,7 @@
           <w14:ligatures w14:val="standardContextual"/>
         </w:rPr>
       </w:pPr>
-      <w:hyperlink w:anchor="_Toc243744423" w:history="1">
+      <w:hyperlink w:anchor="_Toc243745072" w:history="1">
         <w:r>
           <w:rPr>
             <w:rStyle w:val="Hyperlink"/>
@@ -5094,7 +5278,7 @@
           <w:rPr>
             <w:webHidden/>
           </w:rPr>
-          <w:instrText xml:space="preserve"> PAGEREF _Toc243744423 \h </w:instrText>
+          <w:instrText xml:space="preserve"> PAGEREF _Toc243745072 \h </w:instrText>
         </w:r>
         <w:r>
           <w:rPr>
@@ -5111,7 +5295,7 @@
           <w:rPr>
             <w:webHidden/>
           </w:rPr>
-          <w:t>19</w:t>
+          <w:t>20</w:t>
         </w:r>
         <w:r>
           <w:rPr>
@@ -5133,7 +5317,7 @@
           <w14:ligatures w14:val="standardContextual"/>
         </w:rPr>
       </w:pPr>
-      <w:hyperlink w:anchor="_Toc243744424" w:history="1">
+      <w:hyperlink w:anchor="_Toc243745073" w:history="1">
         <w:r>
           <w:rPr>
             <w:rStyle w:val="Hyperlink"/>
@@ -5156,7 +5340,7 @@
           <w:rPr>
             <w:webHidden/>
           </w:rPr>
-          <w:instrText xml:space="preserve"> PAGEREF _Toc243744424 \h </w:instrText>
+          <w:instrText xml:space="preserve"> PAGEREF _Toc243745073 \h </w:instrText>
         </w:r>
         <w:r>
           <w:rPr>
@@ -5173,7 +5357,7 @@
           <w:rPr>
             <w:webHidden/>
           </w:rPr>
-          <w:t>19</w:t>
+          <w:t>20</w:t>
         </w:r>
         <w:r>
           <w:rPr>
@@ -5195,7 +5379,7 @@
           <w14:ligatures w14:val="standardContextual"/>
         </w:rPr>
       </w:pPr>
-      <w:hyperlink w:anchor="_Toc243744425" w:history="1">
+      <w:hyperlink w:anchor="_Toc243745074" w:history="1">
         <w:r>
           <w:rPr>
             <w:rStyle w:val="Hyperlink"/>
@@ -5218,7 +5402,7 @@
           <w:rPr>
             <w:webHidden/>
           </w:rPr>
-          <w:instrText xml:space="preserve"> PAGEREF _Toc243744425 \h </w:instrText>
+          <w:instrText xml:space="preserve"> PAGEREF _Toc243745074 \h </w:instrText>
         </w:r>
         <w:r>
           <w:rPr>
@@ -5235,7 +5419,7 @@
           <w:rPr>
             <w:webHidden/>
           </w:rPr>
-          <w:t>22</w:t>
+          <w:t>23</w:t>
         </w:r>
         <w:r>
           <w:rPr>
@@ -5257,7 +5441,7 @@
           <w14:ligatures w14:val="standardContextual"/>
         </w:rPr>
       </w:pPr>
-      <w:hyperlink w:anchor="_Toc243744426" w:history="1">
+      <w:hyperlink w:anchor="_Toc243745075" w:history="1">
         <w:r>
           <w:rPr>
             <w:rStyle w:val="Hyperlink"/>
@@ -5280,7 +5464,7 @@
           <w:rPr>
             <w:webHidden/>
           </w:rPr>
-          <w:instrText xml:space="preserve"> PAGEREF _Toc243744426 \h </w:instrText>
+          <w:instrText xml:space="preserve"> PAGEREF _Toc243745075 \h </w:instrText>
         </w:r>
         <w:r>
           <w:rPr>
@@ -5297,7 +5481,7 @@
           <w:rPr>
             <w:webHidden/>
           </w:rPr>
-          <w:t>24</w:t>
+          <w:t>25</w:t>
         </w:r>
         <w:r>
           <w:rPr>
@@ -5319,7 +5503,7 @@
           <w14:ligatures w14:val="standardContextual"/>
         </w:rPr>
       </w:pPr>
-      <w:hyperlink w:anchor="_Toc243744427" w:history="1">
+      <w:hyperlink w:anchor="_Toc243745076" w:history="1">
         <w:r>
           <w:rPr>
             <w:rStyle w:val="Hyperlink"/>
@@ -5342,7 +5526,7 @@
           <w:rPr>
             <w:webHidden/>
           </w:rPr>
-          <w:instrText xml:space="preserve"> PAGEREF _Toc243744427 \h </w:instrText>
+          <w:instrText xml:space="preserve"> PAGEREF _Toc243745076 \h </w:instrText>
         </w:r>
         <w:r>
           <w:rPr>
@@ -5359,7 +5543,7 @@
           <w:rPr>
             <w:webHidden/>
           </w:rPr>
-          <w:t>25</w:t>
+          <w:t>26</w:t>
         </w:r>
         <w:r>
           <w:rPr>
@@ -5381,7 +5565,7 @@
           <w14:ligatures w14:val="standardContextual"/>
         </w:rPr>
       </w:pPr>
-      <w:hyperlink w:anchor="_Toc243744428" w:history="1">
+      <w:hyperlink w:anchor="_Toc243745077" w:history="1">
         <w:r>
           <w:rPr>
             <w:rStyle w:val="Hyperlink"/>
@@ -5404,7 +5588,7 @@
           <w:rPr>
             <w:webHidden/>
           </w:rPr>
-          <w:instrText xml:space="preserve"> PAGEREF _Toc243744428 \h </w:instrText>
+          <w:instrText xml:space="preserve"> PAGEREF _Toc243745077 \h </w:instrText>
         </w:r>
         <w:r>
           <w:rPr>
@@ -5421,7 +5605,7 @@
           <w:rPr>
             <w:webHidden/>
           </w:rPr>
-          <w:t>25</w:t>
+          <w:t>26</w:t>
         </w:r>
         <w:r>
           <w:rPr>
@@ -5443,7 +5627,7 @@
           <w14:ligatures w14:val="standardContextual"/>
         </w:rPr>
       </w:pPr>
-      <w:hyperlink w:anchor="_Toc243744429" w:history="1">
+      <w:hyperlink w:anchor="_Toc243745078" w:history="1">
         <w:r>
           <w:rPr>
             <w:rStyle w:val="Hyperlink"/>
@@ -5466,7 +5650,7 @@
           <w:rPr>
             <w:webHidden/>
           </w:rPr>
-          <w:instrText xml:space="preserve"> PAGEREF _Toc243744429 \h </w:instrText>
+          <w:instrText xml:space="preserve"> PAGEREF _Toc243745078 \h </w:instrText>
         </w:r>
         <w:r>
           <w:rPr>
@@ -5483,7 +5667,7 @@
           <w:rPr>
             <w:webHidden/>
           </w:rPr>
-          <w:t>26</w:t>
+          <w:t>27</w:t>
         </w:r>
         <w:r>
           <w:rPr>
@@ -5505,7 +5689,7 @@
           <w14:ligatures w14:val="standardContextual"/>
         </w:rPr>
       </w:pPr>
-      <w:hyperlink w:anchor="_Toc243744430" w:history="1">
+      <w:hyperlink w:anchor="_Toc243745079" w:history="1">
         <w:r>
           <w:rPr>
             <w:rStyle w:val="Hyperlink"/>
@@ -5528,7 +5712,7 @@
           <w:rPr>
             <w:webHidden/>
           </w:rPr>
-          <w:instrText xml:space="preserve"> PAGEREF _Toc243744430 \h </w:instrText>
+          <w:instrText xml:space="preserve"> PAGEREF _Toc243745079 \h </w:instrText>
         </w:r>
         <w:r>
           <w:rPr>
@@ -5545,7 +5729,7 @@
           <w:rPr>
             <w:webHidden/>
           </w:rPr>
-          <w:t>26</w:t>
+          <w:t>27</w:t>
         </w:r>
         <w:r>
           <w:rPr>
@@ -5567,7 +5751,7 @@
           <w14:ligatures w14:val="standardContextual"/>
         </w:rPr>
       </w:pPr>
-      <w:hyperlink w:anchor="_Toc243744431" w:history="1">
+      <w:hyperlink w:anchor="_Toc243745080" w:history="1">
         <w:r>
           <w:rPr>
             <w:rStyle w:val="Hyperlink"/>
@@ -5590,7 +5774,7 @@
           <w:rPr>
             <w:webHidden/>
           </w:rPr>
-          <w:instrText xml:space="preserve"> PAGEREF _Toc243744431 \h </w:instrText>
+          <w:instrText xml:space="preserve"> PAGEREF _Toc243745080 \h </w:instrText>
         </w:r>
         <w:r>
           <w:rPr>
@@ -5607,7 +5791,7 @@
           <w:rPr>
             <w:webHidden/>
           </w:rPr>
-          <w:t>27</w:t>
+          <w:t>28</w:t>
         </w:r>
         <w:r>
           <w:rPr>
@@ -5629,7 +5813,7 @@
           <w14:ligatures w14:val="standardContextual"/>
         </w:rPr>
       </w:pPr>
-      <w:hyperlink w:anchor="_Toc243744432" w:history="1">
+      <w:hyperlink w:anchor="_Toc243745081" w:history="1">
         <w:r>
           <w:rPr>
             <w:rStyle w:val="Hyperlink"/>
@@ -5652,7 +5836,7 @@
           <w:rPr>
             <w:webHidden/>
           </w:rPr>
-          <w:instrText xml:space="preserve"> PAGEREF _Toc243744432 \h </w:instrText>
+          <w:instrText xml:space="preserve"> PAGEREF _Toc243745081 \h </w:instrText>
         </w:r>
         <w:r>
           <w:rPr>
@@ -5669,7 +5853,7 @@
           <w:rPr>
             <w:webHidden/>
           </w:rPr>
-          <w:t>27</w:t>
+          <w:t>28</w:t>
         </w:r>
         <w:r>
           <w:rPr>
@@ -5691,7 +5875,7 @@
           <w14:ligatures w14:val="standardContextual"/>
         </w:rPr>
       </w:pPr>
-      <w:hyperlink w:anchor="_Toc243744433" w:history="1">
+      <w:hyperlink w:anchor="_Toc243745082" w:history="1">
         <w:r>
           <w:rPr>
             <w:rStyle w:val="Hyperlink"/>
@@ -5714,7 +5898,7 @@
           <w:rPr>
             <w:webHidden/>
           </w:rPr>
-          <w:instrText xml:space="preserve"> PAGEREF _Toc243744433 \h </w:instrText>
+          <w:instrText xml:space="preserve"> PAGEREF _Toc243745082 \h </w:instrText>
         </w:r>
         <w:r>
           <w:rPr>
@@ -5731,7 +5915,7 @@
           <w:rPr>
             <w:webHidden/>
           </w:rPr>
-          <w:t>28</w:t>
+          <w:t>29</w:t>
         </w:r>
         <w:r>
           <w:rPr>
@@ -5753,7 +5937,7 @@
           <w14:ligatures w14:val="standardContextual"/>
         </w:rPr>
       </w:pPr>
-      <w:hyperlink w:anchor="_Toc243744434" w:history="1">
+      <w:hyperlink w:anchor="_Toc243745083" w:history="1">
         <w:r>
           <w:rPr>
             <w:rStyle w:val="Hyperlink"/>
@@ -5776,7 +5960,7 @@
           <w:rPr>
             <w:webHidden/>
           </w:rPr>
-          <w:instrText xml:space="preserve"> PAGEREF _Toc243744434 \h </w:instrText>
+          <w:instrText xml:space="preserve"> PAGEREF _Toc243745083 \h </w:instrText>
         </w:r>
         <w:r>
           <w:rPr>
@@ -5793,7 +5977,7 @@
           <w:rPr>
             <w:webHidden/>
           </w:rPr>
-          <w:t>28</w:t>
+          <w:t>29</w:t>
         </w:r>
         <w:r>
           <w:rPr>
@@ -5815,7 +5999,7 @@
           <w14:ligatures w14:val="standardContextual"/>
         </w:rPr>
       </w:pPr>
-      <w:hyperlink w:anchor="_Toc243744435" w:history="1">
+      <w:hyperlink w:anchor="_Toc243745084" w:history="1">
         <w:r>
           <w:rPr>
             <w:rStyle w:val="Hyperlink"/>
@@ -5838,7 +6022,7 @@
           <w:rPr>
             <w:webHidden/>
           </w:rPr>
-          <w:instrText xml:space="preserve"> PAGEREF _Toc243744435 \h </w:instrText>
+          <w:instrText xml:space="preserve"> PAGEREF _Toc243745084 \h </w:instrText>
         </w:r>
         <w:r>
           <w:rPr>
@@ -5855,7 +6039,7 @@
           <w:rPr>
             <w:webHidden/>
           </w:rPr>
-          <w:t>28</w:t>
+          <w:t>29</w:t>
         </w:r>
         <w:r>
           <w:rPr>
@@ -5877,7 +6061,7 @@
           <w14:ligatures w14:val="standardContextual"/>
         </w:rPr>
       </w:pPr>
-      <w:hyperlink w:anchor="_Toc243744436" w:history="1">
+      <w:hyperlink w:anchor="_Toc243745085" w:history="1">
         <w:r>
           <w:rPr>
             <w:rStyle w:val="Hyperlink"/>
@@ -5900,7 +6084,7 @@
           <w:rPr>
             <w:webHidden/>
           </w:rPr>
-          <w:instrText xml:space="preserve"> PAGEREF _Toc243744436 \h </w:instrText>
+          <w:instrText xml:space="preserve"> PAGEREF _Toc243745085 \h </w:instrText>
         </w:r>
         <w:r>
           <w:rPr>
@@ -5917,7 +6101,7 @@
           <w:rPr>
             <w:webHidden/>
           </w:rPr>
-          <w:t>35</w:t>
+          <w:t>36</w:t>
         </w:r>
         <w:r>
           <w:rPr>
@@ -5939,7 +6123,7 @@
           <w14:ligatures w14:val="standardContextual"/>
         </w:rPr>
       </w:pPr>
-      <w:hyperlink w:anchor="_Toc243744437" w:history="1">
+      <w:hyperlink w:anchor="_Toc243745086" w:history="1">
         <w:r>
           <w:rPr>
             <w:rStyle w:val="Hyperlink"/>
@@ -5962,7 +6146,7 @@
           <w:rPr>
             <w:webHidden/>
           </w:rPr>
-          <w:instrText xml:space="preserve"> PAGEREF _Toc243744437 \h </w:instrText>
+          <w:instrText xml:space="preserve"> PAGEREF _Toc243745086 \h </w:instrText>
         </w:r>
         <w:r>
           <w:rPr>
@@ -5979,7 +6163,7 @@
           <w:rPr>
             <w:webHidden/>
           </w:rPr>
-          <w:t>38</w:t>
+          <w:t>39</w:t>
         </w:r>
         <w:r>
           <w:rPr>
@@ -6003,21 +6187,21 @@
       <w:pPr>
         <w:pStyle w:val="Heading1"/>
       </w:pPr>
-      <w:bookmarkStart w:id="6" w:name="_Toc243744359"/>
+      <w:bookmarkStart w:id="8" w:name="_Toc243745008"/>
       <w:r>
         <w:t>List of Symbols and Acronyms</w:t>
       </w:r>
-      <w:bookmarkEnd w:id="6"/>
+      <w:bookmarkEnd w:id="8"/>
     </w:p>
     <w:p>
       <w:pPr>
         <w:pStyle w:val="TableCaption"/>
       </w:pPr>
-      <w:bookmarkStart w:id="7" w:name="_Toc243744416"/>
+      <w:bookmarkStart w:id="9" w:name="_Toc243745065"/>
       <w:r>
         <w:t>Symbols and acronyms</w:t>
       </w:r>
-      <w:bookmarkEnd w:id="7"/>
+      <w:bookmarkEnd w:id="9"/>
     </w:p>
     <w:tbl>
       <w:tblPr>
@@ -6484,21 +6668,21 @@
       <w:pPr>
         <w:pStyle w:val="Heading1"/>
       </w:pPr>
-      <w:bookmarkStart w:id="8" w:name="_Toc243744360"/>
+      <w:bookmarkStart w:id="10" w:name="_Toc243745009"/>
       <w:r>
         <w:t>Chapter 1 Introduction</w:t>
       </w:r>
-      <w:bookmarkEnd w:id="8"/>
+      <w:bookmarkEnd w:id="10"/>
     </w:p>
     <w:p>
       <w:pPr>
         <w:pStyle w:val="Heading2"/>
       </w:pPr>
-      <w:bookmarkStart w:id="9" w:name="_Toc243744361"/>
+      <w:bookmarkStart w:id="11" w:name="_Toc243745010"/>
       <w:r>
         <w:t>1.1 Background</w:t>
       </w:r>
-      <w:bookmarkEnd w:id="9"/>
+      <w:bookmarkEnd w:id="11"/>
     </w:p>
     <w:p>
       <w:r>
@@ -6512,11 +6696,32 @@
       <w:pPr>
         <w:pStyle w:val="Heading2"/>
       </w:pPr>
-      <w:bookmarkStart w:id="10" w:name="_Toc243744362"/>
+      <w:bookmarkStart w:id="12" w:name="_Toc243745011"/>
       <w:r>
         <w:t>1.2 Research Motivation</w:t>
       </w:r>
-      <w:bookmarkEnd w:id="10"/>
+      <w:bookmarkEnd w:id="12"/>
+    </w:p>
+    <w:p>
+      <w:r>
+        <w:t>My motivation for this Praxis comes from my service in Army Cyber. As a Cyber Protection Team (CPT) leader in the Army Reserve, I have conducted traditional and cloud-based hunt missions against adversary activity in defense networks. These experiences, described in my earlier GML Praxis paper, shaped my interest in the gap between the activity that detection tools surface and the evidence that skilled adversaries leave behind. I want this research to support the people responsible for finding and investiga</w:t>
+      </w:r>
+      <w:r>
+        <w:t>ting that activity.</w:t>
+      </w:r>
+    </w:p>
+    <w:p>
+      <w:r>
+        <w:t>The operational audience includes security operations center (SOC) analysts and CPT members hunting advanced persistent threats. Their work depends on interpreting incomplete host and network evidence, prioritizing suspicious activity and deciding where further investigation is warranted. As autonomous AI enters the threat landscape, I want to determine whether observable behavior can provide a reliable indication of how an intrusion is being operated. A useful result would help defenders assess evidence an</w:t>
+      </w:r>
+      <w:r>
+        <w:t>d its uncertainty while avoiding unsupported conclusions based on speed, tool names or isolated events.</w:t>
+      </w:r>
+    </w:p>
+    <w:p>
+      <w:r>
+        <w:t>This Praxis carries forward the purpose of my GML work: connecting academic research with operational cyber defense. Its present focus is human-versus-autonomous-AI classification within controlled APT-like scenarios. It does not claim that operator classification by itself detects every APT, identifies a threat group or supplies a deployment-ready SOC capability. The intended contribution is an evidence-based foundation that SOC analysts and CPTs can evaluate for future hunting and investigative support.</w:t>
+      </w:r>
     </w:p>
     <w:p>
       <w:r>
@@ -6530,11 +6735,11 @@
       <w:pPr>
         <w:pStyle w:val="Heading2"/>
       </w:pPr>
-      <w:bookmarkStart w:id="11" w:name="_Toc243744363"/>
+      <w:bookmarkStart w:id="13" w:name="_Toc243745012"/>
       <w:r>
         <w:t>1.3 Problem Statement</w:t>
       </w:r>
-      <w:bookmarkEnd w:id="11"/>
+      <w:bookmarkEnd w:id="13"/>
     </w:p>
     <w:p>
       <w:r>
@@ -6548,11 +6753,11 @@
       <w:pPr>
         <w:pStyle w:val="Heading2"/>
       </w:pPr>
-      <w:bookmarkStart w:id="12" w:name="_Toc243744364"/>
+      <w:bookmarkStart w:id="14" w:name="_Toc243745013"/>
       <w:r>
         <w:t>1.4 Thesis Statement</w:t>
       </w:r>
-      <w:bookmarkEnd w:id="12"/>
+      <w:bookmarkEnd w:id="14"/>
     </w:p>
     <w:p>
       <w:r>
@@ -6571,11 +6776,11 @@
       <w:pPr>
         <w:pStyle w:val="Heading2"/>
       </w:pPr>
-      <w:bookmarkStart w:id="13" w:name="_Toc243744365"/>
+      <w:bookmarkStart w:id="15" w:name="_Toc243745014"/>
       <w:r>
         <w:t>1.5 Research Objectives</w:t>
       </w:r>
-      <w:bookmarkEnd w:id="13"/>
+      <w:bookmarkEnd w:id="15"/>
     </w:p>
     <w:p>
       <w:r>
@@ -6586,11 +6791,11 @@
       <w:pPr>
         <w:pStyle w:val="Heading2"/>
       </w:pPr>
-      <w:bookmarkStart w:id="14" w:name="_Toc243744366"/>
+      <w:bookmarkStart w:id="16" w:name="_Toc243745015"/>
       <w:r>
         <w:t>1.6 Research Questions and Hypotheses</w:t>
       </w:r>
-      <w:bookmarkEnd w:id="14"/>
+      <w:bookmarkEnd w:id="16"/>
     </w:p>
     <w:p>
       <w:r>
@@ -6631,11 +6836,11 @@
       <w:pPr>
         <w:pStyle w:val="Heading2"/>
       </w:pPr>
-      <w:bookmarkStart w:id="15" w:name="_Toc243744367"/>
+      <w:bookmarkStart w:id="17" w:name="_Toc243745016"/>
       <w:r>
         <w:t>1.7 Scope of Research</w:t>
       </w:r>
-      <w:bookmarkEnd w:id="15"/>
+      <w:bookmarkEnd w:id="17"/>
     </w:p>
     <w:p>
       <w:r>
@@ -6651,11 +6856,11 @@
       <w:pPr>
         <w:pStyle w:val="Heading2"/>
       </w:pPr>
-      <w:bookmarkStart w:id="16" w:name="_Toc243744368"/>
+      <w:bookmarkStart w:id="18" w:name="_Toc243745017"/>
       <w:r>
         <w:t>1.8 Research Limitations</w:t>
       </w:r>
-      <w:bookmarkEnd w:id="16"/>
+      <w:bookmarkEnd w:id="18"/>
     </w:p>
     <w:p>
       <w:r>
@@ -6666,11 +6871,11 @@
       <w:pPr>
         <w:pStyle w:val="Heading2"/>
       </w:pPr>
-      <w:bookmarkStart w:id="17" w:name="_Toc243744369"/>
+      <w:bookmarkStart w:id="19" w:name="_Toc243745018"/>
       <w:r>
         <w:t>1.9 Organization of Praxis</w:t>
       </w:r>
-      <w:bookmarkEnd w:id="17"/>
+      <w:bookmarkEnd w:id="19"/>
     </w:p>
     <w:p>
       <w:r>
@@ -6686,21 +6891,21 @@
       <w:pPr>
         <w:pStyle w:val="Heading1"/>
       </w:pPr>
-      <w:bookmarkStart w:id="18" w:name="_Toc243744370"/>
+      <w:bookmarkStart w:id="20" w:name="_Toc243745019"/>
       <w:r>
         <w:t>Chapter 2 Literature Review</w:t>
       </w:r>
-      <w:bookmarkEnd w:id="18"/>
+      <w:bookmarkEnd w:id="20"/>
     </w:p>
     <w:p>
       <w:pPr>
         <w:pStyle w:val="Heading2"/>
       </w:pPr>
-      <w:bookmarkStart w:id="19" w:name="_Toc243744371"/>
+      <w:bookmarkStart w:id="21" w:name="_Toc243745020"/>
       <w:r>
         <w:t>2.1 Review Method and Evidence Status</w:t>
       </w:r>
-      <w:bookmarkEnd w:id="19"/>
+      <w:bookmarkEnd w:id="21"/>
     </w:p>
     <w:p>
       <w:r>
@@ -6719,11 +6924,11 @@
       <w:pPr>
         <w:pStyle w:val="Heading2"/>
       </w:pPr>
-      <w:bookmarkStart w:id="20" w:name="_Toc243744372"/>
+      <w:bookmarkStart w:id="22" w:name="_Toc243745021"/>
       <w:r>
         <w:t>2.2 Automation Classes and AI Fingerprints</w:t>
       </w:r>
-      <w:bookmarkEnd w:id="20"/>
+      <w:bookmarkEnd w:id="22"/>
     </w:p>
     <w:p>
       <w:r>
@@ -6739,11 +6944,11 @@
       <w:pPr>
         <w:pStyle w:val="Heading2"/>
       </w:pPr>
-      <w:bookmarkStart w:id="21" w:name="_Toc243744373"/>
+      <w:bookmarkStart w:id="23" w:name="_Toc243745022"/>
       <w:r>
         <w:t>2.3 Recent Behavioral and Deception Research</w:t>
       </w:r>
-      <w:bookmarkEnd w:id="21"/>
+      <w:bookmarkEnd w:id="23"/>
     </w:p>
     <w:p>
       <w:r>
@@ -6764,11 +6969,11 @@
       <w:pPr>
         <w:pStyle w:val="Heading2"/>
       </w:pPr>
-      <w:bookmarkStart w:id="22" w:name="_Toc243744374"/>
+      <w:bookmarkStart w:id="24" w:name="_Toc243745023"/>
       <w:r>
         <w:t>2.4 Data and Experimental Infrastructure</w:t>
       </w:r>
-      <w:bookmarkEnd w:id="22"/>
+      <w:bookmarkEnd w:id="24"/>
     </w:p>
     <w:p>
       <w:r>
@@ -6789,11 +6994,11 @@
       <w:pPr>
         <w:pStyle w:val="Heading2"/>
       </w:pPr>
-      <w:bookmarkStart w:id="23" w:name="_Toc243744375"/>
+      <w:bookmarkStart w:id="25" w:name="_Toc243745024"/>
       <w:r>
         <w:t>2.5 Models and Evaluation</w:t>
       </w:r>
-      <w:bookmarkEnd w:id="23"/>
+      <w:bookmarkEnd w:id="25"/>
     </w:p>
     <w:p>
       <w:r>
@@ -6812,11 +7017,11 @@
       <w:pPr>
         <w:pStyle w:val="TableCaption"/>
       </w:pPr>
-      <w:bookmarkStart w:id="24" w:name="_Toc243744417"/>
+      <w:bookmarkStart w:id="26" w:name="_Toc243745066"/>
       <w:r>
         <w:t>Table 2.1 Closest literature and proposed extension</w:t>
       </w:r>
-      <w:bookmarkEnd w:id="24"/>
+      <w:bookmarkEnd w:id="26"/>
     </w:p>
     <w:tbl>
       <w:tblPr>
@@ -7330,11 +7535,11 @@
       <w:pPr>
         <w:pStyle w:val="Heading2"/>
       </w:pPr>
-      <w:bookmarkStart w:id="25" w:name="_Toc243744376"/>
+      <w:bookmarkStart w:id="27" w:name="_Toc243745025"/>
       <w:r>
         <w:t>2.6 Novelty Synthesis</w:t>
       </w:r>
-      <w:bookmarkEnd w:id="25"/>
+      <w:bookmarkEnd w:id="27"/>
     </w:p>
     <w:p>
       <w:r>
@@ -7353,21 +7558,21 @@
       <w:pPr>
         <w:pStyle w:val="Heading1"/>
       </w:pPr>
-      <w:bookmarkStart w:id="26" w:name="_Toc243744377"/>
+      <w:bookmarkStart w:id="28" w:name="_Toc243745026"/>
       <w:r>
         <w:t>Chapter 3 Methodology</w:t>
       </w:r>
-      <w:bookmarkEnd w:id="26"/>
+      <w:bookmarkEnd w:id="28"/>
     </w:p>
     <w:p>
       <w:pPr>
         <w:pStyle w:val="Heading2"/>
       </w:pPr>
-      <w:bookmarkStart w:id="27" w:name="_Toc243744378"/>
+      <w:bookmarkStart w:id="29" w:name="_Toc243745027"/>
       <w:r>
         <w:t>3.1 Design and Data Provenance</w:t>
       </w:r>
-      <w:bookmarkEnd w:id="27"/>
+      <w:bookmarkEnd w:id="29"/>
     </w:p>
     <w:p>
       <w:r>
@@ -7399,11 +7604,11 @@
       <w:pPr>
         <w:pStyle w:val="Heading2"/>
       </w:pPr>
-      <w:bookmarkStart w:id="28" w:name="_Toc243744379"/>
+      <w:bookmarkStart w:id="30" w:name="_Toc243745028"/>
       <w:r>
         <w:t>3.2 AWS Range and External Agent</w:t>
       </w:r>
-      <w:bookmarkEnd w:id="28"/>
+      <w:bookmarkEnd w:id="30"/>
     </w:p>
     <w:p>
       <w:r>
@@ -7481,21 +7686,21 @@
       <w:pPr>
         <w:pStyle w:val="FigureCaption"/>
       </w:pPr>
-      <w:bookmarkStart w:id="29" w:name="_Toc243744414"/>
+      <w:bookmarkStart w:id="31" w:name="_Toc243745063"/>
       <w:r>
         <w:t>Figure 3.1 Proposed collection architecture</w:t>
       </w:r>
-      <w:bookmarkEnd w:id="29"/>
+      <w:bookmarkEnd w:id="31"/>
     </w:p>
     <w:p>
       <w:pPr>
         <w:pStyle w:val="TableCaption"/>
       </w:pPr>
-      <w:bookmarkStart w:id="30" w:name="_Toc243744418"/>
+      <w:bookmarkStart w:id="32" w:name="_Toc243745067"/>
       <w:r>
         <w:t>Table 3.1 Configuration and evidence requirements</w:t>
       </w:r>
-      <w:bookmarkEnd w:id="30"/>
+      <w:bookmarkEnd w:id="32"/>
     </w:p>
     <w:tbl>
       <w:tblPr>
@@ -7949,11 +8154,11 @@
       <w:pPr>
         <w:pStyle w:val="Heading2"/>
       </w:pPr>
-      <w:bookmarkStart w:id="31" w:name="_Toc243744380"/>
+      <w:bookmarkStart w:id="33" w:name="_Toc243745029"/>
       <w:r>
         <w:t>3.2.1 Recorded Configuration and Calibration</w:t>
       </w:r>
-      <w:bookmarkEnd w:id="31"/>
+      <w:bookmarkEnd w:id="33"/>
     </w:p>
     <w:p>
       <w:r>
@@ -7975,11 +8180,11 @@
       <w:pPr>
         <w:pStyle w:val="Heading2"/>
       </w:pPr>
-      <w:bookmarkStart w:id="32" w:name="_Toc243744381"/>
+      <w:bookmarkStart w:id="34" w:name="_Toc243745030"/>
       <w:r>
         <w:t>3.2.2 Development Scenarios and Acceptance Boundary</w:t>
       </w:r>
-      <w:bookmarkEnd w:id="32"/>
+      <w:bookmarkEnd w:id="34"/>
     </w:p>
     <w:p>
       <w:r>
@@ -8001,11 +8206,11 @@
       <w:pPr>
         <w:pStyle w:val="Heading2"/>
       </w:pPr>
-      <w:bookmarkStart w:id="33" w:name="_Toc243744382"/>
+      <w:bookmarkStart w:id="35" w:name="_Toc243745031"/>
       <w:r>
         <w:t>3.3 Graphical Model Representation</w:t>
       </w:r>
-      <w:bookmarkEnd w:id="33"/>
+      <w:bookmarkEnd w:id="35"/>
     </w:p>
     <w:p>
       <w:pPr>
@@ -8057,11 +8262,11 @@
       <w:pPr>
         <w:pStyle w:val="FigureCaption"/>
       </w:pPr>
-      <w:bookmarkStart w:id="34" w:name="_Toc243744415"/>
+      <w:bookmarkStart w:id="36" w:name="_Toc243745064"/>
       <w:r>
         <w:t>Figure 3.2 Graphical model of research in six stages</w:t>
       </w:r>
-      <w:bookmarkEnd w:id="34"/>
+      <w:bookmarkEnd w:id="36"/>
     </w:p>
     <w:p>
       <w:r>
@@ -8077,11 +8282,11 @@
       <w:pPr>
         <w:pStyle w:val="TableCaption"/>
       </w:pPr>
-      <w:bookmarkStart w:id="35" w:name="_Toc243744419"/>
+      <w:bookmarkStart w:id="37" w:name="_Toc243745068"/>
       <w:r>
         <w:t>Table 3.2 GMR alignment with objectives</w:t>
       </w:r>
-      <w:bookmarkEnd w:id="35"/>
+      <w:bookmarkEnd w:id="37"/>
     </w:p>
     <w:tbl>
       <w:tblPr>
@@ -8475,11 +8680,11 @@
       <w:pPr>
         <w:pStyle w:val="Heading2"/>
       </w:pPr>
-      <w:bookmarkStart w:id="36" w:name="_Toc243744383"/>
+      <w:bookmarkStart w:id="38" w:name="_Toc243745032"/>
       <w:r>
         <w:t>3.4 Five Day Collection Protocol</w:t>
       </w:r>
-      <w:bookmarkEnd w:id="36"/>
+      <w:bookmarkEnd w:id="38"/>
     </w:p>
     <w:p>
       <w:r>
@@ -8498,11 +8703,11 @@
       <w:pPr>
         <w:pStyle w:val="TableCaption"/>
       </w:pPr>
-      <w:bookmarkStart w:id="37" w:name="_Toc243744420"/>
+      <w:bookmarkStart w:id="39" w:name="_Toc243745069"/>
       <w:r>
         <w:t>Table 3.3 Five day collection schedule</w:t>
       </w:r>
-      <w:bookmarkEnd w:id="37"/>
+      <w:bookmarkEnd w:id="39"/>
     </w:p>
     <w:tbl>
       <w:tblPr>
@@ -8916,11 +9121,11 @@
       <w:pPr>
         <w:pStyle w:val="Heading2"/>
       </w:pPr>
-      <w:bookmarkStart w:id="38" w:name="_Toc243744384"/>
+      <w:bookmarkStart w:id="40" w:name="_Toc243745033"/>
       <w:r>
         <w:t>3.5 Ground Truth and Validation</w:t>
       </w:r>
-      <w:bookmarkEnd w:id="38"/>
+      <w:bookmarkEnd w:id="40"/>
     </w:p>
     <w:p>
       <w:r>
@@ -8939,11 +9144,11 @@
       <w:pPr>
         <w:pStyle w:val="Heading2"/>
       </w:pPr>
-      <w:bookmarkStart w:id="39" w:name="_Toc243744385"/>
+      <w:bookmarkStart w:id="41" w:name="_Toc243745034"/>
       <w:r>
         <w:t>3.5.1 Evidence Layers and Annotation</w:t>
       </w:r>
-      <w:bookmarkEnd w:id="39"/>
+      <w:bookmarkEnd w:id="41"/>
     </w:p>
     <w:p>
       <w:r>
@@ -8973,11 +9178,11 @@
       <w:pPr>
         <w:pStyle w:val="Heading2"/>
       </w:pPr>
-      <w:bookmarkStart w:id="40" w:name="_Toc243744386"/>
+      <w:bookmarkStart w:id="42" w:name="_Toc243745035"/>
       <w:r>
         <w:t>3.5.2 Isolation and Remaining Development Gates</w:t>
       </w:r>
-      <w:bookmarkEnd w:id="40"/>
+      <w:bookmarkEnd w:id="42"/>
     </w:p>
     <w:p>
       <w:r>
@@ -8999,11 +9204,11 @@
       <w:pPr>
         <w:pStyle w:val="Heading2"/>
       </w:pPr>
-      <w:bookmarkStart w:id="41" w:name="_Toc243744387"/>
+      <w:bookmarkStart w:id="43" w:name="_Toc243745036"/>
       <w:r>
         <w:t>3.6 Exploratory Data Analysis</w:t>
       </w:r>
-      <w:bookmarkEnd w:id="41"/>
+      <w:bookmarkEnd w:id="43"/>
     </w:p>
     <w:p>
       <w:r>
@@ -9024,11 +9229,11 @@
       <w:pPr>
         <w:pStyle w:val="TableCaption"/>
       </w:pPr>
-      <w:bookmarkStart w:id="42" w:name="_Toc243744421"/>
+      <w:bookmarkStart w:id="44" w:name="_Toc243745070"/>
       <w:r>
         <w:t>Table 3.4 EDA outputs</w:t>
       </w:r>
-      <w:bookmarkEnd w:id="42"/>
+      <w:bookmarkEnd w:id="44"/>
     </w:p>
     <w:tbl>
       <w:tblPr>
@@ -9602,11 +9807,11 @@
       <w:pPr>
         <w:pStyle w:val="Heading2"/>
       </w:pPr>
-      <w:bookmarkStart w:id="43" w:name="_Toc243744388"/>
+      <w:bookmarkStart w:id="45" w:name="_Toc243745037"/>
       <w:r>
         <w:t>3.7 Feature Engineering</w:t>
       </w:r>
-      <w:bookmarkEnd w:id="43"/>
+      <w:bookmarkEnd w:id="45"/>
     </w:p>
     <w:p>
       <w:r>
@@ -9622,11 +9827,11 @@
       <w:pPr>
         <w:pStyle w:val="TableCaption"/>
       </w:pPr>
-      <w:bookmarkStart w:id="44" w:name="_Toc243744422"/>
+      <w:bookmarkStart w:id="46" w:name="_Toc243745071"/>
       <w:r>
         <w:t>Table 3.5 Feature dictionary draft</w:t>
       </w:r>
-      <w:bookmarkEnd w:id="44"/>
+      <w:bookmarkEnd w:id="46"/>
     </w:p>
     <w:tbl>
       <w:tblPr>
@@ -10145,11 +10350,11 @@
       <w:pPr>
         <w:pStyle w:val="Heading2"/>
       </w:pPr>
-      <w:bookmarkStart w:id="45" w:name="_Toc243744389"/>
+      <w:bookmarkStart w:id="47" w:name="_Toc243745038"/>
       <w:r>
         <w:t>3.8 Grouped Evaluation and Baselines</w:t>
       </w:r>
-      <w:bookmarkEnd w:id="45"/>
+      <w:bookmarkEnd w:id="47"/>
     </w:p>
     <w:p>
       <w:r>
@@ -10179,11 +10384,11 @@
       <w:pPr>
         <w:pStyle w:val="Heading2"/>
       </w:pPr>
-      <w:bookmarkStart w:id="46" w:name="_Toc243744390"/>
+      <w:bookmarkStart w:id="48" w:name="_Toc243745039"/>
       <w:r>
         <w:t>3.9 How the Classifiers Work</w:t>
       </w:r>
-      <w:bookmarkEnd w:id="46"/>
+      <w:bookmarkEnd w:id="48"/>
     </w:p>
     <w:p>
       <w:r>
@@ -10209,11 +10414,11 @@
       <w:pPr>
         <w:pStyle w:val="TableCaption"/>
       </w:pPr>
-      <w:bookmarkStart w:id="47" w:name="_Toc243744423"/>
+      <w:bookmarkStart w:id="49" w:name="_Toc243745072"/>
       <w:r>
         <w:t>Table 3.6 Tuning specification</w:t>
       </w:r>
-      <w:bookmarkEnd w:id="47"/>
+      <w:bookmarkEnd w:id="49"/>
     </w:p>
     <w:tbl>
       <w:tblPr>
@@ -10667,11 +10872,11 @@
       <w:pPr>
         <w:pStyle w:val="Heading2"/>
       </w:pPr>
-      <w:bookmarkStart w:id="48" w:name="_Toc243744391"/>
+      <w:bookmarkStart w:id="50" w:name="_Toc243745040"/>
       <w:r>
         <w:t>3.10 Equations and Metrics</w:t>
       </w:r>
-      <w:bookmarkEnd w:id="48"/>
+      <w:bookmarkEnd w:id="50"/>
     </w:p>
     <w:p>
       <w:r>
@@ -10682,11 +10887,11 @@
       <w:pPr>
         <w:pStyle w:val="TableCaption"/>
       </w:pPr>
-      <w:bookmarkStart w:id="49" w:name="_Toc243744424"/>
+      <w:bookmarkStart w:id="51" w:name="_Toc243745073"/>
       <w:r>
         <w:t>Table 3.7 Equation register</w:t>
       </w:r>
-      <w:bookmarkEnd w:id="49"/>
+      <w:bookmarkEnd w:id="51"/>
     </w:p>
     <w:tbl>
       <w:tblPr>
@@ -12741,11 +12946,11 @@
       <w:pPr>
         <w:pStyle w:val="Heading2"/>
       </w:pPr>
-      <w:bookmarkStart w:id="50" w:name="_Toc243744392"/>
+      <w:bookmarkStart w:id="52" w:name="_Toc243745041"/>
       <w:r>
         <w:t>3.11 Hypothesis Decision Framework</w:t>
       </w:r>
-      <w:bookmarkEnd w:id="50"/>
+      <w:bookmarkEnd w:id="52"/>
     </w:p>
     <w:p>
       <w:r>
@@ -12769,11 +12974,11 @@
       <w:pPr>
         <w:pStyle w:val="TableCaption"/>
       </w:pPr>
-      <w:bookmarkStart w:id="51" w:name="_Toc243744425"/>
+      <w:bookmarkStart w:id="53" w:name="_Toc243745074"/>
       <w:r>
         <w:t>Table 3.8 Required evidence for success</w:t>
       </w:r>
-      <w:bookmarkEnd w:id="51"/>
+      <w:bookmarkEnd w:id="53"/>
     </w:p>
     <w:tbl>
       <w:tblPr>
@@ -13227,11 +13432,11 @@
       <w:pPr>
         <w:pStyle w:val="Heading2"/>
       </w:pPr>
-      <w:bookmarkStart w:id="52" w:name="_Toc243744393"/>
+      <w:bookmarkStart w:id="54" w:name="_Toc243745042"/>
       <w:r>
         <w:t>3.12 Robustness and Seeding</w:t>
       </w:r>
-      <w:bookmarkEnd w:id="52"/>
+      <w:bookmarkEnd w:id="54"/>
     </w:p>
     <w:p>
       <w:r>
@@ -13260,11 +13465,11 @@
       <w:pPr>
         <w:pStyle w:val="Heading2"/>
       </w:pPr>
-      <w:bookmarkStart w:id="53" w:name="_Toc243744394"/>
+      <w:bookmarkStart w:id="55" w:name="_Toc243745043"/>
       <w:r>
         <w:t>3.13 Governance and Execution Boundaries</w:t>
       </w:r>
-      <w:bookmarkEnd w:id="53"/>
+      <w:bookmarkEnd w:id="55"/>
     </w:p>
     <w:p>
       <w:r>
@@ -13288,21 +13493,21 @@
       <w:pPr>
         <w:pStyle w:val="Heading1"/>
       </w:pPr>
-      <w:bookmarkStart w:id="54" w:name="_Toc243744395"/>
+      <w:bookmarkStart w:id="56" w:name="_Toc243745044"/>
       <w:r>
         <w:t>Chapter 4 Results</w:t>
       </w:r>
-      <w:bookmarkEnd w:id="54"/>
+      <w:bookmarkEnd w:id="56"/>
     </w:p>
     <w:p>
       <w:pPr>
         <w:pStyle w:val="Heading2"/>
       </w:pPr>
-      <w:bookmarkStart w:id="55" w:name="_Toc243744396"/>
+      <w:bookmarkStart w:id="57" w:name="_Toc243745045"/>
       <w:r>
         <w:t>4.1 Evidence Status</w:t>
       </w:r>
-      <w:bookmarkEnd w:id="55"/>
+      <w:bookmarkEnd w:id="57"/>
     </w:p>
     <w:p>
       <w:r>
@@ -13326,11 +13531,11 @@
       <w:pPr>
         <w:pStyle w:val="Heading2"/>
       </w:pPr>
-      <w:bookmarkStart w:id="56" w:name="_Toc243744397"/>
+      <w:bookmarkStart w:id="58" w:name="_Toc243745046"/>
       <w:r>
         <w:t>4.2 Recorded Exploratory Evidence</w:t>
       </w:r>
-      <w:bookmarkEnd w:id="56"/>
+      <w:bookmarkEnd w:id="58"/>
     </w:p>
     <w:p>
       <w:r>
@@ -13341,11 +13546,11 @@
       <w:pPr>
         <w:pStyle w:val="TableCaption"/>
       </w:pPr>
-      <w:bookmarkStart w:id="57" w:name="_Toc243744426"/>
+      <w:bookmarkStart w:id="59" w:name="_Toc243745075"/>
       <w:r>
         <w:t>Table 4.1 Recorded logistic exploratory results</w:t>
       </w:r>
-      <w:bookmarkEnd w:id="57"/>
+      <w:bookmarkEnd w:id="59"/>
     </w:p>
     <w:tbl>
       <w:tblPr>
@@ -13744,21 +13949,21 @@
       <w:pPr>
         <w:pStyle w:val="Heading2"/>
       </w:pPr>
-      <w:bookmarkStart w:id="58" w:name="_Toc243744398"/>
+      <w:bookmarkStart w:id="60" w:name="_Toc243745047"/>
       <w:r>
         <w:t>4.3 Formal Dataset and EDA</w:t>
       </w:r>
-      <w:bookmarkEnd w:id="58"/>
+      <w:bookmarkEnd w:id="60"/>
     </w:p>
     <w:p>
       <w:pPr>
         <w:pStyle w:val="TableCaption"/>
       </w:pPr>
-      <w:bookmarkStart w:id="59" w:name="_Toc243744427"/>
+      <w:bookmarkStart w:id="61" w:name="_Toc243745076"/>
       <w:r>
         <w:t>Table 4.2 Illustrative sample accounting</w:t>
       </w:r>
-      <w:bookmarkEnd w:id="59"/>
+      <w:bookmarkEnd w:id="61"/>
     </w:p>
     <w:tbl>
       <w:tblPr>
@@ -14407,11 +14612,11 @@
       <w:pPr>
         <w:pStyle w:val="TableCaption"/>
       </w:pPr>
-      <w:bookmarkStart w:id="60" w:name="_Toc243744428"/>
+      <w:bookmarkStart w:id="62" w:name="_Toc243745077"/>
       <w:r>
         <w:t>Table 4.3 EDA results awaiting collection</w:t>
       </w:r>
-      <w:bookmarkEnd w:id="60"/>
+      <w:bookmarkEnd w:id="62"/>
     </w:p>
     <w:tbl>
       <w:tblPr>
@@ -15105,21 +15310,21 @@
       <w:pPr>
         <w:pStyle w:val="Heading2"/>
       </w:pPr>
-      <w:bookmarkStart w:id="61" w:name="_Toc243744399"/>
+      <w:bookmarkStart w:id="63" w:name="_Toc243745048"/>
       <w:r>
         <w:t>4.4 Illustrative Model Comparison</w:t>
       </w:r>
-      <w:bookmarkEnd w:id="61"/>
+      <w:bookmarkEnd w:id="63"/>
     </w:p>
     <w:p>
       <w:pPr>
         <w:pStyle w:val="TableCaption"/>
       </w:pPr>
-      <w:bookmarkStart w:id="62" w:name="_Toc243744429"/>
+      <w:bookmarkStart w:id="64" w:name="_Toc243745078"/>
       <w:r>
         <w:t>Table 4.4 Illustrative locked model scores</w:t>
       </w:r>
-      <w:bookmarkEnd w:id="62"/>
+      <w:bookmarkEnd w:id="64"/>
     </w:p>
     <w:tbl>
       <w:tblPr>
@@ -16124,11 +16329,11 @@
       <w:pPr>
         <w:pStyle w:val="TableCaption"/>
       </w:pPr>
-      <w:bookmarkStart w:id="63" w:name="_Toc243744430"/>
+      <w:bookmarkStart w:id="65" w:name="_Toc243745079"/>
       <w:r>
         <w:t>Table 4.5 Illustrative SVM confusion matrix</w:t>
       </w:r>
-      <w:bookmarkEnd w:id="63"/>
+      <w:bookmarkEnd w:id="65"/>
     </w:p>
     <w:tbl>
       <w:tblPr>
@@ -16497,11 +16702,11 @@
       <w:pPr>
         <w:pStyle w:val="TableCaption"/>
       </w:pPr>
-      <w:bookmarkStart w:id="64" w:name="_Toc243744431"/>
+      <w:bookmarkStart w:id="66" w:name="_Toc243745080"/>
       <w:r>
         <w:t>Table 4.6 RQ1 feature ablation results</w:t>
       </w:r>
-      <w:bookmarkEnd w:id="64"/>
+      <w:bookmarkEnd w:id="66"/>
     </w:p>
     <w:tbl>
       <w:tblPr>
@@ -16949,11 +17154,11 @@
       <w:pPr>
         <w:pStyle w:val="TableCaption"/>
       </w:pPr>
-      <w:bookmarkStart w:id="65" w:name="_Toc243744432"/>
+      <w:bookmarkStart w:id="67" w:name="_Toc243745081"/>
       <w:r>
         <w:t>Table 4.7 RQ2 transfer and stability</w:t>
       </w:r>
-      <w:bookmarkEnd w:id="65"/>
+      <w:bookmarkEnd w:id="67"/>
     </w:p>
     <w:tbl>
       <w:tblPr>
@@ -17599,11 +17804,11 @@
       <w:pPr>
         <w:pStyle w:val="TableCaption"/>
       </w:pPr>
-      <w:bookmarkStart w:id="66" w:name="_Toc243744433"/>
+      <w:bookmarkStart w:id="68" w:name="_Toc243745082"/>
       <w:r>
         <w:t>Table 4.8 Illustrative SVM paired differences</w:t>
       </w:r>
-      <w:bookmarkEnd w:id="66"/>
+      <w:bookmarkEnd w:id="68"/>
     </w:p>
     <w:tbl>
       <w:tblPr>
@@ -18054,21 +18259,21 @@
       <w:pPr>
         <w:pStyle w:val="Heading2"/>
       </w:pPr>
-      <w:bookmarkStart w:id="67" w:name="_Toc243744400"/>
+      <w:bookmarkStart w:id="69" w:name="_Toc243745049"/>
       <w:r>
         <w:t>4.5 Robustness Calibration and Cost</w:t>
       </w:r>
-      <w:bookmarkEnd w:id="67"/>
+      <w:bookmarkEnd w:id="69"/>
     </w:p>
     <w:p>
       <w:pPr>
         <w:pStyle w:val="TableCaption"/>
       </w:pPr>
-      <w:bookmarkStart w:id="68" w:name="_Toc243744434"/>
+      <w:bookmarkStart w:id="70" w:name="_Toc243745083"/>
       <w:r>
         <w:t>Table 4.9 Required robustness results</w:t>
       </w:r>
-      <w:bookmarkEnd w:id="68"/>
+      <w:bookmarkEnd w:id="70"/>
     </w:p>
     <w:tbl>
       <w:tblPr>
@@ -18839,11 +19044,11 @@
       <w:pPr>
         <w:pStyle w:val="TableCaption"/>
       </w:pPr>
-      <w:bookmarkStart w:id="69" w:name="_Toc243744435"/>
+      <w:bookmarkStart w:id="71" w:name="_Toc243745084"/>
       <w:r>
         <w:t>Table 4.10 Calibration and resource outputs</w:t>
       </w:r>
-      <w:bookmarkEnd w:id="69"/>
+      <w:bookmarkEnd w:id="71"/>
     </w:p>
     <w:tbl>
       <w:tblPr>
@@ -19252,11 +19457,11 @@
       <w:pPr>
         <w:pStyle w:val="Heading2"/>
       </w:pPr>
-      <w:bookmarkStart w:id="70" w:name="_Toc243744401"/>
+      <w:bookmarkStart w:id="72" w:name="_Toc243745050"/>
       <w:r>
         <w:t>4.6 Hypothesis Status</w:t>
       </w:r>
-      <w:bookmarkEnd w:id="70"/>
+      <w:bookmarkEnd w:id="72"/>
     </w:p>
     <w:p>
       <w:r>
@@ -19272,21 +19477,21 @@
       <w:pPr>
         <w:pStyle w:val="Heading1"/>
       </w:pPr>
-      <w:bookmarkStart w:id="71" w:name="_Toc243744402"/>
+      <w:bookmarkStart w:id="73" w:name="_Toc243745051"/>
       <w:r>
         <w:t>Chapter 5 Discussion and Conclusions</w:t>
       </w:r>
-      <w:bookmarkEnd w:id="71"/>
+      <w:bookmarkEnd w:id="73"/>
     </w:p>
     <w:p>
       <w:pPr>
         <w:pStyle w:val="Heading2"/>
       </w:pPr>
-      <w:bookmarkStart w:id="72" w:name="_Toc243744403"/>
+      <w:bookmarkStart w:id="74" w:name="_Toc243745052"/>
       <w:r>
         <w:t>5.1 Interpretation Framework</w:t>
       </w:r>
-      <w:bookmarkEnd w:id="72"/>
+      <w:bookmarkEnd w:id="74"/>
     </w:p>
     <w:p>
       <w:r>
@@ -19302,11 +19507,11 @@
       <w:pPr>
         <w:pStyle w:val="Heading2"/>
       </w:pPr>
-      <w:bookmarkStart w:id="73" w:name="_Toc243744404"/>
+      <w:bookmarkStart w:id="75" w:name="_Toc243745053"/>
       <w:r>
         <w:t>5.2 Conditional Discussion</w:t>
       </w:r>
-      <w:bookmarkEnd w:id="73"/>
+      <w:bookmarkEnd w:id="75"/>
     </w:p>
     <w:p>
       <w:r>
@@ -19344,11 +19549,11 @@
       <w:pPr>
         <w:pStyle w:val="Heading2"/>
       </w:pPr>
-      <w:bookmarkStart w:id="74" w:name="_Toc243744405"/>
+      <w:bookmarkStart w:id="76" w:name="_Toc243745054"/>
       <w:r>
         <w:t>5.3 Conclusions</w:t>
       </w:r>
-      <w:bookmarkEnd w:id="74"/>
+      <w:bookmarkEnd w:id="76"/>
     </w:p>
     <w:p>
       <w:r>
@@ -19367,11 +19572,11 @@
       <w:pPr>
         <w:pStyle w:val="Heading2"/>
       </w:pPr>
-      <w:bookmarkStart w:id="75" w:name="_Toc243744406"/>
+      <w:bookmarkStart w:id="77" w:name="_Toc243745055"/>
       <w:r>
         <w:t>5.4 Contributions to Knowledge</w:t>
       </w:r>
-      <w:bookmarkEnd w:id="75"/>
+      <w:bookmarkEnd w:id="77"/>
     </w:p>
     <w:p>
       <w:r>
@@ -19384,14 +19589,19 @@
       </w:r>
     </w:p>
     <w:p>
+      <w:r>
+        <w:t>For my Army Cyber motivation, the practical value of this work will be whether its validated features and limitations help SOC analysts and CPT members reason about APT-like activity. Any operational use would require testing in representative environments, review of human false-AI labels and missed AI activity, and integration with existing analyst judgment. The present laboratory study is a step toward that objective; its operational benefit remains to be demonstrated.</w:t>
+      </w:r>
+    </w:p>
+    <w:p>
       <w:pPr>
         <w:pStyle w:val="Heading2"/>
       </w:pPr>
-      <w:bookmarkStart w:id="76" w:name="_Toc243744407"/>
+      <w:bookmarkStart w:id="78" w:name="_Toc243745056"/>
       <w:r>
         <w:t>5.5 Limitations and Future Work</w:t>
       </w:r>
-      <w:bookmarkEnd w:id="76"/>
+      <w:bookmarkEnd w:id="78"/>
     </w:p>
     <w:p>
       <w:r>
@@ -19407,11 +19617,11 @@
       <w:pPr>
         <w:pStyle w:val="Heading2"/>
       </w:pPr>
-      <w:bookmarkStart w:id="77" w:name="_Toc243744408"/>
+      <w:bookmarkStart w:id="79" w:name="_Toc243745057"/>
       <w:r>
         <w:t>5.6 Completion and Publication</w:t>
       </w:r>
-      <w:bookmarkEnd w:id="77"/>
+      <w:bookmarkEnd w:id="79"/>
     </w:p>
     <w:p>
       <w:r>
@@ -19427,11 +19637,11 @@
       <w:pPr>
         <w:pStyle w:val="Heading1"/>
       </w:pPr>
-      <w:bookmarkStart w:id="78" w:name="_Toc243744409"/>
+      <w:bookmarkStart w:id="80" w:name="_Toc243745058"/>
       <w:r>
         <w:t>References</w:t>
       </w:r>
-      <w:bookmarkEnd w:id="78"/>
+      <w:bookmarkEnd w:id="80"/>
     </w:p>
     <w:p>
       <w:pPr>
@@ -20036,21 +20246,21 @@
       <w:pPr>
         <w:pStyle w:val="Heading1"/>
       </w:pPr>
-      <w:bookmarkStart w:id="79" w:name="_Toc243744410"/>
+      <w:bookmarkStart w:id="81" w:name="_Toc243745059"/>
       <w:r>
         <w:t>Appendix A Replacement Register</w:t>
       </w:r>
-      <w:bookmarkEnd w:id="79"/>
+      <w:bookmarkEnd w:id="81"/>
     </w:p>
     <w:p>
       <w:pPr>
         <w:pStyle w:val="TableCaption"/>
       </w:pPr>
-      <w:bookmarkStart w:id="80" w:name="_Toc243744436"/>
+      <w:bookmarkStart w:id="82" w:name="_Toc243745085"/>
       <w:r>
         <w:t>Table A.1 Evidence inputs for revision</w:t>
       </w:r>
-      <w:bookmarkEnd w:id="80"/>
+      <w:bookmarkEnd w:id="82"/>
     </w:p>
     <w:tbl>
       <w:tblPr>
@@ -20754,11 +20964,11 @@
       <w:pPr>
         <w:pStyle w:val="Heading1"/>
       </w:pPr>
-      <w:bookmarkStart w:id="81" w:name="_Toc243744411"/>
+      <w:bookmarkStart w:id="83" w:name="_Toc243745060"/>
       <w:r>
         <w:t>Appendix B Reproducibility Manifest</w:t>
       </w:r>
-      <w:bookmarkEnd w:id="81"/>
+      <w:bookmarkEnd w:id="83"/>
     </w:p>
     <w:p>
       <w:r>
@@ -20784,11 +20994,11 @@
       <w:pPr>
         <w:pStyle w:val="Heading1"/>
       </w:pPr>
-      <w:bookmarkStart w:id="82" w:name="_Toc243744412"/>
+      <w:bookmarkStart w:id="84" w:name="_Toc243745061"/>
       <w:r>
         <w:t>Appendix C Literature Update and Formatting Record</w:t>
       </w:r>
-      <w:bookmarkEnd w:id="82"/>
+      <w:bookmarkEnd w:id="84"/>
     </w:p>
     <w:p>
       <w:r>
@@ -20797,10 +21007,10 @@
     </w:p>
     <w:p>
       <w:r>
-        <w:t>This working paper uses the official 2026 GW online D.Eng. Praxis template as its style source: Letter pages, 1.25-inch left/right margins, 1-inch top/bottom margins, Times New Roman, 1.5 body spacing, roman preliminary pages and Arabic body numbering. Optional dedication/acknowledgments were omitted. The pending certification wording and red draft annotations are deliberate working-paper deviations. They must be replaced by approved information for the submission copy (The George Washington University, 202</w:t>
-      </w:r>
-      <w:r>
-        <w:t>5, 2026, n.d.).</w:t>
+        <w:t>This working paper uses the official 2026 GW online D.Eng. Praxis template as its style source: Letter pages, 1.25-inch left/right margins, 1-inch top/bottom margins, Times New Roman, 1.5 body spacing, roman preliminary pages and Arabic body numbering. The dedication and acknowledgments preserve the author’s personal context from the earlier GML paper, with Dr. Phillip Reed and Austin Welborn added at the author’s request. The pending certification wording and red draft annotations are deliberate working-pa</w:t>
+      </w:r>
+      <w:r>
+        <w:t>per deviations. They must be replaced by approved information for the submission copy (The George Washington University, 2025, 2026, n.d.).</w:t>
       </w:r>
     </w:p>
     <w:p>
@@ -20812,11 +21022,11 @@
       <w:pPr>
         <w:pStyle w:val="Heading1"/>
       </w:pPr>
-      <w:bookmarkStart w:id="83" w:name="_Toc243744413"/>
+      <w:bookmarkStart w:id="85" w:name="_Toc243745062"/>
       <w:r>
         <w:t>Appendix D October 24 Implementation Record</w:t>
       </w:r>
-      <w:bookmarkEnd w:id="83"/>
+      <w:bookmarkEnd w:id="85"/>
     </w:p>
     <w:p>
       <w:r>
@@ -20855,11 +21065,11 @@
       <w:pPr>
         <w:pStyle w:val="TableCaption"/>
       </w:pPr>
-      <w:bookmarkStart w:id="84" w:name="_Toc243744437"/>
+      <w:bookmarkStart w:id="86" w:name="_Toc243745086"/>
       <w:r>
         <w:t>Table D.1 Implementation evidence and unresolved gates</w:t>
       </w:r>
-      <w:bookmarkEnd w:id="84"/>
+      <w:bookmarkEnd w:id="86"/>
     </w:p>
     <w:tbl>
       <w:tblPr>
